--- a/CÔNG TY TNHH YU QUAN/YuQuan_ThanhLapMoi/Điều lệ công ty_DA_DIEN.docx
+++ b/CÔNG TY TNHH YU QUAN/YuQuan_ThanhLapMoi/Điều lệ công ty_DA_DIEN.docx
@@ -274,7 +274,7 @@
           <w:sz w:val="26"/>
           <w:szCs w:val="26"/>
         </w:rPr>
-        <w:t>28/06/2022</w:t>
+        <w:t>08/04/2021</w:t>
       </w:r>
       <w:r>
         <w:rPr>
@@ -2022,7 +2022,7 @@
           <w:sz w:val="26"/>
           <w:szCs w:val="26"/>
         </w:rPr>
-        <w:t>28/06/2022</w:t>
+        <w:t>08/04/2021</w:t>
       </w:r>
     </w:p>
     <w:p>
@@ -3348,8 +3348,10 @@
           <w:sz w:val="26"/>
           <w:szCs w:val="26"/>
         </w:rPr>
-        <w:t>28/06/2022</w:t>
-      </w:r>
+        <w:t>08/04/2021</w:t>
+      </w:r>
+      <w:bookmarkStart w:id="3" w:name="_GoBack"/>
+      <w:bookmarkEnd w:id="3"/>
     </w:p>
     <w:p>
       <w:pPr>
@@ -4187,7 +4189,7 @@
           <w:lang w:val="vi-VN"/>
         </w:rPr>
       </w:pPr>
-      <w:bookmarkStart w:id="3" w:name="_Toc115580063"/>
+      <w:bookmarkStart w:id="4" w:name="_Toc115580063"/>
       <w:r>
         <w:rPr>
           <w:color w:val="000000"/>
@@ -4384,7 +4386,7 @@
         </w:rPr>
         <w:t xml:space="preserve"> và Điều lệ công ty</w:t>
       </w:r>
-      <w:bookmarkEnd w:id="3"/>
+      <w:bookmarkEnd w:id="4"/>
       <w:r>
         <w:rPr>
           <w:color w:val="000000"/>
@@ -4523,7 +4525,7 @@
           <w:lang w:val="vi-VN"/>
         </w:rPr>
       </w:pPr>
-      <w:bookmarkStart w:id="4" w:name="_Hlk60645860"/>
+      <w:bookmarkStart w:id="5" w:name="_Hlk60645860"/>
       <w:r>
         <w:rPr>
           <w:color w:val="000000"/>
@@ -5605,7 +5607,7 @@
           <w:lang w:val="vi-VN"/>
         </w:rPr>
       </w:pPr>
-      <w:bookmarkStart w:id="5" w:name="_Toc115580070"/>
+      <w:bookmarkStart w:id="6" w:name="_Toc115580070"/>
       <w:r>
         <w:rPr>
           <w:color w:val="000000"/>
@@ -5714,7 +5716,7 @@
         </w:rPr>
         <w:t>có thể do chủ sở hữu công ty chi trả trực tiếp theo quy định.</w:t>
       </w:r>
-      <w:bookmarkEnd w:id="5"/>
+      <w:bookmarkEnd w:id="6"/>
     </w:p>
     <w:p>
       <w:pPr>
@@ -5841,8 +5843,8 @@
           <w:lang w:val="vi-VN"/>
         </w:rPr>
       </w:pPr>
-      <w:bookmarkStart w:id="6" w:name="_Hlk60645937"/>
-      <w:bookmarkEnd w:id="4"/>
+      <w:bookmarkStart w:id="7" w:name="_Hlk60645937"/>
+      <w:bookmarkEnd w:id="5"/>
       <w:r>
         <w:rPr>
           <w:rFonts w:ascii="Times New Roman" w:hAnsi="Times New Roman"/>
@@ -6431,7 +6433,7 @@
         </w:rPr>
         <w:t xml:space="preserve">. </w:t>
       </w:r>
-      <w:bookmarkStart w:id="7" w:name="_Toc115580161"/>
+      <w:bookmarkStart w:id="8" w:name="_Toc115580161"/>
       <w:r>
         <w:rPr>
           <w:rFonts w:ascii="Times New Roman" w:hAnsi="Times New Roman"/>
@@ -6446,7 +6448,7 @@
         </w:rPr>
         <w:t> </w:t>
       </w:r>
-      <w:bookmarkEnd w:id="7"/>
+      <w:bookmarkEnd w:id="8"/>
       <w:r>
         <w:rPr>
           <w:rFonts w:ascii="Times New Roman" w:hAnsi="Times New Roman"/>
@@ -6614,7 +6616,7 @@
           <w:lang w:val="vi-VN"/>
         </w:rPr>
       </w:pPr>
-      <w:bookmarkStart w:id="8" w:name="_Hlk60645556"/>
+      <w:bookmarkStart w:id="9" w:name="_Hlk60645556"/>
       <w:r>
         <w:rPr>
           <w:sz w:val="26"/>
@@ -6980,7 +6982,7 @@
         </w:rPr>
       </w:pPr>
     </w:p>
-    <w:bookmarkEnd w:id="8"/>
+    <w:bookmarkEnd w:id="9"/>
     <w:p>
       <w:pPr>
         <w:pStyle w:val="Heading3"/>
@@ -7435,7 +7437,7 @@
         </w:rPr>
         <w:t xml:space="preserve">Những vấn đề liên quan đến hoạt động của Công ty không được nêu trong Bản Điều lệ này sẽ do Luật Doanh nghiệp và các văn bản pháp luật liên quan khác điều chỉnh. </w:t>
       </w:r>
-      <w:bookmarkEnd w:id="6"/>
+      <w:bookmarkEnd w:id="7"/>
     </w:p>
     <w:p>
       <w:pPr>
@@ -7729,8 +7731,6 @@
         </w:rPr>
         <w:t>ngày 17 tháng 7 năm 2026</w:t>
       </w:r>
-      <w:bookmarkStart w:id="9" w:name="_GoBack"/>
-      <w:bookmarkEnd w:id="9"/>
       <w:r>
         <w:rPr>
           <w:sz w:val="26"/>
@@ -7914,7 +7914,7 @@
       <w:rPr>
         <w:noProof/>
       </w:rPr>
-      <w:t>10</w:t>
+      <w:t>6</w:t>
     </w:r>
     <w:r>
       <w:rPr>

--- a/CÔNG TY TNHH YU QUAN/YuQuan_ThanhLapMoi/Điều lệ công ty_DA_DIEN.docx
+++ b/CÔNG TY TNHH YU QUAN/YuQuan_ThanhLapMoi/Điều lệ công ty_DA_DIEN.docx
@@ -47,89 +47,8 @@
           <w:szCs w:val="26"/>
         </w:rPr>
         <w:br/>
-      </w:r>
-      <w:proofErr w:type="spellStart"/>
-      <w:r>
-        <w:rPr>
-          <w:b/>
-          <w:sz w:val="26"/>
-          <w:szCs w:val="26"/>
-        </w:rPr>
-        <w:t>Độc</w:t>
-      </w:r>
-      <w:proofErr w:type="spellEnd"/>
-      <w:r>
-        <w:rPr>
-          <w:b/>
-          <w:sz w:val="26"/>
-          <w:szCs w:val="26"/>
-        </w:rPr>
-        <w:t xml:space="preserve"> </w:t>
-      </w:r>
-      <w:proofErr w:type="spellStart"/>
-      <w:r>
-        <w:rPr>
-          <w:b/>
-          <w:sz w:val="26"/>
-          <w:szCs w:val="26"/>
-        </w:rPr>
-        <w:t>lập</w:t>
-      </w:r>
-      <w:proofErr w:type="spellEnd"/>
-      <w:r>
-        <w:rPr>
-          <w:b/>
-          <w:sz w:val="26"/>
-          <w:szCs w:val="26"/>
-        </w:rPr>
-        <w:t xml:space="preserve"> – </w:t>
-      </w:r>
-      <w:proofErr w:type="spellStart"/>
-      <w:r>
-        <w:rPr>
-          <w:b/>
-          <w:sz w:val="26"/>
-          <w:szCs w:val="26"/>
-        </w:rPr>
-        <w:t>Tự</w:t>
-      </w:r>
-      <w:proofErr w:type="spellEnd"/>
-      <w:r>
-        <w:rPr>
-          <w:b/>
-          <w:sz w:val="26"/>
-          <w:szCs w:val="26"/>
-        </w:rPr>
-        <w:t xml:space="preserve"> do – </w:t>
-      </w:r>
-      <w:proofErr w:type="spellStart"/>
-      <w:r>
-        <w:rPr>
-          <w:b/>
-          <w:sz w:val="26"/>
-          <w:szCs w:val="26"/>
-        </w:rPr>
-        <w:t>Hạnh</w:t>
-      </w:r>
-      <w:proofErr w:type="spellEnd"/>
-      <w:r>
-        <w:rPr>
-          <w:b/>
-          <w:sz w:val="26"/>
-          <w:szCs w:val="26"/>
-        </w:rPr>
-        <w:t xml:space="preserve"> </w:t>
-      </w:r>
-      <w:proofErr w:type="spellStart"/>
-      <w:r>
-        <w:rPr>
-          <w:b/>
-          <w:sz w:val="26"/>
-          <w:szCs w:val="26"/>
-        </w:rPr>
-        <w:t>phúc</w:t>
-      </w:r>
-      <w:proofErr w:type="spellEnd"/>
+        <w:t>Độc lập – Tự do – Hạnh phúc</w:t>
+      </w:r>
     </w:p>
     <w:p>
       <w:pPr>
@@ -552,19 +471,11 @@
           <w:rFonts w:ascii="Times New Roman" w:hAnsi="Times New Roman"/>
         </w:rPr>
       </w:pPr>
-      <w:proofErr w:type="spellStart"/>
-      <w:r>
-        <w:rPr>
-          <w:rFonts w:ascii="Times New Roman" w:hAnsi="Times New Roman"/>
-        </w:rPr>
-        <w:t>Chương</w:t>
-      </w:r>
-      <w:proofErr w:type="spellEnd"/>
-      <w:r>
-        <w:rPr>
-          <w:rFonts w:ascii="Times New Roman" w:hAnsi="Times New Roman"/>
-        </w:rPr>
-        <w:t xml:space="preserve"> I</w:t>
+      <w:r>
+        <w:rPr>
+          <w:rFonts w:ascii="Times New Roman" w:hAnsi="Times New Roman"/>
+        </w:rPr>
+        <w:t>Chương I</w:t>
       </w:r>
     </w:p>
     <w:p>
@@ -598,19 +509,11 @@
           <w:lang w:val="en-US"/>
         </w:rPr>
       </w:pPr>
-      <w:proofErr w:type="spellStart"/>
-      <w:r>
-        <w:rPr>
-          <w:rFonts w:ascii="Times New Roman" w:hAnsi="Times New Roman"/>
-        </w:rPr>
-        <w:t>Điều</w:t>
-      </w:r>
-      <w:proofErr w:type="spellEnd"/>
-      <w:r>
-        <w:rPr>
-          <w:rFonts w:ascii="Times New Roman" w:hAnsi="Times New Roman"/>
-        </w:rPr>
-        <w:t xml:space="preserve"> 1. </w:t>
+      <w:r>
+        <w:rPr>
+          <w:rFonts w:ascii="Times New Roman" w:hAnsi="Times New Roman"/>
+        </w:rPr>
+        <w:t xml:space="preserve">Điều 1. </w:t>
       </w:r>
       <w:r>
         <w:rPr>
@@ -626,106 +529,19 @@
         </w:rPr>
         <w:t>, p</w:t>
       </w:r>
-      <w:proofErr w:type="spellStart"/>
-      <w:r>
-        <w:rPr>
-          <w:rFonts w:ascii="Times New Roman" w:hAnsi="Times New Roman"/>
-        </w:rPr>
-        <w:t>hạm</w:t>
-      </w:r>
-      <w:proofErr w:type="spellEnd"/>
-      <w:r>
-        <w:rPr>
-          <w:rFonts w:ascii="Times New Roman" w:hAnsi="Times New Roman"/>
-        </w:rPr>
-        <w:t xml:space="preserve"> vi </w:t>
-      </w:r>
-      <w:proofErr w:type="spellStart"/>
-      <w:r>
-        <w:rPr>
-          <w:rFonts w:ascii="Times New Roman" w:hAnsi="Times New Roman"/>
-        </w:rPr>
-        <w:t>trách</w:t>
-      </w:r>
-      <w:proofErr w:type="spellEnd"/>
-      <w:r>
-        <w:rPr>
-          <w:rFonts w:ascii="Times New Roman" w:hAnsi="Times New Roman"/>
-        </w:rPr>
-        <w:t xml:space="preserve"> </w:t>
-      </w:r>
-      <w:proofErr w:type="spellStart"/>
-      <w:r>
-        <w:rPr>
-          <w:rFonts w:ascii="Times New Roman" w:hAnsi="Times New Roman"/>
-        </w:rPr>
-        <w:t>nhiệm</w:t>
-      </w:r>
-      <w:proofErr w:type="spellEnd"/>
+      <w:r>
+        <w:rPr>
+          <w:rFonts w:ascii="Times New Roman" w:hAnsi="Times New Roman"/>
+        </w:rPr>
+        <w:t>hạm vi trách nhiệm</w:t>
+      </w:r>
       <w:r>
         <w:rPr>
           <w:rFonts w:ascii="Times New Roman" w:hAnsi="Times New Roman"/>
           <w:lang w:val="en-US"/>
         </w:rPr>
-        <w:t xml:space="preserve">, </w:t>
-      </w:r>
-      <w:proofErr w:type="spellStart"/>
-      <w:r>
-        <w:rPr>
-          <w:rFonts w:ascii="Times New Roman" w:hAnsi="Times New Roman"/>
-          <w:lang w:val="en-US"/>
-        </w:rPr>
-        <w:t>thời</w:t>
-      </w:r>
-      <w:proofErr w:type="spellEnd"/>
-      <w:r>
-        <w:rPr>
-          <w:rFonts w:ascii="Times New Roman" w:hAnsi="Times New Roman"/>
-          <w:lang w:val="en-US"/>
-        </w:rPr>
-        <w:t xml:space="preserve"> </w:t>
-      </w:r>
-      <w:proofErr w:type="spellStart"/>
-      <w:r>
-        <w:rPr>
-          <w:rFonts w:ascii="Times New Roman" w:hAnsi="Times New Roman"/>
-          <w:lang w:val="en-US"/>
-        </w:rPr>
-        <w:t>hạn</w:t>
-      </w:r>
-      <w:proofErr w:type="spellEnd"/>
-      <w:r>
-        <w:rPr>
-          <w:rFonts w:ascii="Times New Roman" w:hAnsi="Times New Roman"/>
-          <w:lang w:val="en-US"/>
-        </w:rPr>
-        <w:t xml:space="preserve"> </w:t>
-      </w:r>
-      <w:proofErr w:type="spellStart"/>
-      <w:r>
-        <w:rPr>
-          <w:rFonts w:ascii="Times New Roman" w:hAnsi="Times New Roman"/>
-          <w:lang w:val="en-US"/>
-        </w:rPr>
-        <w:t>hoạt</w:t>
-      </w:r>
-      <w:proofErr w:type="spellEnd"/>
-      <w:r>
-        <w:rPr>
-          <w:rFonts w:ascii="Times New Roman" w:hAnsi="Times New Roman"/>
-          <w:lang w:val="en-US"/>
-        </w:rPr>
-        <w:t xml:space="preserve"> </w:t>
-      </w:r>
-      <w:proofErr w:type="spellStart"/>
-      <w:r>
-        <w:rPr>
-          <w:rFonts w:ascii="Times New Roman" w:hAnsi="Times New Roman"/>
-          <w:lang w:val="en-US"/>
-        </w:rPr>
-        <w:t>động</w:t>
-      </w:r>
-      <w:proofErr w:type="spellEnd"/>
+        <w:t>, thời hạn hoạt động</w:t>
+      </w:r>
     </w:p>
     <w:p>
       <w:pPr>
@@ -842,42 +658,12 @@
           <w:rFonts w:ascii="Times New Roman" w:hAnsi="Times New Roman"/>
         </w:rPr>
       </w:pPr>
-      <w:proofErr w:type="spellStart"/>
-      <w:r>
-        <w:rPr>
-          <w:rFonts w:ascii="Times New Roman" w:hAnsi="Times New Roman"/>
-        </w:rPr>
-        <w:t>Điều</w:t>
-      </w:r>
-      <w:proofErr w:type="spellEnd"/>
-      <w:r>
-        <w:rPr>
-          <w:rFonts w:ascii="Times New Roman" w:hAnsi="Times New Roman"/>
-        </w:rPr>
-        <w:t xml:space="preserve"> 2. </w:t>
-      </w:r>
-      <w:proofErr w:type="spellStart"/>
-      <w:r>
-        <w:rPr>
-          <w:rFonts w:ascii="Times New Roman" w:hAnsi="Times New Roman"/>
-        </w:rPr>
-        <w:t>Tên</w:t>
-      </w:r>
-      <w:proofErr w:type="spellEnd"/>
-      <w:r>
-        <w:rPr>
-          <w:rFonts w:ascii="Times New Roman" w:hAnsi="Times New Roman"/>
-        </w:rPr>
-        <w:t xml:space="preserve"> Doanh </w:t>
-      </w:r>
-      <w:proofErr w:type="spellStart"/>
-      <w:r>
-        <w:rPr>
-          <w:rFonts w:ascii="Times New Roman" w:hAnsi="Times New Roman"/>
-        </w:rPr>
-        <w:t>nghiệp</w:t>
-      </w:r>
-      <w:proofErr w:type="spellEnd"/>
+      <w:r>
+        <w:rPr>
+          <w:rFonts w:ascii="Times New Roman" w:hAnsi="Times New Roman"/>
+        </w:rPr>
+        <w:t>Điều 2. Tên Doanh nghiệp</w:t>
+      </w:r>
     </w:p>
     <w:p>
       <w:pPr>
@@ -892,95 +678,13 @@
           <w:lang w:eastAsia="zh-CN"/>
         </w:rPr>
       </w:pPr>
-      <w:proofErr w:type="spellStart"/>
       <w:r>
         <w:rPr>
           <w:sz w:val="26"/>
           <w:szCs w:val="26"/>
           <w:lang w:eastAsia="zh-CN"/>
         </w:rPr>
-        <w:t>Tên</w:t>
-      </w:r>
-      <w:proofErr w:type="spellEnd"/>
-      <w:r>
-        <w:rPr>
-          <w:sz w:val="26"/>
-          <w:szCs w:val="26"/>
-          <w:lang w:eastAsia="zh-CN"/>
-        </w:rPr>
-        <w:t xml:space="preserve"> </w:t>
-      </w:r>
-      <w:proofErr w:type="spellStart"/>
-      <w:r>
-        <w:rPr>
-          <w:sz w:val="26"/>
-          <w:szCs w:val="26"/>
-          <w:lang w:eastAsia="zh-CN"/>
-        </w:rPr>
-        <w:t>công</w:t>
-      </w:r>
-      <w:proofErr w:type="spellEnd"/>
-      <w:r>
-        <w:rPr>
-          <w:sz w:val="26"/>
-          <w:szCs w:val="26"/>
-          <w:lang w:eastAsia="zh-CN"/>
-        </w:rPr>
-        <w:t xml:space="preserve"> ty </w:t>
-      </w:r>
-      <w:proofErr w:type="spellStart"/>
-      <w:r>
-        <w:rPr>
-          <w:sz w:val="26"/>
-          <w:szCs w:val="26"/>
-          <w:lang w:eastAsia="zh-CN"/>
-        </w:rPr>
-        <w:t>viết</w:t>
-      </w:r>
-      <w:proofErr w:type="spellEnd"/>
-      <w:r>
-        <w:rPr>
-          <w:sz w:val="26"/>
-          <w:szCs w:val="26"/>
-          <w:lang w:eastAsia="zh-CN"/>
-        </w:rPr>
-        <w:t xml:space="preserve"> </w:t>
-      </w:r>
-      <w:proofErr w:type="spellStart"/>
-      <w:r>
-        <w:rPr>
-          <w:sz w:val="26"/>
-          <w:szCs w:val="26"/>
-          <w:lang w:eastAsia="zh-CN"/>
-        </w:rPr>
-        <w:t>bằng</w:t>
-      </w:r>
-      <w:proofErr w:type="spellEnd"/>
-      <w:r>
-        <w:rPr>
-          <w:sz w:val="26"/>
-          <w:szCs w:val="26"/>
-          <w:lang w:eastAsia="zh-CN"/>
-        </w:rPr>
-        <w:t xml:space="preserve"> </w:t>
-      </w:r>
-      <w:proofErr w:type="spellStart"/>
-      <w:r>
-        <w:rPr>
-          <w:sz w:val="26"/>
-          <w:szCs w:val="26"/>
-          <w:lang w:eastAsia="zh-CN"/>
-        </w:rPr>
-        <w:t>tiếng</w:t>
-      </w:r>
-      <w:proofErr w:type="spellEnd"/>
-      <w:r>
-        <w:rPr>
-          <w:sz w:val="26"/>
-          <w:szCs w:val="26"/>
-          <w:lang w:eastAsia="zh-CN"/>
-        </w:rPr>
-        <w:t xml:space="preserve"> Việt</w:t>
+        <w:t>Tên công ty viết bằng tiếng Việt</w:t>
       </w:r>
       <w:r>
         <w:rPr>
@@ -1046,7 +750,6 @@
                 <w:szCs w:val="26"/>
               </w:rPr>
             </w:pPr>
-            <w:proofErr w:type="spellStart"/>
             <w:r>
               <w:rPr>
                 <w:sz w:val="26"/>
@@ -1054,117 +757,8 @@
                 <w:lang w:eastAsia="zh-CN"/>
               </w:rPr>
               <w:lastRenderedPageBreak/>
-              <w:t>Tên</w:t>
+              <w:t>Tên công ty viết bằng tiếng nước ngoài</w:t>
             </w:r>
-            <w:proofErr w:type="spellEnd"/>
-            <w:r>
-              <w:rPr>
-                <w:sz w:val="26"/>
-                <w:szCs w:val="26"/>
-                <w:lang w:eastAsia="zh-CN"/>
-              </w:rPr>
-              <w:t xml:space="preserve"> </w:t>
-            </w:r>
-            <w:proofErr w:type="spellStart"/>
-            <w:r>
-              <w:rPr>
-                <w:sz w:val="26"/>
-                <w:szCs w:val="26"/>
-                <w:lang w:eastAsia="zh-CN"/>
-              </w:rPr>
-              <w:t>công</w:t>
-            </w:r>
-            <w:proofErr w:type="spellEnd"/>
-            <w:r>
-              <w:rPr>
-                <w:sz w:val="26"/>
-                <w:szCs w:val="26"/>
-                <w:lang w:eastAsia="zh-CN"/>
-              </w:rPr>
-              <w:t xml:space="preserve"> ty </w:t>
-            </w:r>
-            <w:proofErr w:type="spellStart"/>
-            <w:r>
-              <w:rPr>
-                <w:sz w:val="26"/>
-                <w:szCs w:val="26"/>
-                <w:lang w:eastAsia="zh-CN"/>
-              </w:rPr>
-              <w:t>viết</w:t>
-            </w:r>
-            <w:proofErr w:type="spellEnd"/>
-            <w:r>
-              <w:rPr>
-                <w:sz w:val="26"/>
-                <w:szCs w:val="26"/>
-                <w:lang w:eastAsia="zh-CN"/>
-              </w:rPr>
-              <w:t xml:space="preserve"> </w:t>
-            </w:r>
-            <w:proofErr w:type="spellStart"/>
-            <w:r>
-              <w:rPr>
-                <w:sz w:val="26"/>
-                <w:szCs w:val="26"/>
-                <w:lang w:eastAsia="zh-CN"/>
-              </w:rPr>
-              <w:t>bằng</w:t>
-            </w:r>
-            <w:proofErr w:type="spellEnd"/>
-            <w:r>
-              <w:rPr>
-                <w:sz w:val="26"/>
-                <w:szCs w:val="26"/>
-                <w:lang w:eastAsia="zh-CN"/>
-              </w:rPr>
-              <w:t xml:space="preserve"> </w:t>
-            </w:r>
-            <w:proofErr w:type="spellStart"/>
-            <w:r>
-              <w:rPr>
-                <w:sz w:val="26"/>
-                <w:szCs w:val="26"/>
-                <w:lang w:eastAsia="zh-CN"/>
-              </w:rPr>
-              <w:t>tiếng</w:t>
-            </w:r>
-            <w:proofErr w:type="spellEnd"/>
-            <w:r>
-              <w:rPr>
-                <w:sz w:val="26"/>
-                <w:szCs w:val="26"/>
-                <w:lang w:eastAsia="zh-CN"/>
-              </w:rPr>
-              <w:t xml:space="preserve"> </w:t>
-            </w:r>
-            <w:proofErr w:type="spellStart"/>
-            <w:r>
-              <w:rPr>
-                <w:sz w:val="26"/>
-                <w:szCs w:val="26"/>
-                <w:lang w:eastAsia="zh-CN"/>
-              </w:rPr>
-              <w:t>nước</w:t>
-            </w:r>
-            <w:proofErr w:type="spellEnd"/>
-            <w:r>
-              <w:rPr>
-                <w:sz w:val="26"/>
-                <w:szCs w:val="26"/>
-                <w:lang w:eastAsia="zh-CN"/>
-              </w:rPr>
-              <w:t xml:space="preserve"> </w:t>
-            </w:r>
-            <w:proofErr w:type="spellStart"/>
-            <w:r>
-              <w:rPr>
-                <w:sz w:val="26"/>
-                <w:szCs w:val="26"/>
-                <w:lang w:eastAsia="zh-CN"/>
-              </w:rPr>
-              <w:t>ngoài</w:t>
-            </w:r>
-            <w:proofErr w:type="spellEnd"/>
             <w:r>
               <w:rPr>
                 <w:sz w:val="26"/>
@@ -1255,102 +849,46 @@
           <w:lang w:eastAsia="zh-CN"/>
         </w:rPr>
       </w:pPr>
-      <w:proofErr w:type="spellStart"/>
       <w:r>
         <w:rPr>
           <w:sz w:val="26"/>
           <w:szCs w:val="26"/>
           <w:lang w:eastAsia="zh-CN"/>
         </w:rPr>
-        <w:t>Tên</w:t>
-      </w:r>
-      <w:proofErr w:type="spellEnd"/>
+        <w:t>Tên công ty viết tắt</w:t>
+      </w:r>
       <w:r>
         <w:rPr>
           <w:sz w:val="26"/>
           <w:szCs w:val="26"/>
           <w:lang w:eastAsia="zh-CN"/>
         </w:rPr>
-        <w:t xml:space="preserve"> </w:t>
-      </w:r>
-      <w:proofErr w:type="spellStart"/>
-      <w:r>
-        <w:rPr>
+        <w:t xml:space="preserve">: </w:t>
+      </w:r>
+      <w:r>
+        <w:rPr>
+          <w:b/>
           <w:sz w:val="26"/>
           <w:szCs w:val="26"/>
           <w:lang w:eastAsia="zh-CN"/>
         </w:rPr>
-        <w:t>công</w:t>
-      </w:r>
-      <w:proofErr w:type="spellEnd"/>
-      <w:r>
-        <w:rPr>
+        <w:t>YU QUAN CO., LTD</w:t>
+      </w:r>
+    </w:p>
+    <w:p>
+      <w:pPr>
+        <w:tabs>
+          <w:tab w:val="left" w:leader="dot" w:pos="9072"/>
+        </w:tabs>
+        <w:spacing w:line="240" w:lineRule="auto"/>
+        <w:ind w:firstLine="360"/>
+        <w:rPr>
+          <w:b/>
+          <w:bCs/>
           <w:sz w:val="26"/>
           <w:szCs w:val="26"/>
           <w:lang w:eastAsia="zh-CN"/>
         </w:rPr>
-        <w:t xml:space="preserve"> ty </w:t>
-      </w:r>
-      <w:proofErr w:type="spellStart"/>
-      <w:r>
-        <w:rPr>
-          <w:sz w:val="26"/>
-          <w:szCs w:val="26"/>
-          <w:lang w:eastAsia="zh-CN"/>
-        </w:rPr>
-        <w:t>viết</w:t>
-      </w:r>
-      <w:proofErr w:type="spellEnd"/>
-      <w:r>
-        <w:rPr>
-          <w:sz w:val="26"/>
-          <w:szCs w:val="26"/>
-          <w:lang w:eastAsia="zh-CN"/>
-        </w:rPr>
-        <w:t xml:space="preserve"> </w:t>
-      </w:r>
-      <w:proofErr w:type="spellStart"/>
-      <w:r>
-        <w:rPr>
-          <w:sz w:val="26"/>
-          <w:szCs w:val="26"/>
-          <w:lang w:eastAsia="zh-CN"/>
-        </w:rPr>
-        <w:t>tắt</w:t>
-      </w:r>
-      <w:proofErr w:type="spellEnd"/>
-      <w:r>
-        <w:rPr>
-          <w:sz w:val="26"/>
-          <w:szCs w:val="26"/>
-          <w:lang w:eastAsia="zh-CN"/>
-        </w:rPr>
-        <w:t xml:space="preserve">: </w:t>
-      </w:r>
-      <w:r>
-        <w:rPr>
-          <w:b/>
-          <w:sz w:val="26"/>
-          <w:szCs w:val="26"/>
-          <w:lang w:eastAsia="zh-CN"/>
-        </w:rPr>
-        <w:t>YU QUAN CO., LTD</w:t>
-      </w:r>
-    </w:p>
-    <w:p>
-      <w:pPr>
-        <w:tabs>
-          <w:tab w:val="left" w:leader="dot" w:pos="9072"/>
-        </w:tabs>
-        <w:spacing w:line="240" w:lineRule="auto"/>
-        <w:ind w:firstLine="360"/>
-        <w:rPr>
-          <w:b/>
-          <w:bCs/>
-          <w:sz w:val="26"/>
-          <w:szCs w:val="26"/>
-          <w:lang w:eastAsia="zh-CN"/>
-        </w:rPr>
       </w:pPr>
     </w:p>
     <w:p>
@@ -1361,168 +899,12 @@
           <w:rFonts w:ascii="Times New Roman" w:hAnsi="Times New Roman"/>
         </w:rPr>
       </w:pPr>
-      <w:proofErr w:type="spellStart"/>
-      <w:r>
-        <w:rPr>
-          <w:rFonts w:ascii="Times New Roman" w:hAnsi="Times New Roman"/>
-        </w:rPr>
-        <w:t>Điều</w:t>
-      </w:r>
-      <w:proofErr w:type="spellEnd"/>
-      <w:r>
-        <w:rPr>
-          <w:rFonts w:ascii="Times New Roman" w:hAnsi="Times New Roman"/>
-        </w:rPr>
-        <w:t xml:space="preserve"> 3. </w:t>
-      </w:r>
-      <w:proofErr w:type="spellStart"/>
-      <w:r>
-        <w:rPr>
-          <w:rFonts w:ascii="Times New Roman" w:hAnsi="Times New Roman"/>
-        </w:rPr>
-        <w:t>Trụ</w:t>
-      </w:r>
-      <w:proofErr w:type="spellEnd"/>
-      <w:r>
-        <w:rPr>
-          <w:rFonts w:ascii="Times New Roman" w:hAnsi="Times New Roman"/>
-        </w:rPr>
-        <w:t xml:space="preserve"> </w:t>
-      </w:r>
-      <w:proofErr w:type="spellStart"/>
-      <w:r>
-        <w:rPr>
-          <w:rFonts w:ascii="Times New Roman" w:hAnsi="Times New Roman"/>
-        </w:rPr>
-        <w:t>sở</w:t>
-      </w:r>
-      <w:proofErr w:type="spellEnd"/>
-      <w:r>
-        <w:rPr>
-          <w:rFonts w:ascii="Times New Roman" w:hAnsi="Times New Roman"/>
-        </w:rPr>
-        <w:t xml:space="preserve"> </w:t>
-      </w:r>
-      <w:proofErr w:type="spellStart"/>
-      <w:r>
-        <w:rPr>
-          <w:rFonts w:ascii="Times New Roman" w:hAnsi="Times New Roman"/>
-        </w:rPr>
-        <w:t>chính</w:t>
-      </w:r>
-      <w:proofErr w:type="spellEnd"/>
-      <w:r>
-        <w:rPr>
-          <w:rFonts w:ascii="Times New Roman" w:hAnsi="Times New Roman"/>
-        </w:rPr>
-        <w:t xml:space="preserve"> </w:t>
-      </w:r>
-      <w:proofErr w:type="spellStart"/>
-      <w:r>
-        <w:rPr>
-          <w:rFonts w:ascii="Times New Roman" w:hAnsi="Times New Roman"/>
-        </w:rPr>
-        <w:t>và</w:t>
-      </w:r>
-      <w:proofErr w:type="spellEnd"/>
-      <w:r>
-        <w:rPr>
-          <w:rFonts w:ascii="Times New Roman" w:hAnsi="Times New Roman"/>
-        </w:rPr>
-        <w:t xml:space="preserve"> </w:t>
-      </w:r>
-      <w:proofErr w:type="spellStart"/>
-      <w:r>
-        <w:rPr>
-          <w:rFonts w:ascii="Times New Roman" w:hAnsi="Times New Roman"/>
-        </w:rPr>
-        <w:t>địa</w:t>
-      </w:r>
-      <w:proofErr w:type="spellEnd"/>
-      <w:r>
-        <w:rPr>
-          <w:rFonts w:ascii="Times New Roman" w:hAnsi="Times New Roman"/>
-        </w:rPr>
-        <w:t xml:space="preserve"> </w:t>
-      </w:r>
-      <w:proofErr w:type="spellStart"/>
-      <w:r>
-        <w:rPr>
-          <w:rFonts w:ascii="Times New Roman" w:hAnsi="Times New Roman"/>
-        </w:rPr>
-        <w:t>chỉ</w:t>
-      </w:r>
-      <w:proofErr w:type="spellEnd"/>
-      <w:r>
-        <w:rPr>
-          <w:rFonts w:ascii="Times New Roman" w:hAnsi="Times New Roman"/>
-        </w:rPr>
-        <w:t xml:space="preserve"> chi </w:t>
-      </w:r>
-      <w:proofErr w:type="spellStart"/>
-      <w:r>
-        <w:rPr>
-          <w:rFonts w:ascii="Times New Roman" w:hAnsi="Times New Roman"/>
-        </w:rPr>
-        <w:t>nhánh</w:t>
-      </w:r>
-      <w:proofErr w:type="spellEnd"/>
-      <w:r>
-        <w:rPr>
-          <w:rFonts w:ascii="Times New Roman" w:hAnsi="Times New Roman"/>
-        </w:rPr>
-        <w:t xml:space="preserve">, </w:t>
-      </w:r>
-      <w:proofErr w:type="spellStart"/>
-      <w:r>
-        <w:rPr>
-          <w:rFonts w:ascii="Times New Roman" w:hAnsi="Times New Roman"/>
-        </w:rPr>
-        <w:t>văn</w:t>
-      </w:r>
-      <w:proofErr w:type="spellEnd"/>
-      <w:r>
-        <w:rPr>
-          <w:rFonts w:ascii="Times New Roman" w:hAnsi="Times New Roman"/>
-        </w:rPr>
-        <w:t xml:space="preserve"> </w:t>
-      </w:r>
-      <w:proofErr w:type="spellStart"/>
-      <w:r>
-        <w:rPr>
-          <w:rFonts w:ascii="Times New Roman" w:hAnsi="Times New Roman"/>
-        </w:rPr>
-        <w:t>phòng</w:t>
-      </w:r>
-      <w:proofErr w:type="spellEnd"/>
-      <w:r>
-        <w:rPr>
-          <w:rFonts w:ascii="Times New Roman" w:hAnsi="Times New Roman"/>
-        </w:rPr>
-        <w:t xml:space="preserve"> </w:t>
-      </w:r>
-      <w:proofErr w:type="spellStart"/>
-      <w:r>
-        <w:rPr>
-          <w:rFonts w:ascii="Times New Roman" w:hAnsi="Times New Roman"/>
-        </w:rPr>
-        <w:t>đại</w:t>
-      </w:r>
-      <w:proofErr w:type="spellEnd"/>
-      <w:r>
-        <w:rPr>
-          <w:rFonts w:ascii="Times New Roman" w:hAnsi="Times New Roman"/>
-        </w:rPr>
-        <w:t xml:space="preserve"> </w:t>
-      </w:r>
-      <w:proofErr w:type="spellStart"/>
-      <w:r>
-        <w:rPr>
-          <w:rFonts w:ascii="Times New Roman" w:hAnsi="Times New Roman"/>
-        </w:rPr>
-        <w:t>diện</w:t>
-      </w:r>
-      <w:proofErr w:type="spellEnd"/>
+      <w:r>
+        <w:rPr>
+          <w:rFonts w:ascii="Times New Roman" w:hAnsi="Times New Roman"/>
+        </w:rPr>
+        <w:t>Điều 3. Trụ sở chính và địa chỉ chi nhánh, văn phòng đại diện</w:t>
+      </w:r>
     </w:p>
     <w:p>
       <w:pPr>
@@ -1583,268 +965,14 @@
           <w:lang w:eastAsia="zh-CN"/>
         </w:rPr>
       </w:pPr>
-      <w:proofErr w:type="spellStart"/>
       <w:r>
         <w:rPr>
           <w:spacing w:val="-8"/>
           <w:sz w:val="26"/>
           <w:szCs w:val="26"/>
         </w:rPr>
-        <w:t>Số</w:t>
-      </w:r>
-      <w:proofErr w:type="spellEnd"/>
-      <w:r>
-        <w:rPr>
-          <w:spacing w:val="-8"/>
-          <w:sz w:val="26"/>
-          <w:szCs w:val="26"/>
-        </w:rPr>
-        <w:t xml:space="preserve"> </w:t>
-      </w:r>
-      <w:proofErr w:type="spellStart"/>
-      <w:r>
-        <w:rPr>
-          <w:spacing w:val="-8"/>
-          <w:sz w:val="26"/>
-          <w:szCs w:val="26"/>
-        </w:rPr>
-        <w:t>nhà</w:t>
-      </w:r>
-      <w:proofErr w:type="spellEnd"/>
-      <w:r>
-        <w:rPr>
-          <w:spacing w:val="-8"/>
-          <w:sz w:val="26"/>
-          <w:szCs w:val="26"/>
-        </w:rPr>
-        <w:t>/</w:t>
-      </w:r>
-      <w:proofErr w:type="spellStart"/>
-      <w:r>
-        <w:rPr>
-          <w:spacing w:val="-8"/>
-          <w:sz w:val="26"/>
-          <w:szCs w:val="26"/>
-        </w:rPr>
-        <w:t>phòng</w:t>
-      </w:r>
-      <w:proofErr w:type="spellEnd"/>
-      <w:r>
-        <w:rPr>
-          <w:spacing w:val="-8"/>
-          <w:sz w:val="26"/>
-          <w:szCs w:val="26"/>
-        </w:rPr>
-        <w:t xml:space="preserve">, </w:t>
-      </w:r>
-      <w:proofErr w:type="spellStart"/>
-      <w:r>
-        <w:rPr>
-          <w:spacing w:val="-8"/>
-          <w:sz w:val="26"/>
-          <w:szCs w:val="26"/>
-        </w:rPr>
-        <w:t>ngách</w:t>
-      </w:r>
-      <w:proofErr w:type="spellEnd"/>
-      <w:r>
-        <w:rPr>
-          <w:spacing w:val="-8"/>
-          <w:sz w:val="26"/>
-          <w:szCs w:val="26"/>
-        </w:rPr>
-        <w:t>/</w:t>
-      </w:r>
-      <w:proofErr w:type="spellStart"/>
-      <w:r>
-        <w:rPr>
-          <w:spacing w:val="-8"/>
-          <w:sz w:val="26"/>
-          <w:szCs w:val="26"/>
-        </w:rPr>
-        <w:t>hẻm</w:t>
-      </w:r>
-      <w:proofErr w:type="spellEnd"/>
-      <w:r>
-        <w:rPr>
-          <w:spacing w:val="-8"/>
-          <w:sz w:val="26"/>
-          <w:szCs w:val="26"/>
-        </w:rPr>
-        <w:t xml:space="preserve">, </w:t>
-      </w:r>
-      <w:proofErr w:type="spellStart"/>
-      <w:r>
-        <w:rPr>
-          <w:spacing w:val="-8"/>
-          <w:sz w:val="26"/>
-          <w:szCs w:val="26"/>
-        </w:rPr>
-        <w:t>ngõ</w:t>
-      </w:r>
-      <w:proofErr w:type="spellEnd"/>
-      <w:r>
-        <w:rPr>
-          <w:spacing w:val="-8"/>
-          <w:sz w:val="26"/>
-          <w:szCs w:val="26"/>
-        </w:rPr>
-        <w:t>/</w:t>
-      </w:r>
-      <w:proofErr w:type="spellStart"/>
-      <w:r>
-        <w:rPr>
-          <w:spacing w:val="-8"/>
-          <w:sz w:val="26"/>
-          <w:szCs w:val="26"/>
-        </w:rPr>
-        <w:t>kiệt</w:t>
-      </w:r>
-      <w:proofErr w:type="spellEnd"/>
-      <w:r>
-        <w:rPr>
-          <w:spacing w:val="-8"/>
-          <w:sz w:val="26"/>
-          <w:szCs w:val="26"/>
-        </w:rPr>
-        <w:t xml:space="preserve">, </w:t>
-      </w:r>
-      <w:proofErr w:type="spellStart"/>
-      <w:r>
-        <w:rPr>
-          <w:spacing w:val="-8"/>
-          <w:sz w:val="26"/>
-          <w:szCs w:val="26"/>
-        </w:rPr>
-        <w:t>đường</w:t>
-      </w:r>
-      <w:proofErr w:type="spellEnd"/>
-      <w:r>
-        <w:rPr>
-          <w:spacing w:val="-8"/>
-          <w:sz w:val="26"/>
-          <w:szCs w:val="26"/>
-        </w:rPr>
-        <w:t>/</w:t>
-      </w:r>
-      <w:proofErr w:type="spellStart"/>
-      <w:r>
-        <w:rPr>
-          <w:spacing w:val="-8"/>
-          <w:sz w:val="26"/>
-          <w:szCs w:val="26"/>
-        </w:rPr>
-        <w:t>phố</w:t>
-      </w:r>
-      <w:proofErr w:type="spellEnd"/>
-      <w:r>
-        <w:rPr>
-          <w:spacing w:val="-8"/>
-          <w:sz w:val="26"/>
-          <w:szCs w:val="26"/>
-        </w:rPr>
-        <w:t>/</w:t>
-      </w:r>
-      <w:proofErr w:type="spellStart"/>
-      <w:r>
-        <w:rPr>
-          <w:spacing w:val="-8"/>
-          <w:sz w:val="26"/>
-          <w:szCs w:val="26"/>
-        </w:rPr>
-        <w:t>đại</w:t>
-      </w:r>
-      <w:proofErr w:type="spellEnd"/>
-      <w:r>
-        <w:rPr>
-          <w:spacing w:val="-8"/>
-          <w:sz w:val="26"/>
-          <w:szCs w:val="26"/>
-        </w:rPr>
-        <w:t xml:space="preserve"> </w:t>
-      </w:r>
-      <w:proofErr w:type="spellStart"/>
-      <w:r>
-        <w:rPr>
-          <w:spacing w:val="-8"/>
-          <w:sz w:val="26"/>
-          <w:szCs w:val="26"/>
-        </w:rPr>
-        <w:t>lộ</w:t>
-      </w:r>
-      <w:proofErr w:type="spellEnd"/>
-      <w:r>
-        <w:rPr>
-          <w:spacing w:val="-8"/>
-          <w:sz w:val="26"/>
-          <w:szCs w:val="26"/>
-        </w:rPr>
-        <w:t xml:space="preserve">, </w:t>
-      </w:r>
-      <w:proofErr w:type="spellStart"/>
-      <w:r>
-        <w:rPr>
-          <w:spacing w:val="-8"/>
-          <w:sz w:val="26"/>
-          <w:szCs w:val="26"/>
-        </w:rPr>
-        <w:t>tổ</w:t>
-      </w:r>
-      <w:proofErr w:type="spellEnd"/>
-      <w:r>
-        <w:rPr>
-          <w:spacing w:val="-8"/>
-          <w:sz w:val="26"/>
-          <w:szCs w:val="26"/>
-        </w:rPr>
-        <w:t>/</w:t>
-      </w:r>
-      <w:proofErr w:type="spellStart"/>
-      <w:r>
-        <w:rPr>
-          <w:spacing w:val="-8"/>
-          <w:sz w:val="26"/>
-          <w:szCs w:val="26"/>
-        </w:rPr>
-        <w:t>xóm</w:t>
-      </w:r>
-      <w:proofErr w:type="spellEnd"/>
-      <w:r>
-        <w:rPr>
-          <w:spacing w:val="-8"/>
-          <w:sz w:val="26"/>
-          <w:szCs w:val="26"/>
-        </w:rPr>
-        <w:t>/</w:t>
-      </w:r>
-      <w:proofErr w:type="spellStart"/>
-      <w:r>
-        <w:rPr>
-          <w:spacing w:val="-8"/>
-          <w:sz w:val="26"/>
-          <w:szCs w:val="26"/>
-        </w:rPr>
-        <w:t>ấp</w:t>
-      </w:r>
-      <w:proofErr w:type="spellEnd"/>
-      <w:r>
-        <w:rPr>
-          <w:spacing w:val="-8"/>
-          <w:sz w:val="26"/>
-          <w:szCs w:val="26"/>
-        </w:rPr>
-        <w:t>/</w:t>
-      </w:r>
-      <w:proofErr w:type="spellStart"/>
-      <w:r>
-        <w:rPr>
-          <w:spacing w:val="-8"/>
-          <w:sz w:val="26"/>
-          <w:szCs w:val="26"/>
-        </w:rPr>
-        <w:t>thôn</w:t>
-      </w:r>
-      <w:proofErr w:type="spellEnd"/>
+        <w:t>Số nhà/phòng, ngách/hẻm, ngõ/kiệt, đường/phố/đại lộ, tổ/xóm/ấp/thôn</w:t>
+      </w:r>
       <w:r>
         <w:rPr>
           <w:sz w:val="26"/>
@@ -1852,7 +980,6 @@
         </w:rPr>
         <w:t xml:space="preserve">: </w:t>
       </w:r>
-      <w:proofErr w:type="spellStart"/>
       <w:r>
         <w:rPr>
           <w:color w:val="000000"/>
@@ -1860,157 +987,7 @@
           <w:szCs w:val="26"/>
           <w:lang w:eastAsia="zh-CN"/>
         </w:rPr>
-        <w:t>Thửa</w:t>
-      </w:r>
-      <w:proofErr w:type="spellEnd"/>
-      <w:r>
-        <w:rPr>
-          <w:color w:val="000000"/>
-          <w:sz w:val="26"/>
-          <w:szCs w:val="26"/>
-          <w:lang w:eastAsia="zh-CN"/>
-        </w:rPr>
-        <w:t xml:space="preserve"> </w:t>
-      </w:r>
-      <w:proofErr w:type="spellStart"/>
-      <w:r>
-        <w:rPr>
-          <w:color w:val="000000"/>
-          <w:sz w:val="26"/>
-          <w:szCs w:val="26"/>
-          <w:lang w:eastAsia="zh-CN"/>
-        </w:rPr>
-        <w:t>đất</w:t>
-      </w:r>
-      <w:proofErr w:type="spellEnd"/>
-      <w:r>
-        <w:rPr>
-          <w:color w:val="000000"/>
-          <w:sz w:val="26"/>
-          <w:szCs w:val="26"/>
-          <w:lang w:eastAsia="zh-CN"/>
-        </w:rPr>
-        <w:t xml:space="preserve"> </w:t>
-      </w:r>
-      <w:proofErr w:type="spellStart"/>
-      <w:r>
-        <w:rPr>
-          <w:color w:val="000000"/>
-          <w:sz w:val="26"/>
-          <w:szCs w:val="26"/>
-          <w:lang w:eastAsia="zh-CN"/>
-        </w:rPr>
-        <w:t>số</w:t>
-      </w:r>
-      <w:proofErr w:type="spellEnd"/>
-      <w:r>
-        <w:rPr>
-          <w:color w:val="000000"/>
-          <w:sz w:val="26"/>
-          <w:szCs w:val="26"/>
-          <w:lang w:eastAsia="zh-CN"/>
-        </w:rPr>
-        <w:t xml:space="preserve"> 119, </w:t>
-      </w:r>
-      <w:proofErr w:type="spellStart"/>
-      <w:r>
-        <w:rPr>
-          <w:color w:val="000000"/>
-          <w:sz w:val="26"/>
-          <w:szCs w:val="26"/>
-          <w:lang w:eastAsia="zh-CN"/>
-        </w:rPr>
-        <w:t>tờ</w:t>
-      </w:r>
-      <w:proofErr w:type="spellEnd"/>
-      <w:r>
-        <w:rPr>
-          <w:color w:val="000000"/>
-          <w:sz w:val="26"/>
-          <w:szCs w:val="26"/>
-          <w:lang w:eastAsia="zh-CN"/>
-        </w:rPr>
-        <w:t xml:space="preserve"> </w:t>
-      </w:r>
-      <w:proofErr w:type="spellStart"/>
-      <w:r>
-        <w:rPr>
-          <w:color w:val="000000"/>
-          <w:sz w:val="26"/>
-          <w:szCs w:val="26"/>
-          <w:lang w:eastAsia="zh-CN"/>
-        </w:rPr>
-        <w:t>bản</w:t>
-      </w:r>
-      <w:proofErr w:type="spellEnd"/>
-      <w:r>
-        <w:rPr>
-          <w:color w:val="000000"/>
-          <w:sz w:val="26"/>
-          <w:szCs w:val="26"/>
-          <w:lang w:eastAsia="zh-CN"/>
-        </w:rPr>
-        <w:t xml:space="preserve"> </w:t>
-      </w:r>
-      <w:proofErr w:type="spellStart"/>
-      <w:r>
-        <w:rPr>
-          <w:color w:val="000000"/>
-          <w:sz w:val="26"/>
-          <w:szCs w:val="26"/>
-          <w:lang w:eastAsia="zh-CN"/>
-        </w:rPr>
-        <w:t>đồ</w:t>
-      </w:r>
-      <w:proofErr w:type="spellEnd"/>
-      <w:r>
-        <w:rPr>
-          <w:color w:val="000000"/>
-          <w:sz w:val="26"/>
-          <w:szCs w:val="26"/>
-          <w:lang w:eastAsia="zh-CN"/>
-        </w:rPr>
-        <w:t xml:space="preserve"> </w:t>
-      </w:r>
-      <w:proofErr w:type="spellStart"/>
-      <w:r>
-        <w:rPr>
-          <w:color w:val="000000"/>
-          <w:sz w:val="26"/>
-          <w:szCs w:val="26"/>
-          <w:lang w:eastAsia="zh-CN"/>
-        </w:rPr>
-        <w:t>số</w:t>
-      </w:r>
-      <w:proofErr w:type="spellEnd"/>
-      <w:r>
-        <w:rPr>
-          <w:color w:val="000000"/>
-          <w:sz w:val="26"/>
-          <w:szCs w:val="26"/>
-          <w:lang w:eastAsia="zh-CN"/>
-        </w:rPr>
-        <w:t xml:space="preserve"> 2, Khu </w:t>
-      </w:r>
-      <w:proofErr w:type="spellStart"/>
-      <w:r>
-        <w:rPr>
-          <w:color w:val="000000"/>
-          <w:sz w:val="26"/>
-          <w:szCs w:val="26"/>
-          <w:lang w:eastAsia="zh-CN"/>
-        </w:rPr>
-        <w:t>phố</w:t>
-      </w:r>
-      <w:proofErr w:type="spellEnd"/>
-      <w:r>
-        <w:rPr>
-          <w:color w:val="000000"/>
-          <w:sz w:val="26"/>
-          <w:szCs w:val="26"/>
-          <w:lang w:eastAsia="zh-CN"/>
-        </w:rPr>
-        <w:t xml:space="preserve"> 5</w:t>
+        <w:t>Thửa đất số 119, tờ bản đồ số 2, Khu phố 5</w:t>
       </w:r>
     </w:p>
     <w:p>
@@ -2023,71 +1000,13 @@
           <w:szCs w:val="26"/>
         </w:rPr>
       </w:pPr>
-      <w:proofErr w:type="spellStart"/>
-      <w:r>
-        <w:rPr>
-          <w:sz w:val="26"/>
-          <w:szCs w:val="26"/>
-        </w:rPr>
-        <w:t>Xã</w:t>
-      </w:r>
-      <w:proofErr w:type="spellEnd"/>
-      <w:r>
-        <w:rPr>
-          <w:sz w:val="26"/>
-          <w:szCs w:val="26"/>
-        </w:rPr>
-        <w:t>/</w:t>
-      </w:r>
-      <w:proofErr w:type="spellStart"/>
-      <w:r>
-        <w:rPr>
-          <w:sz w:val="26"/>
-          <w:szCs w:val="26"/>
-        </w:rPr>
-        <w:t>Phường</w:t>
-      </w:r>
-      <w:proofErr w:type="spellEnd"/>
-      <w:r>
-        <w:rPr>
-          <w:sz w:val="26"/>
-          <w:szCs w:val="26"/>
-        </w:rPr>
-        <w:t>/</w:t>
-      </w:r>
-      <w:proofErr w:type="spellStart"/>
-      <w:r>
-        <w:rPr>
-          <w:sz w:val="26"/>
-          <w:szCs w:val="26"/>
-        </w:rPr>
-        <w:t>Đặc</w:t>
-      </w:r>
-      <w:proofErr w:type="spellEnd"/>
-      <w:r>
-        <w:rPr>
-          <w:sz w:val="26"/>
-          <w:szCs w:val="26"/>
-        </w:rPr>
-        <w:t xml:space="preserve"> </w:t>
-      </w:r>
-      <w:proofErr w:type="spellStart"/>
-      <w:r>
-        <w:rPr>
-          <w:sz w:val="26"/>
-          <w:szCs w:val="26"/>
-        </w:rPr>
-        <w:t>khu</w:t>
-      </w:r>
-      <w:proofErr w:type="spellEnd"/>
-      <w:r>
-        <w:rPr>
-          <w:sz w:val="26"/>
-          <w:szCs w:val="26"/>
-        </w:rPr>
-        <w:t xml:space="preserve">: </w:t>
-      </w:r>
-      <w:proofErr w:type="spellStart"/>
+      <w:r>
+        <w:rPr>
+          <w:sz w:val="26"/>
+          <w:szCs w:val="26"/>
+        </w:rPr>
+        <w:t xml:space="preserve">Xã/Phường/Đặc khu: </w:t>
+      </w:r>
       <w:r>
         <w:rPr>
           <w:color w:val="000000"/>
@@ -2095,29 +1014,8 @@
           <w:szCs w:val="26"/>
           <w:lang w:eastAsia="zh-CN"/>
         </w:rPr>
-        <w:t>phường</w:t>
-      </w:r>
-      <w:proofErr w:type="spellEnd"/>
-      <w:r>
-        <w:rPr>
-          <w:color w:val="000000"/>
-          <w:sz w:val="26"/>
-          <w:szCs w:val="26"/>
-          <w:lang w:eastAsia="zh-CN"/>
-        </w:rPr>
-        <w:t xml:space="preserve"> Bình </w:t>
-      </w:r>
-      <w:proofErr w:type="spellStart"/>
-      <w:r>
-        <w:rPr>
-          <w:color w:val="000000"/>
-          <w:sz w:val="26"/>
-          <w:szCs w:val="26"/>
-          <w:lang w:eastAsia="zh-CN"/>
-        </w:rPr>
-        <w:t>Cơ</w:t>
-      </w:r>
-      <w:proofErr w:type="spellEnd"/>
+        <w:t>phường Bình Cơ</w:t>
+      </w:r>
     </w:p>
     <w:p>
       <w:pPr>
@@ -2138,31 +1036,113 @@
           <w:szCs w:val="26"/>
         </w:rPr>
       </w:pPr>
-      <w:proofErr w:type="spellStart"/>
-      <w:r>
-        <w:rPr>
-          <w:sz w:val="26"/>
-          <w:szCs w:val="26"/>
-        </w:rPr>
-        <w:t>Tỉnh</w:t>
-      </w:r>
-      <w:proofErr w:type="spellEnd"/>
-      <w:r>
-        <w:rPr>
-          <w:sz w:val="26"/>
-          <w:szCs w:val="26"/>
-        </w:rPr>
-        <w:t xml:space="preserve">/Thành </w:t>
-      </w:r>
-      <w:proofErr w:type="spellStart"/>
-      <w:r>
-        <w:rPr>
-          <w:sz w:val="26"/>
-          <w:szCs w:val="26"/>
-        </w:rPr>
-        <w:t>phố</w:t>
-      </w:r>
-      <w:proofErr w:type="spellEnd"/>
+      <w:r>
+        <w:rPr>
+          <w:sz w:val="26"/>
+          <w:szCs w:val="26"/>
+        </w:rPr>
+        <w:t xml:space="preserve">Tỉnh/Thành phố trực thuộc trung ương: </w:t>
+      </w:r>
+      <w:r>
+        <w:rPr>
+          <w:rFonts w:eastAsia="Times New Roman"/>
+          <w:sz w:val="26"/>
+          <w:szCs w:val="26"/>
+          <w:lang w:eastAsia="zh-CN"/>
+        </w:rPr>
+        <w:t>Thành phố Hồ Chí Minh</w:t>
+      </w:r>
+    </w:p>
+    <w:p>
+      <w:pPr>
+        <w:tabs>
+          <w:tab w:val="left" w:leader="dot" w:pos="9072"/>
+        </w:tabs>
+        <w:spacing w:line="240" w:lineRule="auto"/>
+        <w:ind w:left="851"/>
+        <w:rPr>
+          <w:color w:val="000000"/>
+          <w:sz w:val="26"/>
+          <w:szCs w:val="26"/>
+          <w:lang w:eastAsia="zh-CN"/>
+        </w:rPr>
+      </w:pPr>
+      <w:r>
+        <w:rPr>
+          <w:sz w:val="26"/>
+          <w:szCs w:val="26"/>
+        </w:rPr>
+        <w:t xml:space="preserve">Quốc gia: </w:t>
+      </w:r>
+      <w:r>
+        <w:rPr>
+          <w:rFonts w:eastAsia="Times New Roman"/>
+          <w:sz w:val="26"/>
+          <w:szCs w:val="26"/>
+          <w:lang w:eastAsia="zh-CN"/>
+        </w:rPr>
+        <w:t>Việt Nam</w:t>
+      </w:r>
+    </w:p>
+    <w:p>
+      <w:pPr>
+        <w:tabs>
+          <w:tab w:val="left" w:leader="dot" w:pos="9072"/>
+        </w:tabs>
+        <w:spacing w:line="240" w:lineRule="auto"/>
+        <w:ind w:firstLine="360"/>
+        <w:rPr>
+          <w:sz w:val="26"/>
+          <w:szCs w:val="26"/>
+          <w:lang w:eastAsia="zh-CN"/>
+        </w:rPr>
+      </w:pPr>
+      <w:r>
+        <w:rPr>
+          <w:sz w:val="26"/>
+          <w:szCs w:val="26"/>
+          <w:lang w:val="vi-VN"/>
+        </w:rPr>
+        <w:t>Địa chỉ chi nhánh</w:t>
+      </w:r>
+      <w:r>
+        <w:rPr>
+          <w:sz w:val="26"/>
+          <w:szCs w:val="26"/>
+          <w:lang w:eastAsia="zh-CN"/>
+        </w:rPr>
+        <w:t xml:space="preserve">: </w:t>
+      </w:r>
+    </w:p>
+    <w:p>
+      <w:pPr>
+        <w:tabs>
+          <w:tab w:val="left" w:leader="dot" w:pos="9072"/>
+        </w:tabs>
+        <w:spacing w:line="240" w:lineRule="auto"/>
+        <w:ind w:firstLine="360"/>
+        <w:rPr>
+          <w:sz w:val="26"/>
+          <w:szCs w:val="26"/>
+          <w:lang w:val="vi-VN" w:eastAsia="zh-CN"/>
+        </w:rPr>
+      </w:pPr>
+      <w:r>
+        <w:rPr>
+          <w:sz w:val="26"/>
+          <w:szCs w:val="26"/>
+          <w:lang w:val="vi-VN"/>
+        </w:rPr>
+        <w:t>Địa chỉ văn phòng đại diện</w:t>
+      </w:r>
+      <w:r>
+        <w:rPr>
+          <w:sz w:val="26"/>
+          <w:szCs w:val="26"/>
+          <w:lang w:eastAsia="zh-CN"/>
+        </w:rPr>
+        <w:t>:</w:t>
+      </w:r>
       <w:r>
         <w:rPr>
           <w:sz w:val="26"/>
@@ -2170,119 +1150,6 @@
         </w:rPr>
         <w:t xml:space="preserve"> </w:t>
       </w:r>
-      <w:proofErr w:type="spellStart"/>
-      <w:r>
-        <w:rPr>
-          <w:sz w:val="26"/>
-          <w:szCs w:val="26"/>
-        </w:rPr>
-        <w:t>trực</w:t>
-      </w:r>
-      <w:proofErr w:type="spellEnd"/>
-      <w:r>
-        <w:rPr>
-          <w:sz w:val="26"/>
-          <w:szCs w:val="26"/>
-        </w:rPr>
-        <w:t xml:space="preserve"> </w:t>
-      </w:r>
-      <w:proofErr w:type="spellStart"/>
-      <w:r>
-        <w:rPr>
-          <w:sz w:val="26"/>
-          <w:szCs w:val="26"/>
-        </w:rPr>
-        <w:t>thuộc</w:t>
-      </w:r>
-      <w:proofErr w:type="spellEnd"/>
-      <w:r>
-        <w:rPr>
-          <w:sz w:val="26"/>
-          <w:szCs w:val="26"/>
-        </w:rPr>
-        <w:t xml:space="preserve"> </w:t>
-      </w:r>
-      <w:proofErr w:type="spellStart"/>
-      <w:r>
-        <w:rPr>
-          <w:sz w:val="26"/>
-          <w:szCs w:val="26"/>
-        </w:rPr>
-        <w:t>trung</w:t>
-      </w:r>
-      <w:proofErr w:type="spellEnd"/>
-      <w:r>
-        <w:rPr>
-          <w:sz w:val="26"/>
-          <w:szCs w:val="26"/>
-        </w:rPr>
-        <w:t xml:space="preserve"> </w:t>
-      </w:r>
-      <w:proofErr w:type="spellStart"/>
-      <w:r>
-        <w:rPr>
-          <w:sz w:val="26"/>
-          <w:szCs w:val="26"/>
-        </w:rPr>
-        <w:t>ương</w:t>
-      </w:r>
-      <w:proofErr w:type="spellEnd"/>
-      <w:r>
-        <w:rPr>
-          <w:sz w:val="26"/>
-          <w:szCs w:val="26"/>
-        </w:rPr>
-        <w:t xml:space="preserve">: </w:t>
-      </w:r>
-      <w:r>
-        <w:rPr>
-          <w:rFonts w:eastAsia="Times New Roman"/>
-          <w:sz w:val="26"/>
-          <w:szCs w:val="26"/>
-          <w:lang w:eastAsia="zh-CN"/>
-        </w:rPr>
-        <w:t xml:space="preserve">Thành </w:t>
-      </w:r>
-      <w:proofErr w:type="spellStart"/>
-      <w:r>
-        <w:rPr>
-          <w:rFonts w:eastAsia="Times New Roman"/>
-          <w:sz w:val="26"/>
-          <w:szCs w:val="26"/>
-          <w:lang w:eastAsia="zh-CN"/>
-        </w:rPr>
-        <w:t>phố</w:t>
-      </w:r>
-      <w:proofErr w:type="spellEnd"/>
-      <w:r>
-        <w:rPr>
-          <w:rFonts w:eastAsia="Times New Roman"/>
-          <w:sz w:val="26"/>
-          <w:szCs w:val="26"/>
-          <w:lang w:eastAsia="zh-CN"/>
-        </w:rPr>
-        <w:t xml:space="preserve"> </w:t>
-      </w:r>
-      <w:proofErr w:type="spellStart"/>
-      <w:r>
-        <w:rPr>
-          <w:rFonts w:eastAsia="Times New Roman"/>
-          <w:sz w:val="26"/>
-          <w:szCs w:val="26"/>
-          <w:lang w:eastAsia="zh-CN"/>
-        </w:rPr>
-        <w:t>Hồ</w:t>
-      </w:r>
-      <w:proofErr w:type="spellEnd"/>
-      <w:r>
-        <w:rPr>
-          <w:rFonts w:eastAsia="Times New Roman"/>
-          <w:sz w:val="26"/>
-          <w:szCs w:val="26"/>
-          <w:lang w:eastAsia="zh-CN"/>
-        </w:rPr>
-        <w:t xml:space="preserve"> Chí Minh</w:t>
-      </w:r>
     </w:p>
     <w:p>
       <w:pPr>
@@ -2290,83 +1157,6 @@
           <w:tab w:val="left" w:leader="dot" w:pos="9072"/>
         </w:tabs>
         <w:spacing w:line="240" w:lineRule="auto"/>
-        <w:ind w:left="851"/>
-        <w:rPr>
-          <w:color w:val="000000"/>
-          <w:sz w:val="26"/>
-          <w:szCs w:val="26"/>
-          <w:lang w:eastAsia="zh-CN"/>
-        </w:rPr>
-      </w:pPr>
-      <w:r>
-        <w:rPr>
-          <w:sz w:val="26"/>
-          <w:szCs w:val="26"/>
-        </w:rPr>
-        <w:t xml:space="preserve">Quốc </w:t>
-      </w:r>
-      <w:proofErr w:type="spellStart"/>
-      <w:r>
-        <w:rPr>
-          <w:sz w:val="26"/>
-          <w:szCs w:val="26"/>
-        </w:rPr>
-        <w:t>gia</w:t>
-      </w:r>
-      <w:proofErr w:type="spellEnd"/>
-      <w:r>
-        <w:rPr>
-          <w:sz w:val="26"/>
-          <w:szCs w:val="26"/>
-        </w:rPr>
-        <w:t xml:space="preserve">: </w:t>
-      </w:r>
-      <w:r>
-        <w:rPr>
-          <w:rFonts w:eastAsia="Times New Roman"/>
-          <w:sz w:val="26"/>
-          <w:szCs w:val="26"/>
-          <w:lang w:eastAsia="zh-CN"/>
-        </w:rPr>
-        <w:t>Việt Nam</w:t>
-      </w:r>
-    </w:p>
-    <w:p>
-      <w:pPr>
-        <w:tabs>
-          <w:tab w:val="left" w:leader="dot" w:pos="9072"/>
-        </w:tabs>
-        <w:spacing w:line="240" w:lineRule="auto"/>
-        <w:ind w:firstLine="360"/>
-        <w:rPr>
-          <w:sz w:val="26"/>
-          <w:szCs w:val="26"/>
-          <w:lang w:eastAsia="zh-CN"/>
-        </w:rPr>
-      </w:pPr>
-      <w:r>
-        <w:rPr>
-          <w:sz w:val="26"/>
-          <w:szCs w:val="26"/>
-          <w:lang w:val="vi-VN"/>
-        </w:rPr>
-        <w:t>Địa chỉ chi nhánh</w:t>
-      </w:r>
-      <w:r>
-        <w:rPr>
-          <w:sz w:val="26"/>
-          <w:szCs w:val="26"/>
-          <w:lang w:eastAsia="zh-CN"/>
-        </w:rPr>
-        <w:t xml:space="preserve">: </w:t>
-      </w:r>
-    </w:p>
-    <w:p>
-      <w:pPr>
-        <w:tabs>
-          <w:tab w:val="left" w:leader="dot" w:pos="9072"/>
-        </w:tabs>
-        <w:spacing w:line="240" w:lineRule="auto"/>
         <w:ind w:firstLine="360"/>
         <w:rPr>
           <w:sz w:val="26"/>
@@ -2374,43 +1164,6 @@
           <w:lang w:val="vi-VN" w:eastAsia="zh-CN"/>
         </w:rPr>
       </w:pPr>
-      <w:r>
-        <w:rPr>
-          <w:sz w:val="26"/>
-          <w:szCs w:val="26"/>
-          <w:lang w:val="vi-VN"/>
-        </w:rPr>
-        <w:t>Địa chỉ văn phòng đại diện</w:t>
-      </w:r>
-      <w:r>
-        <w:rPr>
-          <w:sz w:val="26"/>
-          <w:szCs w:val="26"/>
-          <w:lang w:eastAsia="zh-CN"/>
-        </w:rPr>
-        <w:t>:</w:t>
-      </w:r>
-      <w:r>
-        <w:rPr>
-          <w:sz w:val="26"/>
-          <w:szCs w:val="26"/>
-        </w:rPr>
-        <w:t xml:space="preserve"> </w:t>
-      </w:r>
-    </w:p>
-    <w:p>
-      <w:pPr>
-        <w:tabs>
-          <w:tab w:val="left" w:leader="dot" w:pos="9072"/>
-        </w:tabs>
-        <w:spacing w:line="240" w:lineRule="auto"/>
-        <w:ind w:firstLine="360"/>
-        <w:rPr>
-          <w:sz w:val="26"/>
-          <w:szCs w:val="26"/>
-          <w:lang w:val="vi-VN" w:eastAsia="zh-CN"/>
-        </w:rPr>
-      </w:pPr>
     </w:p>
     <w:p>
       <w:pPr>
@@ -2420,70 +1173,12 @@
           <w:rFonts w:ascii="Times New Roman" w:hAnsi="Times New Roman"/>
         </w:rPr>
       </w:pPr>
-      <w:proofErr w:type="spellStart"/>
-      <w:r>
-        <w:rPr>
-          <w:rFonts w:ascii="Times New Roman" w:hAnsi="Times New Roman"/>
-        </w:rPr>
-        <w:t>Điều</w:t>
-      </w:r>
-      <w:proofErr w:type="spellEnd"/>
-      <w:r>
-        <w:rPr>
-          <w:rFonts w:ascii="Times New Roman" w:hAnsi="Times New Roman"/>
-        </w:rPr>
-        <w:t xml:space="preserve"> 4. </w:t>
-      </w:r>
-      <w:proofErr w:type="spellStart"/>
-      <w:r>
-        <w:rPr>
-          <w:rFonts w:ascii="Times New Roman" w:hAnsi="Times New Roman"/>
-        </w:rPr>
-        <w:t>Ngành</w:t>
-      </w:r>
-      <w:proofErr w:type="spellEnd"/>
-      <w:r>
-        <w:rPr>
-          <w:rFonts w:ascii="Times New Roman" w:hAnsi="Times New Roman"/>
-        </w:rPr>
-        <w:t xml:space="preserve">, </w:t>
-      </w:r>
-      <w:proofErr w:type="spellStart"/>
-      <w:r>
-        <w:rPr>
-          <w:rFonts w:ascii="Times New Roman" w:hAnsi="Times New Roman"/>
-        </w:rPr>
-        <w:t>nghề</w:t>
-      </w:r>
-      <w:proofErr w:type="spellEnd"/>
-      <w:r>
-        <w:rPr>
-          <w:rFonts w:ascii="Times New Roman" w:hAnsi="Times New Roman"/>
-        </w:rPr>
-        <w:t xml:space="preserve"> </w:t>
-      </w:r>
-      <w:proofErr w:type="spellStart"/>
-      <w:r>
-        <w:rPr>
-          <w:rFonts w:ascii="Times New Roman" w:hAnsi="Times New Roman"/>
-        </w:rPr>
-        <w:t>kinh</w:t>
-      </w:r>
-      <w:proofErr w:type="spellEnd"/>
-      <w:r>
-        <w:rPr>
-          <w:rFonts w:ascii="Times New Roman" w:hAnsi="Times New Roman"/>
-        </w:rPr>
-        <w:t xml:space="preserve"> </w:t>
-      </w:r>
-      <w:proofErr w:type="spellStart"/>
-      <w:r>
-        <w:rPr>
-          <w:rFonts w:ascii="Times New Roman" w:hAnsi="Times New Roman"/>
-        </w:rPr>
-        <w:t>doanh</w:t>
-      </w:r>
-      <w:proofErr w:type="spellEnd"/>
+      <w:r>
+        <w:rPr>
+          <w:rFonts w:ascii="Times New Roman" w:hAnsi="Times New Roman"/>
+        </w:rPr>
+        <w:t>Điều 4. Ngành, nghề kinh doanh</w:t>
+      </w:r>
     </w:p>
     <w:p>
       <w:pPr>
@@ -2548,34 +1243,14 @@
                 <w:sz w:val="24"/>
               </w:rPr>
             </w:pPr>
-            <w:proofErr w:type="spellStart"/>
             <w:r>
               <w:rPr>
                 <w:rFonts w:ascii="Times New Roman" w:eastAsia="Times New Roman" w:hAnsi="Times New Roman"/>
                 <w:b/>
                 <w:sz w:val="24"/>
               </w:rPr>
-              <w:t>Mã</w:t>
+              <w:t>Mã Ngành</w:t>
             </w:r>
-            <w:proofErr w:type="spellEnd"/>
-            <w:r>
-              <w:rPr>
-                <w:rFonts w:ascii="Times New Roman" w:eastAsia="Times New Roman" w:hAnsi="Times New Roman"/>
-                <w:b/>
-                <w:sz w:val="24"/>
-              </w:rPr>
-              <w:t xml:space="preserve"> </w:t>
-            </w:r>
-            <w:proofErr w:type="spellStart"/>
-            <w:r>
-              <w:rPr>
-                <w:rFonts w:ascii="Times New Roman" w:eastAsia="Times New Roman" w:hAnsi="Times New Roman"/>
-                <w:b/>
-                <w:sz w:val="24"/>
-              </w:rPr>
-              <w:t>Ngành</w:t>
-            </w:r>
-            <w:proofErr w:type="spellEnd"/>
           </w:p>
         </w:tc>
         <w:tc>
@@ -2592,77 +1267,13 @@
                 <w:sz w:val="24"/>
               </w:rPr>
             </w:pPr>
-            <w:proofErr w:type="spellStart"/>
             <w:r>
               <w:rPr>
                 <w:rFonts w:ascii="Times New Roman" w:eastAsia="Times New Roman" w:hAnsi="Times New Roman"/>
                 <w:b/>
                 <w:sz w:val="24"/>
               </w:rPr>
-              <w:t>Tên</w:t>
-            </w:r>
-            <w:proofErr w:type="spellEnd"/>
-            <w:r>
-              <w:rPr>
-                <w:rFonts w:ascii="Times New Roman" w:eastAsia="Times New Roman" w:hAnsi="Times New Roman"/>
-                <w:b/>
-                <w:sz w:val="24"/>
-              </w:rPr>
-              <w:t xml:space="preserve"> </w:t>
-            </w:r>
-            <w:proofErr w:type="spellStart"/>
-            <w:r>
-              <w:rPr>
-                <w:rFonts w:ascii="Times New Roman" w:eastAsia="Times New Roman" w:hAnsi="Times New Roman"/>
-                <w:b/>
-                <w:sz w:val="24"/>
-              </w:rPr>
-              <w:t>ngành</w:t>
-            </w:r>
-            <w:proofErr w:type="spellEnd"/>
-            <w:r>
-              <w:rPr>
-                <w:rFonts w:ascii="Times New Roman" w:eastAsia="Times New Roman" w:hAnsi="Times New Roman"/>
-                <w:b/>
-                <w:sz w:val="24"/>
-              </w:rPr>
-              <w:t xml:space="preserve"> (bao </w:t>
-            </w:r>
-            <w:proofErr w:type="spellStart"/>
-            <w:r>
-              <w:rPr>
-                <w:rFonts w:ascii="Times New Roman" w:eastAsia="Times New Roman" w:hAnsi="Times New Roman"/>
-                <w:b/>
-                <w:sz w:val="24"/>
-              </w:rPr>
-              <w:t>gồm</w:t>
-            </w:r>
-            <w:proofErr w:type="spellEnd"/>
-            <w:r>
-              <w:rPr>
-                <w:rFonts w:ascii="Times New Roman" w:eastAsia="Times New Roman" w:hAnsi="Times New Roman"/>
-                <w:b/>
-                <w:sz w:val="24"/>
-              </w:rPr>
-              <w:t xml:space="preserve"> chi </w:t>
-            </w:r>
-            <w:proofErr w:type="spellStart"/>
-            <w:r>
-              <w:rPr>
-                <w:rFonts w:ascii="Times New Roman" w:eastAsia="Times New Roman" w:hAnsi="Times New Roman"/>
-                <w:b/>
-                <w:sz w:val="24"/>
-              </w:rPr>
-              <w:t>tiết</w:t>
-            </w:r>
-            <w:proofErr w:type="spellEnd"/>
-            <w:r>
-              <w:rPr>
-                <w:rFonts w:ascii="Times New Roman" w:eastAsia="Times New Roman" w:hAnsi="Times New Roman"/>
-                <w:b/>
-                <w:sz w:val="24"/>
-              </w:rPr>
-              <w:t>)</w:t>
+              <w:t>Tên ngành (bao gồm chi tiết)</w:t>
             </w:r>
           </w:p>
         </w:tc>
@@ -2680,34 +1291,14 @@
                 <w:sz w:val="24"/>
               </w:rPr>
             </w:pPr>
-            <w:proofErr w:type="spellStart"/>
             <w:r>
               <w:rPr>
                 <w:rFonts w:ascii="Times New Roman" w:eastAsia="Times New Roman" w:hAnsi="Times New Roman"/>
                 <w:b/>
                 <w:sz w:val="24"/>
               </w:rPr>
-              <w:t>Ngành</w:t>
+              <w:t>Ngành chính</w:t>
             </w:r>
-            <w:proofErr w:type="spellEnd"/>
-            <w:r>
-              <w:rPr>
-                <w:rFonts w:ascii="Times New Roman" w:eastAsia="Times New Roman" w:hAnsi="Times New Roman"/>
-                <w:b/>
-                <w:sz w:val="24"/>
-              </w:rPr>
-              <w:t xml:space="preserve"> </w:t>
-            </w:r>
-            <w:proofErr w:type="spellStart"/>
-            <w:r>
-              <w:rPr>
-                <w:rFonts w:ascii="Times New Roman" w:eastAsia="Times New Roman" w:hAnsi="Times New Roman"/>
-                <w:b/>
-                <w:sz w:val="24"/>
-              </w:rPr>
-              <w:t>chính</w:t>
-            </w:r>
-            <w:proofErr w:type="spellEnd"/>
           </w:p>
         </w:tc>
       </w:tr>
@@ -2757,99 +1348,9 @@
                 <w:szCs w:val="26"/>
               </w:rPr>
             </w:pPr>
-            <w:proofErr w:type="spellStart"/>
             <w:r>
-              <w:t>Sản</w:t>
+              <w:t>Sản xuất gỗ dán, gỗ lạng, ván ép và ván mỏng khác</w:t>
             </w:r>
-            <w:proofErr w:type="spellEnd"/>
-            <w:r>
-              <w:t xml:space="preserve"> </w:t>
-            </w:r>
-            <w:proofErr w:type="spellStart"/>
-            <w:r>
-              <w:t>xuất</w:t>
-            </w:r>
-            <w:proofErr w:type="spellEnd"/>
-            <w:r>
-              <w:t xml:space="preserve"> </w:t>
-            </w:r>
-            <w:proofErr w:type="spellStart"/>
-            <w:r>
-              <w:t>gỗ</w:t>
-            </w:r>
-            <w:proofErr w:type="spellEnd"/>
-            <w:r>
-              <w:t xml:space="preserve"> </w:t>
-            </w:r>
-            <w:proofErr w:type="spellStart"/>
-            <w:r>
-              <w:t>dán</w:t>
-            </w:r>
-            <w:proofErr w:type="spellEnd"/>
-            <w:r>
-              <w:t xml:space="preserve">, </w:t>
-            </w:r>
-            <w:proofErr w:type="spellStart"/>
-            <w:r>
-              <w:t>gỗ</w:t>
-            </w:r>
-            <w:proofErr w:type="spellEnd"/>
-            <w:r>
-              <w:t xml:space="preserve"> </w:t>
-            </w:r>
-            <w:proofErr w:type="spellStart"/>
-            <w:r>
-              <w:t>lạng</w:t>
-            </w:r>
-            <w:proofErr w:type="spellEnd"/>
-            <w:r>
-              <w:t xml:space="preserve">, </w:t>
-            </w:r>
-            <w:proofErr w:type="spellStart"/>
-            <w:r>
-              <w:t>ván</w:t>
-            </w:r>
-            <w:proofErr w:type="spellEnd"/>
-            <w:r>
-              <w:t xml:space="preserve"> </w:t>
-            </w:r>
-            <w:proofErr w:type="spellStart"/>
-            <w:r>
-              <w:t>ép</w:t>
-            </w:r>
-            <w:proofErr w:type="spellEnd"/>
-            <w:r>
-              <w:t xml:space="preserve"> </w:t>
-            </w:r>
-            <w:proofErr w:type="spellStart"/>
-            <w:r>
-              <w:t>và</w:t>
-            </w:r>
-            <w:proofErr w:type="spellEnd"/>
-            <w:r>
-              <w:t xml:space="preserve"> </w:t>
-            </w:r>
-            <w:proofErr w:type="spellStart"/>
-            <w:r>
-              <w:t>ván</w:t>
-            </w:r>
-            <w:proofErr w:type="spellEnd"/>
-            <w:r>
-              <w:t xml:space="preserve"> </w:t>
-            </w:r>
-            <w:proofErr w:type="spellStart"/>
-            <w:r>
-              <w:t>mỏng</w:t>
-            </w:r>
-            <w:proofErr w:type="spellEnd"/>
-            <w:r>
-              <w:t xml:space="preserve"> </w:t>
-            </w:r>
-            <w:proofErr w:type="spellStart"/>
-            <w:r>
-              <w:t>khác</w:t>
-            </w:r>
-            <w:proofErr w:type="spellEnd"/>
           </w:p>
         </w:tc>
         <w:tc>
@@ -2906,51 +1407,9 @@
                 <w:szCs w:val="26"/>
               </w:rPr>
             </w:pPr>
-            <w:proofErr w:type="spellStart"/>
             <w:r>
-              <w:t>Sản</w:t>
+              <w:t>Sản xuất đồ gỗ xây dựng</w:t>
             </w:r>
-            <w:proofErr w:type="spellEnd"/>
-            <w:r>
-              <w:t xml:space="preserve"> </w:t>
-            </w:r>
-            <w:proofErr w:type="spellStart"/>
-            <w:r>
-              <w:t>xuất</w:t>
-            </w:r>
-            <w:proofErr w:type="spellEnd"/>
-            <w:r>
-              <w:t xml:space="preserve"> </w:t>
-            </w:r>
-            <w:proofErr w:type="spellStart"/>
-            <w:r>
-              <w:t>đồ</w:t>
-            </w:r>
-            <w:proofErr w:type="spellEnd"/>
-            <w:r>
-              <w:t xml:space="preserve"> </w:t>
-            </w:r>
-            <w:proofErr w:type="spellStart"/>
-            <w:r>
-              <w:t>gỗ</w:t>
-            </w:r>
-            <w:proofErr w:type="spellEnd"/>
-            <w:r>
-              <w:t xml:space="preserve"> </w:t>
-            </w:r>
-            <w:proofErr w:type="spellStart"/>
-            <w:r>
-              <w:t>xây</w:t>
-            </w:r>
-            <w:proofErr w:type="spellEnd"/>
-            <w:r>
-              <w:t xml:space="preserve"> </w:t>
-            </w:r>
-            <w:proofErr w:type="spellStart"/>
-            <w:r>
-              <w:t>dựng</w:t>
-            </w:r>
-            <w:proofErr w:type="spellEnd"/>
           </w:p>
         </w:tc>
         <w:tc>
@@ -3007,67 +1466,9 @@
                 <w:szCs w:val="26"/>
               </w:rPr>
             </w:pPr>
-            <w:proofErr w:type="spellStart"/>
             <w:r>
-              <w:t>Cưa</w:t>
+              <w:t>Cưa, xẻ, bào gỗ và bảo quản gỗ</w:t>
             </w:r>
-            <w:proofErr w:type="spellEnd"/>
-            <w:r>
-              <w:t xml:space="preserve">, </w:t>
-            </w:r>
-            <w:proofErr w:type="spellStart"/>
-            <w:r>
-              <w:t>xẻ</w:t>
-            </w:r>
-            <w:proofErr w:type="spellEnd"/>
-            <w:r>
-              <w:t xml:space="preserve">, </w:t>
-            </w:r>
-            <w:proofErr w:type="spellStart"/>
-            <w:r>
-              <w:t>bào</w:t>
-            </w:r>
-            <w:proofErr w:type="spellEnd"/>
-            <w:r>
-              <w:t xml:space="preserve"> </w:t>
-            </w:r>
-            <w:proofErr w:type="spellStart"/>
-            <w:r>
-              <w:t>gỗ</w:t>
-            </w:r>
-            <w:proofErr w:type="spellEnd"/>
-            <w:r>
-              <w:t xml:space="preserve"> </w:t>
-            </w:r>
-            <w:proofErr w:type="spellStart"/>
-            <w:r>
-              <w:t>và</w:t>
-            </w:r>
-            <w:proofErr w:type="spellEnd"/>
-            <w:r>
-              <w:t xml:space="preserve"> </w:t>
-            </w:r>
-            <w:proofErr w:type="spellStart"/>
-            <w:r>
-              <w:t>bảo</w:t>
-            </w:r>
-            <w:proofErr w:type="spellEnd"/>
-            <w:r>
-              <w:t xml:space="preserve"> </w:t>
-            </w:r>
-            <w:proofErr w:type="spellStart"/>
-            <w:r>
-              <w:t>quản</w:t>
-            </w:r>
-            <w:proofErr w:type="spellEnd"/>
-            <w:r>
-              <w:t xml:space="preserve"> </w:t>
-            </w:r>
-            <w:proofErr w:type="spellStart"/>
-            <w:r>
-              <w:t>gỗ</w:t>
-            </w:r>
-            <w:proofErr w:type="spellEnd"/>
           </w:p>
         </w:tc>
         <w:tc>
@@ -3124,67 +1525,9 @@
                 <w:szCs w:val="26"/>
               </w:rPr>
             </w:pPr>
-            <w:proofErr w:type="spellStart"/>
             <w:r>
-              <w:t>Sản</w:t>
+              <w:t>Sản xuất giường, tủ, bàn, ghế bằng gỗ</w:t>
             </w:r>
-            <w:proofErr w:type="spellEnd"/>
-            <w:r>
-              <w:t xml:space="preserve"> </w:t>
-            </w:r>
-            <w:proofErr w:type="spellStart"/>
-            <w:r>
-              <w:t>xuất</w:t>
-            </w:r>
-            <w:proofErr w:type="spellEnd"/>
-            <w:r>
-              <w:t xml:space="preserve"> </w:t>
-            </w:r>
-            <w:proofErr w:type="spellStart"/>
-            <w:r>
-              <w:t>giường</w:t>
-            </w:r>
-            <w:proofErr w:type="spellEnd"/>
-            <w:r>
-              <w:t xml:space="preserve">, </w:t>
-            </w:r>
-            <w:proofErr w:type="spellStart"/>
-            <w:r>
-              <w:t>tủ</w:t>
-            </w:r>
-            <w:proofErr w:type="spellEnd"/>
-            <w:r>
-              <w:t xml:space="preserve">, </w:t>
-            </w:r>
-            <w:proofErr w:type="spellStart"/>
-            <w:r>
-              <w:t>bàn</w:t>
-            </w:r>
-            <w:proofErr w:type="spellEnd"/>
-            <w:r>
-              <w:t xml:space="preserve">, </w:t>
-            </w:r>
-            <w:proofErr w:type="spellStart"/>
-            <w:r>
-              <w:t>ghế</w:t>
-            </w:r>
-            <w:proofErr w:type="spellEnd"/>
-            <w:r>
-              <w:t xml:space="preserve"> </w:t>
-            </w:r>
-            <w:proofErr w:type="spellStart"/>
-            <w:r>
-              <w:t>bằng</w:t>
-            </w:r>
-            <w:proofErr w:type="spellEnd"/>
-            <w:r>
-              <w:t xml:space="preserve"> </w:t>
-            </w:r>
-            <w:proofErr w:type="spellStart"/>
-            <w:r>
-              <w:t>gỗ</w:t>
-            </w:r>
-            <w:proofErr w:type="spellEnd"/>
           </w:p>
         </w:tc>
         <w:tc>
@@ -3241,43 +1584,9 @@
                 <w:szCs w:val="26"/>
               </w:rPr>
             </w:pPr>
-            <w:proofErr w:type="spellStart"/>
             <w:r>
-              <w:t>Sản</w:t>
+              <w:t>Sản xuất bao bì bằng gỗ</w:t>
             </w:r>
-            <w:proofErr w:type="spellEnd"/>
-            <w:r>
-              <w:t xml:space="preserve"> </w:t>
-            </w:r>
-            <w:proofErr w:type="spellStart"/>
-            <w:r>
-              <w:t>xuất</w:t>
-            </w:r>
-            <w:proofErr w:type="spellEnd"/>
-            <w:r>
-              <w:t xml:space="preserve"> bao </w:t>
-            </w:r>
-            <w:proofErr w:type="spellStart"/>
-            <w:r>
-              <w:t>bì</w:t>
-            </w:r>
-            <w:proofErr w:type="spellEnd"/>
-            <w:r>
-              <w:t xml:space="preserve"> </w:t>
-            </w:r>
-            <w:proofErr w:type="spellStart"/>
-            <w:r>
-              <w:t>bằng</w:t>
-            </w:r>
-            <w:proofErr w:type="spellEnd"/>
-            <w:r>
-              <w:t xml:space="preserve"> </w:t>
-            </w:r>
-            <w:proofErr w:type="spellStart"/>
-            <w:r>
-              <w:t>gỗ</w:t>
-            </w:r>
-            <w:proofErr w:type="spellEnd"/>
           </w:p>
         </w:tc>
         <w:tc>
@@ -3334,171 +1643,9 @@
                 <w:szCs w:val="26"/>
               </w:rPr>
             </w:pPr>
-            <w:proofErr w:type="spellStart"/>
             <w:r>
-              <w:t>Sản</w:t>
+              <w:t>Sản xuất sản phẩm khác từ gỗ; sản xuất sản phẩm từ tre, nứa, rơm, rạ và vật liệu tết bện</w:t>
             </w:r>
-            <w:proofErr w:type="spellEnd"/>
-            <w:r>
-              <w:t xml:space="preserve"> </w:t>
-            </w:r>
-            <w:proofErr w:type="spellStart"/>
-            <w:r>
-              <w:t>xuất</w:t>
-            </w:r>
-            <w:proofErr w:type="spellEnd"/>
-            <w:r>
-              <w:t xml:space="preserve"> </w:t>
-            </w:r>
-            <w:proofErr w:type="spellStart"/>
-            <w:r>
-              <w:t>sản</w:t>
-            </w:r>
-            <w:proofErr w:type="spellEnd"/>
-            <w:r>
-              <w:t xml:space="preserve"> </w:t>
-            </w:r>
-            <w:proofErr w:type="spellStart"/>
-            <w:r>
-              <w:t>phẩm</w:t>
-            </w:r>
-            <w:proofErr w:type="spellEnd"/>
-            <w:r>
-              <w:t xml:space="preserve"> </w:t>
-            </w:r>
-            <w:proofErr w:type="spellStart"/>
-            <w:r>
-              <w:t>khác</w:t>
-            </w:r>
-            <w:proofErr w:type="spellEnd"/>
-            <w:r>
-              <w:t xml:space="preserve"> </w:t>
-            </w:r>
-            <w:proofErr w:type="spellStart"/>
-            <w:r>
-              <w:t>từ</w:t>
-            </w:r>
-            <w:proofErr w:type="spellEnd"/>
-            <w:r>
-              <w:t xml:space="preserve"> </w:t>
-            </w:r>
-            <w:proofErr w:type="spellStart"/>
-            <w:r>
-              <w:t>gỗ</w:t>
-            </w:r>
-            <w:proofErr w:type="spellEnd"/>
-            <w:r>
-              <w:t xml:space="preserve">; </w:t>
-            </w:r>
-            <w:proofErr w:type="spellStart"/>
-            <w:r>
-              <w:t>sản</w:t>
-            </w:r>
-            <w:proofErr w:type="spellEnd"/>
-            <w:r>
-              <w:t xml:space="preserve"> </w:t>
-            </w:r>
-            <w:proofErr w:type="spellStart"/>
-            <w:r>
-              <w:t>xuất</w:t>
-            </w:r>
-            <w:proofErr w:type="spellEnd"/>
-            <w:r>
-              <w:t xml:space="preserve"> </w:t>
-            </w:r>
-            <w:proofErr w:type="spellStart"/>
-            <w:r>
-              <w:t>sản</w:t>
-            </w:r>
-            <w:proofErr w:type="spellEnd"/>
-            <w:r>
-              <w:t xml:space="preserve"> </w:t>
-            </w:r>
-            <w:proofErr w:type="spellStart"/>
-            <w:r>
-              <w:t>phẩm</w:t>
-            </w:r>
-            <w:proofErr w:type="spellEnd"/>
-            <w:r>
-              <w:t xml:space="preserve"> </w:t>
-            </w:r>
-            <w:proofErr w:type="spellStart"/>
-            <w:r>
-              <w:t>từ</w:t>
-            </w:r>
-            <w:proofErr w:type="spellEnd"/>
-            <w:r>
-              <w:t xml:space="preserve"> </w:t>
-            </w:r>
-            <w:proofErr w:type="spellStart"/>
-            <w:r>
-              <w:t>tre</w:t>
-            </w:r>
-            <w:proofErr w:type="spellEnd"/>
-            <w:r>
-              <w:t xml:space="preserve">, </w:t>
-            </w:r>
-            <w:proofErr w:type="spellStart"/>
-            <w:r>
-              <w:t>nứa</w:t>
-            </w:r>
-            <w:proofErr w:type="spellEnd"/>
-            <w:r>
-              <w:t xml:space="preserve">, </w:t>
-            </w:r>
-            <w:proofErr w:type="spellStart"/>
-            <w:r>
-              <w:t>rơm</w:t>
-            </w:r>
-            <w:proofErr w:type="spellEnd"/>
-            <w:r>
-              <w:t xml:space="preserve">, </w:t>
-            </w:r>
-            <w:proofErr w:type="spellStart"/>
-            <w:r>
-              <w:t>rạ</w:t>
-            </w:r>
-            <w:proofErr w:type="spellEnd"/>
-            <w:r>
-              <w:t xml:space="preserve"> </w:t>
-            </w:r>
-            <w:proofErr w:type="spellStart"/>
-            <w:r>
-              <w:t>và</w:t>
-            </w:r>
-            <w:proofErr w:type="spellEnd"/>
-            <w:r>
-              <w:t xml:space="preserve"> </w:t>
-            </w:r>
-            <w:proofErr w:type="spellStart"/>
-            <w:r>
-              <w:t>vật</w:t>
-            </w:r>
-            <w:proofErr w:type="spellEnd"/>
-            <w:r>
-              <w:t xml:space="preserve"> </w:t>
-            </w:r>
-            <w:proofErr w:type="spellStart"/>
-            <w:r>
-              <w:t>liệu</w:t>
-            </w:r>
-            <w:proofErr w:type="spellEnd"/>
-            <w:r>
-              <w:t xml:space="preserve"> </w:t>
-            </w:r>
-            <w:proofErr w:type="spellStart"/>
-            <w:r>
-              <w:t>tết</w:t>
-            </w:r>
-            <w:proofErr w:type="spellEnd"/>
-            <w:r>
-              <w:t xml:space="preserve"> </w:t>
-            </w:r>
-            <w:proofErr w:type="spellStart"/>
-            <w:r>
-              <w:t>bện</w:t>
-            </w:r>
-            <w:proofErr w:type="spellEnd"/>
           </w:p>
         </w:tc>
         <w:tc>
@@ -3559,59 +1706,9 @@
                 <w:szCs w:val="26"/>
               </w:rPr>
             </w:pPr>
-            <w:proofErr w:type="spellStart"/>
             <w:r>
-              <w:t>Sản</w:t>
+              <w:t>Sản xuất bột giấy, giấy và bìa</w:t>
             </w:r>
-            <w:proofErr w:type="spellEnd"/>
-            <w:r>
-              <w:t xml:space="preserve"> </w:t>
-            </w:r>
-            <w:proofErr w:type="spellStart"/>
-            <w:r>
-              <w:t>xuất</w:t>
-            </w:r>
-            <w:proofErr w:type="spellEnd"/>
-            <w:r>
-              <w:t xml:space="preserve"> </w:t>
-            </w:r>
-            <w:proofErr w:type="spellStart"/>
-            <w:r>
-              <w:t>bột</w:t>
-            </w:r>
-            <w:proofErr w:type="spellEnd"/>
-            <w:r>
-              <w:t xml:space="preserve"> </w:t>
-            </w:r>
-            <w:proofErr w:type="spellStart"/>
-            <w:r>
-              <w:t>giấy</w:t>
-            </w:r>
-            <w:proofErr w:type="spellEnd"/>
-            <w:r>
-              <w:t xml:space="preserve">, </w:t>
-            </w:r>
-            <w:proofErr w:type="spellStart"/>
-            <w:r>
-              <w:t>giấy</w:t>
-            </w:r>
-            <w:proofErr w:type="spellEnd"/>
-            <w:r>
-              <w:t xml:space="preserve"> </w:t>
-            </w:r>
-            <w:proofErr w:type="spellStart"/>
-            <w:r>
-              <w:t>và</w:t>
-            </w:r>
-            <w:proofErr w:type="spellEnd"/>
-            <w:r>
-              <w:t xml:space="preserve"> </w:t>
-            </w:r>
-            <w:proofErr w:type="spellStart"/>
-            <w:r>
-              <w:t>bìa</w:t>
-            </w:r>
-            <w:proofErr w:type="spellEnd"/>
           </w:p>
         </w:tc>
         <w:tc>
@@ -3669,91 +1766,9 @@
                 <w:szCs w:val="26"/>
               </w:rPr>
             </w:pPr>
-            <w:proofErr w:type="spellStart"/>
             <w:r>
-              <w:t>Sản</w:t>
+              <w:t>Sản xuất giấy nhăn, bìa nhăn, bao bì từ giấy và bìa</w:t>
             </w:r>
-            <w:proofErr w:type="spellEnd"/>
-            <w:r>
-              <w:t xml:space="preserve"> </w:t>
-            </w:r>
-            <w:proofErr w:type="spellStart"/>
-            <w:r>
-              <w:t>xuất</w:t>
-            </w:r>
-            <w:proofErr w:type="spellEnd"/>
-            <w:r>
-              <w:t xml:space="preserve"> </w:t>
-            </w:r>
-            <w:proofErr w:type="spellStart"/>
-            <w:r>
-              <w:t>giấy</w:t>
-            </w:r>
-            <w:proofErr w:type="spellEnd"/>
-            <w:r>
-              <w:t xml:space="preserve"> </w:t>
-            </w:r>
-            <w:proofErr w:type="spellStart"/>
-            <w:r>
-              <w:t>nhăn</w:t>
-            </w:r>
-            <w:proofErr w:type="spellEnd"/>
-            <w:r>
-              <w:t xml:space="preserve">, </w:t>
-            </w:r>
-            <w:proofErr w:type="spellStart"/>
-            <w:r>
-              <w:t>bìa</w:t>
-            </w:r>
-            <w:proofErr w:type="spellEnd"/>
-            <w:r>
-              <w:t xml:space="preserve"> </w:t>
-            </w:r>
-            <w:proofErr w:type="spellStart"/>
-            <w:r>
-              <w:t>nhăn</w:t>
-            </w:r>
-            <w:proofErr w:type="spellEnd"/>
-            <w:r>
-              <w:t xml:space="preserve">, bao </w:t>
-            </w:r>
-            <w:proofErr w:type="spellStart"/>
-            <w:r>
-              <w:t>bì</w:t>
-            </w:r>
-            <w:proofErr w:type="spellEnd"/>
-            <w:r>
-              <w:t xml:space="preserve"> </w:t>
-            </w:r>
-            <w:proofErr w:type="spellStart"/>
-            <w:r>
-              <w:t>từ</w:t>
-            </w:r>
-            <w:proofErr w:type="spellEnd"/>
-            <w:r>
-              <w:t xml:space="preserve"> </w:t>
-            </w:r>
-            <w:proofErr w:type="spellStart"/>
-            <w:r>
-              <w:t>giấy</w:t>
-            </w:r>
-            <w:proofErr w:type="spellEnd"/>
-            <w:r>
-              <w:t xml:space="preserve"> </w:t>
-            </w:r>
-            <w:proofErr w:type="spellStart"/>
-            <w:r>
-              <w:t>và</w:t>
-            </w:r>
-            <w:proofErr w:type="spellEnd"/>
-            <w:r>
-              <w:t xml:space="preserve"> </w:t>
-            </w:r>
-            <w:proofErr w:type="spellStart"/>
-            <w:r>
-              <w:t>bìa</w:t>
-            </w:r>
-            <w:proofErr w:type="spellEnd"/>
           </w:p>
         </w:tc>
         <w:tc>
@@ -3810,123 +1825,9 @@
                 <w:szCs w:val="26"/>
               </w:rPr>
             </w:pPr>
-            <w:proofErr w:type="spellStart"/>
             <w:r>
-              <w:t>Sản</w:t>
+              <w:t>Sản xuất các sản phẩm khác từ giấy và bìa chưa được phân vào đâu</w:t>
             </w:r>
-            <w:proofErr w:type="spellEnd"/>
-            <w:r>
-              <w:t xml:space="preserve"> </w:t>
-            </w:r>
-            <w:proofErr w:type="spellStart"/>
-            <w:r>
-              <w:t>xuất</w:t>
-            </w:r>
-            <w:proofErr w:type="spellEnd"/>
-            <w:r>
-              <w:t xml:space="preserve"> </w:t>
-            </w:r>
-            <w:proofErr w:type="spellStart"/>
-            <w:r>
-              <w:t>các</w:t>
-            </w:r>
-            <w:proofErr w:type="spellEnd"/>
-            <w:r>
-              <w:t xml:space="preserve"> </w:t>
-            </w:r>
-            <w:proofErr w:type="spellStart"/>
-            <w:r>
-              <w:t>sản</w:t>
-            </w:r>
-            <w:proofErr w:type="spellEnd"/>
-            <w:r>
-              <w:t xml:space="preserve"> </w:t>
-            </w:r>
-            <w:proofErr w:type="spellStart"/>
-            <w:r>
-              <w:t>phẩm</w:t>
-            </w:r>
-            <w:proofErr w:type="spellEnd"/>
-            <w:r>
-              <w:t xml:space="preserve"> </w:t>
-            </w:r>
-            <w:proofErr w:type="spellStart"/>
-            <w:r>
-              <w:t>khác</w:t>
-            </w:r>
-            <w:proofErr w:type="spellEnd"/>
-            <w:r>
-              <w:t xml:space="preserve"> </w:t>
-            </w:r>
-            <w:proofErr w:type="spellStart"/>
-            <w:r>
-              <w:t>từ</w:t>
-            </w:r>
-            <w:proofErr w:type="spellEnd"/>
-            <w:r>
-              <w:t xml:space="preserve"> </w:t>
-            </w:r>
-            <w:proofErr w:type="spellStart"/>
-            <w:r>
-              <w:t>giấy</w:t>
-            </w:r>
-            <w:proofErr w:type="spellEnd"/>
-            <w:r>
-              <w:t xml:space="preserve"> </w:t>
-            </w:r>
-            <w:proofErr w:type="spellStart"/>
-            <w:r>
-              <w:t>và</w:t>
-            </w:r>
-            <w:proofErr w:type="spellEnd"/>
-            <w:r>
-              <w:t xml:space="preserve"> </w:t>
-            </w:r>
-            <w:proofErr w:type="spellStart"/>
-            <w:r>
-              <w:t>bìa</w:t>
-            </w:r>
-            <w:proofErr w:type="spellEnd"/>
-            <w:r>
-              <w:t xml:space="preserve"> </w:t>
-            </w:r>
-            <w:proofErr w:type="spellStart"/>
-            <w:r>
-              <w:t>chưa</w:t>
-            </w:r>
-            <w:proofErr w:type="spellEnd"/>
-            <w:r>
-              <w:t xml:space="preserve"> </w:t>
-            </w:r>
-            <w:proofErr w:type="spellStart"/>
-            <w:r>
-              <w:t>được</w:t>
-            </w:r>
-            <w:proofErr w:type="spellEnd"/>
-            <w:r>
-              <w:t xml:space="preserve"> </w:t>
-            </w:r>
-            <w:proofErr w:type="spellStart"/>
-            <w:r>
-              <w:t>phân</w:t>
-            </w:r>
-            <w:proofErr w:type="spellEnd"/>
-            <w:r>
-              <w:t xml:space="preserve"> </w:t>
-            </w:r>
-            <w:proofErr w:type="spellStart"/>
-            <w:r>
-              <w:t>vào</w:t>
-            </w:r>
-            <w:proofErr w:type="spellEnd"/>
-            <w:r>
-              <w:t xml:space="preserve"> </w:t>
-            </w:r>
-            <w:proofErr w:type="spellStart"/>
-            <w:r>
-              <w:t>đâu</w:t>
-            </w:r>
-            <w:proofErr w:type="spellEnd"/>
           </w:p>
         </w:tc>
         <w:tc>
@@ -3967,93 +1868,13 @@
           </w:tcPr>
           <w:p>
             <w:r>
-              <w:t xml:space="preserve">Bán </w:t>
+              <w:t>Bán buôn vật liệu, thiết bị lắp đặt khác trong xây dựng</w:t>
             </w:r>
-            <w:proofErr w:type="spellStart"/>
+          </w:p>
+          <w:p>
             <w:r>
-              <w:t>buôn</w:t>
+              <w:t>Chi tiết : Bán buôn gỗ, ván ép, ván MDF, vật tư , hóa chất ngành gỗ</w:t>
             </w:r>
-            <w:proofErr w:type="spellEnd"/>
-            <w:r>
-              <w:t xml:space="preserve"> </w:t>
-            </w:r>
-            <w:proofErr w:type="spellStart"/>
-            <w:r>
-              <w:t>vật</w:t>
-            </w:r>
-            <w:proofErr w:type="spellEnd"/>
-            <w:r>
-              <w:t xml:space="preserve"> </w:t>
-            </w:r>
-            <w:proofErr w:type="spellStart"/>
-            <w:r>
-              <w:t>liệu</w:t>
-            </w:r>
-            <w:proofErr w:type="spellEnd"/>
-            <w:r>
-              <w:t xml:space="preserve">, </w:t>
-            </w:r>
-            <w:proofErr w:type="spellStart"/>
-            <w:r>
-              <w:t>thiết</w:t>
-            </w:r>
-            <w:proofErr w:type="spellEnd"/>
-            <w:r>
-              <w:t xml:space="preserve"> </w:t>
-            </w:r>
-            <w:proofErr w:type="spellStart"/>
-            <w:r>
-              <w:t>bị</w:t>
-            </w:r>
-            <w:proofErr w:type="spellEnd"/>
-            <w:r>
-              <w:t xml:space="preserve"> </w:t>
-            </w:r>
-            <w:proofErr w:type="spellStart"/>
-            <w:r>
-              <w:t>lắp</w:t>
-            </w:r>
-            <w:proofErr w:type="spellEnd"/>
-            <w:r>
-              <w:t xml:space="preserve"> </w:t>
-            </w:r>
-            <w:proofErr w:type="spellStart"/>
-            <w:r>
-              <w:t>đặt</w:t>
-            </w:r>
-            <w:proofErr w:type="spellEnd"/>
-            <w:r>
-              <w:t xml:space="preserve"> </w:t>
-            </w:r>
-            <w:proofErr w:type="spellStart"/>
-            <w:r>
-              <w:t>khác</w:t>
-            </w:r>
-            <w:proofErr w:type="spellEnd"/>
-            <w:r>
-              <w:t xml:space="preserve"> </w:t>
-            </w:r>
-            <w:proofErr w:type="spellStart"/>
-            <w:r>
-              <w:t>trong</w:t>
-            </w:r>
-            <w:proofErr w:type="spellEnd"/>
-            <w:r>
-              <w:t xml:space="preserve"> </w:t>
-            </w:r>
-            <w:proofErr w:type="spellStart"/>
-            <w:r>
-              <w:t>xây</w:t>
-            </w:r>
-            <w:proofErr w:type="spellEnd"/>
-            <w:r>
-              <w:t xml:space="preserve"> </w:t>
-            </w:r>
-            <w:proofErr w:type="spellStart"/>
-            <w:r>
-              <w:t>dựng</w:t>
-            </w:r>
-            <w:proofErr w:type="spellEnd"/>
           </w:p>
         </w:tc>
         <w:tc>
@@ -4094,205 +1915,8 @@
           </w:tcPr>
           <w:p>
             <w:r>
-              <w:t xml:space="preserve">Bán </w:t>
+              <w:t>Bán buôn giường, tủ, bàn ghế và đồ nội thất tương tự trong gia đình, văn phòng, cửa hàng; thảm, đệm và thiết bị chiếu sáng</w:t>
             </w:r>
-            <w:proofErr w:type="spellStart"/>
-            <w:r>
-              <w:t>buôn</w:t>
-            </w:r>
-            <w:proofErr w:type="spellEnd"/>
-            <w:r>
-              <w:t xml:space="preserve"> </w:t>
-            </w:r>
-            <w:proofErr w:type="spellStart"/>
-            <w:r>
-              <w:t>giường</w:t>
-            </w:r>
-            <w:proofErr w:type="spellEnd"/>
-            <w:r>
-              <w:t xml:space="preserve">, </w:t>
-            </w:r>
-            <w:proofErr w:type="spellStart"/>
-            <w:r>
-              <w:t>tủ</w:t>
-            </w:r>
-            <w:proofErr w:type="spellEnd"/>
-            <w:r>
-              <w:t xml:space="preserve">, </w:t>
-            </w:r>
-            <w:proofErr w:type="spellStart"/>
-            <w:r>
-              <w:t>bàn</w:t>
-            </w:r>
-            <w:proofErr w:type="spellEnd"/>
-            <w:r>
-              <w:t xml:space="preserve"> </w:t>
-            </w:r>
-            <w:proofErr w:type="spellStart"/>
-            <w:r>
-              <w:t>ghế</w:t>
-            </w:r>
-            <w:proofErr w:type="spellEnd"/>
-            <w:r>
-              <w:t xml:space="preserve"> </w:t>
-            </w:r>
-            <w:proofErr w:type="spellStart"/>
-            <w:r>
-              <w:t>và</w:t>
-            </w:r>
-            <w:proofErr w:type="spellEnd"/>
-            <w:r>
-              <w:t xml:space="preserve"> </w:t>
-            </w:r>
-            <w:proofErr w:type="spellStart"/>
-            <w:r>
-              <w:t>đồ</w:t>
-            </w:r>
-            <w:proofErr w:type="spellEnd"/>
-            <w:r>
-              <w:t xml:space="preserve"> </w:t>
-            </w:r>
-            <w:proofErr w:type="spellStart"/>
-            <w:r>
-              <w:t>nội</w:t>
-            </w:r>
-            <w:proofErr w:type="spellEnd"/>
-            <w:r>
-              <w:t xml:space="preserve"> </w:t>
-            </w:r>
-            <w:proofErr w:type="spellStart"/>
-            <w:r>
-              <w:t>thất</w:t>
-            </w:r>
-            <w:proofErr w:type="spellEnd"/>
-            <w:r>
-              <w:t xml:space="preserve"> </w:t>
-            </w:r>
-            <w:proofErr w:type="spellStart"/>
-            <w:r>
-              <w:t>tương</w:t>
-            </w:r>
-            <w:proofErr w:type="spellEnd"/>
-            <w:r>
-              <w:t xml:space="preserve"> </w:t>
-            </w:r>
-            <w:proofErr w:type="spellStart"/>
-            <w:r>
-              <w:t>tự</w:t>
-            </w:r>
-            <w:proofErr w:type="spellEnd"/>
-            <w:r>
-              <w:t xml:space="preserve"> </w:t>
-            </w:r>
-            <w:proofErr w:type="spellStart"/>
-            <w:r>
-              <w:t>trong</w:t>
-            </w:r>
-            <w:proofErr w:type="spellEnd"/>
-            <w:r>
-              <w:t xml:space="preserve"> </w:t>
-            </w:r>
-            <w:proofErr w:type="spellStart"/>
-            <w:r>
-              <w:t>gia</w:t>
-            </w:r>
-            <w:proofErr w:type="spellEnd"/>
-            <w:r>
-              <w:t xml:space="preserve"> </w:t>
-            </w:r>
-            <w:proofErr w:type="spellStart"/>
-            <w:r>
-              <w:t>đình</w:t>
-            </w:r>
-            <w:proofErr w:type="spellEnd"/>
-            <w:r>
-              <w:t xml:space="preserve">, </w:t>
-            </w:r>
-            <w:proofErr w:type="spellStart"/>
-            <w:r>
-              <w:t>văn</w:t>
-            </w:r>
-            <w:proofErr w:type="spellEnd"/>
-            <w:r>
-              <w:t xml:space="preserve"> </w:t>
-            </w:r>
-            <w:proofErr w:type="spellStart"/>
-            <w:r>
-              <w:t>phòng</w:t>
-            </w:r>
-            <w:proofErr w:type="spellEnd"/>
-            <w:r>
-              <w:t xml:space="preserve">, </w:t>
-            </w:r>
-            <w:proofErr w:type="spellStart"/>
-            <w:r>
-              <w:t>cửa</w:t>
-            </w:r>
-            <w:proofErr w:type="spellEnd"/>
-            <w:r>
-              <w:t xml:space="preserve"> </w:t>
-            </w:r>
-            <w:proofErr w:type="spellStart"/>
-            <w:r>
-              <w:t>hàng</w:t>
-            </w:r>
-            <w:proofErr w:type="spellEnd"/>
-            <w:r>
-              <w:t xml:space="preserve">; </w:t>
-            </w:r>
-            <w:proofErr w:type="spellStart"/>
-            <w:r>
-              <w:t>thảm</w:t>
-            </w:r>
-            <w:proofErr w:type="spellEnd"/>
-            <w:r>
-              <w:t xml:space="preserve">, </w:t>
-            </w:r>
-            <w:proofErr w:type="spellStart"/>
-            <w:r>
-              <w:t>đệm</w:t>
-            </w:r>
-            <w:proofErr w:type="spellEnd"/>
-            <w:r>
-              <w:t xml:space="preserve"> </w:t>
-            </w:r>
-            <w:proofErr w:type="spellStart"/>
-            <w:r>
-              <w:t>và</w:t>
-            </w:r>
-            <w:proofErr w:type="spellEnd"/>
-            <w:r>
-              <w:t xml:space="preserve"> </w:t>
-            </w:r>
-            <w:proofErr w:type="spellStart"/>
-            <w:r>
-              <w:t>thiết</w:t>
-            </w:r>
-            <w:proofErr w:type="spellEnd"/>
-            <w:r>
-              <w:t xml:space="preserve"> </w:t>
-            </w:r>
-            <w:proofErr w:type="spellStart"/>
-            <w:r>
-              <w:t>bị</w:t>
-            </w:r>
-            <w:proofErr w:type="spellEnd"/>
-            <w:r>
-              <w:t xml:space="preserve"> </w:t>
-            </w:r>
-            <w:proofErr w:type="spellStart"/>
-            <w:r>
-              <w:t>chiếu</w:t>
-            </w:r>
-            <w:proofErr w:type="spellEnd"/>
-            <w:r>
-              <w:t xml:space="preserve"> </w:t>
-            </w:r>
-            <w:proofErr w:type="spellStart"/>
-            <w:r>
-              <w:t>sáng</w:t>
-            </w:r>
-            <w:proofErr w:type="spellEnd"/>
           </w:p>
         </w:tc>
         <w:tc>
@@ -4333,29 +1957,8 @@
           </w:tcPr>
           <w:p>
             <w:r>
-              <w:t xml:space="preserve">Bán </w:t>
+              <w:t>Bán buôn tổng hợp</w:t>
             </w:r>
-            <w:proofErr w:type="spellStart"/>
-            <w:r>
-              <w:t>buôn</w:t>
-            </w:r>
-            <w:proofErr w:type="spellEnd"/>
-            <w:r>
-              <w:t xml:space="preserve"> </w:t>
-            </w:r>
-            <w:proofErr w:type="spellStart"/>
-            <w:r>
-              <w:t>tổng</w:t>
-            </w:r>
-            <w:proofErr w:type="spellEnd"/>
-            <w:r>
-              <w:t xml:space="preserve"> </w:t>
-            </w:r>
-            <w:proofErr w:type="spellStart"/>
-            <w:r>
-              <w:t>hợp</w:t>
-            </w:r>
-            <w:proofErr w:type="spellEnd"/>
           </w:p>
         </w:tc>
         <w:tc>
@@ -4388,19 +1991,11 @@
           <w:u w:val="single"/>
         </w:rPr>
       </w:pPr>
-      <w:proofErr w:type="spellStart"/>
-      <w:r>
-        <w:rPr>
-          <w:rFonts w:ascii="Times New Roman" w:hAnsi="Times New Roman"/>
-        </w:rPr>
-        <w:t>Điều</w:t>
-      </w:r>
-      <w:proofErr w:type="spellEnd"/>
-      <w:r>
-        <w:rPr>
-          <w:rFonts w:ascii="Times New Roman" w:hAnsi="Times New Roman"/>
-        </w:rPr>
-        <w:t xml:space="preserve"> </w:t>
+      <w:r>
+        <w:rPr>
+          <w:rFonts w:ascii="Times New Roman" w:hAnsi="Times New Roman"/>
+        </w:rPr>
+        <w:t xml:space="preserve">Điều </w:t>
       </w:r>
       <w:r>
         <w:rPr>
@@ -4412,86 +2007,8 @@
         <w:rPr>
           <w:rFonts w:ascii="Times New Roman" w:hAnsi="Times New Roman"/>
         </w:rPr>
-        <w:t xml:space="preserve">. </w:t>
-      </w:r>
-      <w:proofErr w:type="spellStart"/>
-      <w:r>
-        <w:rPr>
-          <w:rFonts w:ascii="Times New Roman" w:hAnsi="Times New Roman"/>
-        </w:rPr>
-        <w:t>Người</w:t>
-      </w:r>
-      <w:proofErr w:type="spellEnd"/>
-      <w:r>
-        <w:rPr>
-          <w:rFonts w:ascii="Times New Roman" w:hAnsi="Times New Roman"/>
-        </w:rPr>
-        <w:t xml:space="preserve"> </w:t>
-      </w:r>
-      <w:proofErr w:type="spellStart"/>
-      <w:r>
-        <w:rPr>
-          <w:rFonts w:ascii="Times New Roman" w:hAnsi="Times New Roman"/>
-        </w:rPr>
-        <w:t>đại</w:t>
-      </w:r>
-      <w:proofErr w:type="spellEnd"/>
-      <w:r>
-        <w:rPr>
-          <w:rFonts w:ascii="Times New Roman" w:hAnsi="Times New Roman"/>
-        </w:rPr>
-        <w:t xml:space="preserve"> </w:t>
-      </w:r>
-      <w:proofErr w:type="spellStart"/>
-      <w:r>
-        <w:rPr>
-          <w:rFonts w:ascii="Times New Roman" w:hAnsi="Times New Roman"/>
-        </w:rPr>
-        <w:t>diện</w:t>
-      </w:r>
-      <w:proofErr w:type="spellEnd"/>
-      <w:r>
-        <w:rPr>
-          <w:rFonts w:ascii="Times New Roman" w:hAnsi="Times New Roman"/>
-        </w:rPr>
-        <w:t xml:space="preserve"> </w:t>
-      </w:r>
-      <w:proofErr w:type="spellStart"/>
-      <w:r>
-        <w:rPr>
-          <w:rFonts w:ascii="Times New Roman" w:hAnsi="Times New Roman"/>
-        </w:rPr>
-        <w:t>theo</w:t>
-      </w:r>
-      <w:proofErr w:type="spellEnd"/>
-      <w:r>
-        <w:rPr>
-          <w:rFonts w:ascii="Times New Roman" w:hAnsi="Times New Roman"/>
-        </w:rPr>
-        <w:t xml:space="preserve"> </w:t>
-      </w:r>
-      <w:proofErr w:type="spellStart"/>
-      <w:r>
-        <w:rPr>
-          <w:rFonts w:ascii="Times New Roman" w:hAnsi="Times New Roman"/>
-        </w:rPr>
-        <w:t>pháp</w:t>
-      </w:r>
-      <w:proofErr w:type="spellEnd"/>
-      <w:r>
-        <w:rPr>
-          <w:rFonts w:ascii="Times New Roman" w:hAnsi="Times New Roman"/>
-        </w:rPr>
-        <w:t xml:space="preserve"> </w:t>
-      </w:r>
-      <w:proofErr w:type="spellStart"/>
-      <w:r>
-        <w:rPr>
-          <w:rFonts w:ascii="Times New Roman" w:hAnsi="Times New Roman"/>
-        </w:rPr>
-        <w:t>luật</w:t>
-      </w:r>
-      <w:proofErr w:type="spellEnd"/>
+        <w:t>. Người đại diện theo pháp luật</w:t>
+      </w:r>
       <w:r>
         <w:rPr>
           <w:rFonts w:ascii="Times New Roman" w:eastAsia="Calibri" w:hAnsi="Times New Roman"/>
@@ -4532,9 +2049,8 @@
           <w:sz w:val="26"/>
           <w:szCs w:val="26"/>
         </w:rPr>
-        <w:t xml:space="preserve">1. </w:t>
-      </w:r>
-      <w:proofErr w:type="spellStart"/>
+        <w:t xml:space="preserve">1. Số lượng người đại diện theo pháp luật: Công ty có 01 người là người đại diện theo pháp luật, chức danh: </w:t>
+      </w:r>
       <w:r>
         <w:rPr>
           <w:rFonts w:ascii="Times New Roman" w:hAnsi="Times New Roman" w:cs="Times New Roman"/>
@@ -4542,409 +2058,8 @@
           <w:sz w:val="26"/>
           <w:szCs w:val="26"/>
         </w:rPr>
-        <w:t>Số</w:t>
-      </w:r>
-      <w:proofErr w:type="spellEnd"/>
-      <w:r>
-        <w:rPr>
-          <w:rFonts w:ascii="Times New Roman" w:hAnsi="Times New Roman" w:cs="Times New Roman"/>
-          <w:color w:val="000000" w:themeColor="text1"/>
-          <w:sz w:val="26"/>
-          <w:szCs w:val="26"/>
-        </w:rPr>
-        <w:t xml:space="preserve"> </w:t>
-      </w:r>
-      <w:proofErr w:type="spellStart"/>
-      <w:r>
-        <w:rPr>
-          <w:rFonts w:ascii="Times New Roman" w:hAnsi="Times New Roman" w:cs="Times New Roman"/>
-          <w:color w:val="000000" w:themeColor="text1"/>
-          <w:sz w:val="26"/>
-          <w:szCs w:val="26"/>
-        </w:rPr>
-        <w:t>lượng</w:t>
-      </w:r>
-      <w:proofErr w:type="spellEnd"/>
-      <w:r>
-        <w:rPr>
-          <w:rFonts w:ascii="Times New Roman" w:hAnsi="Times New Roman" w:cs="Times New Roman"/>
-          <w:color w:val="000000" w:themeColor="text1"/>
-          <w:sz w:val="26"/>
-          <w:szCs w:val="26"/>
-        </w:rPr>
-        <w:t xml:space="preserve"> </w:t>
-      </w:r>
-      <w:proofErr w:type="spellStart"/>
-      <w:r>
-        <w:rPr>
-          <w:rFonts w:ascii="Times New Roman" w:hAnsi="Times New Roman" w:cs="Times New Roman"/>
-          <w:color w:val="000000" w:themeColor="text1"/>
-          <w:sz w:val="26"/>
-          <w:szCs w:val="26"/>
-        </w:rPr>
-        <w:t>người</w:t>
-      </w:r>
-      <w:proofErr w:type="spellEnd"/>
-      <w:r>
-        <w:rPr>
-          <w:rFonts w:ascii="Times New Roman" w:hAnsi="Times New Roman" w:cs="Times New Roman"/>
-          <w:color w:val="000000" w:themeColor="text1"/>
-          <w:sz w:val="26"/>
-          <w:szCs w:val="26"/>
-        </w:rPr>
-        <w:t xml:space="preserve"> </w:t>
-      </w:r>
-      <w:proofErr w:type="spellStart"/>
-      <w:r>
-        <w:rPr>
-          <w:rFonts w:ascii="Times New Roman" w:hAnsi="Times New Roman" w:cs="Times New Roman"/>
-          <w:color w:val="000000" w:themeColor="text1"/>
-          <w:sz w:val="26"/>
-          <w:szCs w:val="26"/>
-        </w:rPr>
-        <w:t>đại</w:t>
-      </w:r>
-      <w:proofErr w:type="spellEnd"/>
-      <w:r>
-        <w:rPr>
-          <w:rFonts w:ascii="Times New Roman" w:hAnsi="Times New Roman" w:cs="Times New Roman"/>
-          <w:color w:val="000000" w:themeColor="text1"/>
-          <w:sz w:val="26"/>
-          <w:szCs w:val="26"/>
-        </w:rPr>
-        <w:t xml:space="preserve"> </w:t>
-      </w:r>
-      <w:proofErr w:type="spellStart"/>
-      <w:r>
-        <w:rPr>
-          <w:rFonts w:ascii="Times New Roman" w:hAnsi="Times New Roman" w:cs="Times New Roman"/>
-          <w:color w:val="000000" w:themeColor="text1"/>
-          <w:sz w:val="26"/>
-          <w:szCs w:val="26"/>
-        </w:rPr>
-        <w:t>diện</w:t>
-      </w:r>
-      <w:proofErr w:type="spellEnd"/>
-      <w:r>
-        <w:rPr>
-          <w:rFonts w:ascii="Times New Roman" w:hAnsi="Times New Roman" w:cs="Times New Roman"/>
-          <w:color w:val="000000" w:themeColor="text1"/>
-          <w:sz w:val="26"/>
-          <w:szCs w:val="26"/>
-        </w:rPr>
-        <w:t xml:space="preserve"> </w:t>
-      </w:r>
-      <w:proofErr w:type="spellStart"/>
-      <w:r>
-        <w:rPr>
-          <w:rFonts w:ascii="Times New Roman" w:hAnsi="Times New Roman" w:cs="Times New Roman"/>
-          <w:color w:val="000000" w:themeColor="text1"/>
-          <w:sz w:val="26"/>
-          <w:szCs w:val="26"/>
-        </w:rPr>
-        <w:t>theo</w:t>
-      </w:r>
-      <w:proofErr w:type="spellEnd"/>
-      <w:r>
-        <w:rPr>
-          <w:rFonts w:ascii="Times New Roman" w:hAnsi="Times New Roman" w:cs="Times New Roman"/>
-          <w:color w:val="000000" w:themeColor="text1"/>
-          <w:sz w:val="26"/>
-          <w:szCs w:val="26"/>
-        </w:rPr>
-        <w:t xml:space="preserve"> </w:t>
-      </w:r>
-      <w:proofErr w:type="spellStart"/>
-      <w:r>
-        <w:rPr>
-          <w:rFonts w:ascii="Times New Roman" w:hAnsi="Times New Roman" w:cs="Times New Roman"/>
-          <w:color w:val="000000" w:themeColor="text1"/>
-          <w:sz w:val="26"/>
-          <w:szCs w:val="26"/>
-        </w:rPr>
-        <w:t>pháp</w:t>
-      </w:r>
-      <w:proofErr w:type="spellEnd"/>
-      <w:r>
-        <w:rPr>
-          <w:rFonts w:ascii="Times New Roman" w:hAnsi="Times New Roman" w:cs="Times New Roman"/>
-          <w:color w:val="000000" w:themeColor="text1"/>
-          <w:sz w:val="26"/>
-          <w:szCs w:val="26"/>
-        </w:rPr>
-        <w:t xml:space="preserve"> </w:t>
-      </w:r>
-      <w:proofErr w:type="spellStart"/>
-      <w:r>
-        <w:rPr>
-          <w:rFonts w:ascii="Times New Roman" w:hAnsi="Times New Roman" w:cs="Times New Roman"/>
-          <w:color w:val="000000" w:themeColor="text1"/>
-          <w:sz w:val="26"/>
-          <w:szCs w:val="26"/>
-        </w:rPr>
-        <w:t>luật</w:t>
-      </w:r>
-      <w:proofErr w:type="spellEnd"/>
-      <w:r>
-        <w:rPr>
-          <w:rFonts w:ascii="Times New Roman" w:hAnsi="Times New Roman" w:cs="Times New Roman"/>
-          <w:color w:val="000000" w:themeColor="text1"/>
-          <w:sz w:val="26"/>
-          <w:szCs w:val="26"/>
-        </w:rPr>
-        <w:t xml:space="preserve">: Công ty </w:t>
-      </w:r>
-      <w:proofErr w:type="spellStart"/>
-      <w:r>
-        <w:rPr>
-          <w:rFonts w:ascii="Times New Roman" w:hAnsi="Times New Roman" w:cs="Times New Roman"/>
-          <w:color w:val="000000" w:themeColor="text1"/>
-          <w:sz w:val="26"/>
-          <w:szCs w:val="26"/>
-        </w:rPr>
-        <w:t>có</w:t>
-      </w:r>
-      <w:proofErr w:type="spellEnd"/>
-      <w:r>
-        <w:rPr>
-          <w:rFonts w:ascii="Times New Roman" w:hAnsi="Times New Roman" w:cs="Times New Roman"/>
-          <w:color w:val="000000" w:themeColor="text1"/>
-          <w:sz w:val="26"/>
-          <w:szCs w:val="26"/>
-        </w:rPr>
-        <w:t xml:space="preserve"> 01 </w:t>
-      </w:r>
-      <w:proofErr w:type="spellStart"/>
-      <w:r>
-        <w:rPr>
-          <w:rFonts w:ascii="Times New Roman" w:hAnsi="Times New Roman" w:cs="Times New Roman"/>
-          <w:color w:val="000000" w:themeColor="text1"/>
-          <w:sz w:val="26"/>
-          <w:szCs w:val="26"/>
-        </w:rPr>
-        <w:t>người</w:t>
-      </w:r>
-      <w:proofErr w:type="spellEnd"/>
-      <w:r>
-        <w:rPr>
-          <w:rFonts w:ascii="Times New Roman" w:hAnsi="Times New Roman" w:cs="Times New Roman"/>
-          <w:color w:val="000000" w:themeColor="text1"/>
-          <w:sz w:val="26"/>
-          <w:szCs w:val="26"/>
-        </w:rPr>
-        <w:t xml:space="preserve"> </w:t>
-      </w:r>
-      <w:proofErr w:type="spellStart"/>
-      <w:r>
-        <w:rPr>
-          <w:rFonts w:ascii="Times New Roman" w:hAnsi="Times New Roman" w:cs="Times New Roman"/>
-          <w:color w:val="000000" w:themeColor="text1"/>
-          <w:sz w:val="26"/>
-          <w:szCs w:val="26"/>
-        </w:rPr>
-        <w:t>là</w:t>
-      </w:r>
-      <w:proofErr w:type="spellEnd"/>
-      <w:r>
-        <w:rPr>
-          <w:rFonts w:ascii="Times New Roman" w:hAnsi="Times New Roman" w:cs="Times New Roman"/>
-          <w:color w:val="000000" w:themeColor="text1"/>
-          <w:sz w:val="26"/>
-          <w:szCs w:val="26"/>
-        </w:rPr>
-        <w:t xml:space="preserve"> </w:t>
-      </w:r>
-      <w:proofErr w:type="spellStart"/>
-      <w:r>
-        <w:rPr>
-          <w:rFonts w:ascii="Times New Roman" w:hAnsi="Times New Roman" w:cs="Times New Roman"/>
-          <w:color w:val="000000" w:themeColor="text1"/>
-          <w:sz w:val="26"/>
-          <w:szCs w:val="26"/>
-        </w:rPr>
-        <w:t>người</w:t>
-      </w:r>
-      <w:proofErr w:type="spellEnd"/>
-      <w:r>
-        <w:rPr>
-          <w:rFonts w:ascii="Times New Roman" w:hAnsi="Times New Roman" w:cs="Times New Roman"/>
-          <w:color w:val="000000" w:themeColor="text1"/>
-          <w:sz w:val="26"/>
-          <w:szCs w:val="26"/>
-        </w:rPr>
-        <w:t xml:space="preserve"> </w:t>
-      </w:r>
-      <w:proofErr w:type="spellStart"/>
-      <w:r>
-        <w:rPr>
-          <w:rFonts w:ascii="Times New Roman" w:hAnsi="Times New Roman" w:cs="Times New Roman"/>
-          <w:color w:val="000000" w:themeColor="text1"/>
-          <w:sz w:val="26"/>
-          <w:szCs w:val="26"/>
-        </w:rPr>
-        <w:t>đại</w:t>
-      </w:r>
-      <w:proofErr w:type="spellEnd"/>
-      <w:r>
-        <w:rPr>
-          <w:rFonts w:ascii="Times New Roman" w:hAnsi="Times New Roman" w:cs="Times New Roman"/>
-          <w:color w:val="000000" w:themeColor="text1"/>
-          <w:sz w:val="26"/>
-          <w:szCs w:val="26"/>
-        </w:rPr>
-        <w:t xml:space="preserve"> </w:t>
-      </w:r>
-      <w:proofErr w:type="spellStart"/>
-      <w:r>
-        <w:rPr>
-          <w:rFonts w:ascii="Times New Roman" w:hAnsi="Times New Roman" w:cs="Times New Roman"/>
-          <w:color w:val="000000" w:themeColor="text1"/>
-          <w:sz w:val="26"/>
-          <w:szCs w:val="26"/>
-        </w:rPr>
-        <w:t>diện</w:t>
-      </w:r>
-      <w:proofErr w:type="spellEnd"/>
-      <w:r>
-        <w:rPr>
-          <w:rFonts w:ascii="Times New Roman" w:hAnsi="Times New Roman" w:cs="Times New Roman"/>
-          <w:color w:val="000000" w:themeColor="text1"/>
-          <w:sz w:val="26"/>
-          <w:szCs w:val="26"/>
-        </w:rPr>
-        <w:t xml:space="preserve"> </w:t>
-      </w:r>
-      <w:proofErr w:type="spellStart"/>
-      <w:r>
-        <w:rPr>
-          <w:rFonts w:ascii="Times New Roman" w:hAnsi="Times New Roman" w:cs="Times New Roman"/>
-          <w:color w:val="000000" w:themeColor="text1"/>
-          <w:sz w:val="26"/>
-          <w:szCs w:val="26"/>
-        </w:rPr>
-        <w:t>theo</w:t>
-      </w:r>
-      <w:proofErr w:type="spellEnd"/>
-      <w:r>
-        <w:rPr>
-          <w:rFonts w:ascii="Times New Roman" w:hAnsi="Times New Roman" w:cs="Times New Roman"/>
-          <w:color w:val="000000" w:themeColor="text1"/>
-          <w:sz w:val="26"/>
-          <w:szCs w:val="26"/>
-        </w:rPr>
-        <w:t xml:space="preserve"> </w:t>
-      </w:r>
-      <w:proofErr w:type="spellStart"/>
-      <w:r>
-        <w:rPr>
-          <w:rFonts w:ascii="Times New Roman" w:hAnsi="Times New Roman" w:cs="Times New Roman"/>
-          <w:color w:val="000000" w:themeColor="text1"/>
-          <w:sz w:val="26"/>
-          <w:szCs w:val="26"/>
-        </w:rPr>
-        <w:t>pháp</w:t>
-      </w:r>
-      <w:proofErr w:type="spellEnd"/>
-      <w:r>
-        <w:rPr>
-          <w:rFonts w:ascii="Times New Roman" w:hAnsi="Times New Roman" w:cs="Times New Roman"/>
-          <w:color w:val="000000" w:themeColor="text1"/>
-          <w:sz w:val="26"/>
-          <w:szCs w:val="26"/>
-        </w:rPr>
-        <w:t xml:space="preserve"> </w:t>
-      </w:r>
-      <w:proofErr w:type="spellStart"/>
-      <w:r>
-        <w:rPr>
-          <w:rFonts w:ascii="Times New Roman" w:hAnsi="Times New Roman" w:cs="Times New Roman"/>
-          <w:color w:val="000000" w:themeColor="text1"/>
-          <w:sz w:val="26"/>
-          <w:szCs w:val="26"/>
-        </w:rPr>
-        <w:t>luật</w:t>
-      </w:r>
-      <w:proofErr w:type="spellEnd"/>
-      <w:r>
-        <w:rPr>
-          <w:rFonts w:ascii="Times New Roman" w:hAnsi="Times New Roman" w:cs="Times New Roman"/>
-          <w:color w:val="000000" w:themeColor="text1"/>
-          <w:sz w:val="26"/>
-          <w:szCs w:val="26"/>
-        </w:rPr>
-        <w:t xml:space="preserve">, </w:t>
-      </w:r>
-      <w:proofErr w:type="spellStart"/>
-      <w:r>
-        <w:rPr>
-          <w:rFonts w:ascii="Times New Roman" w:hAnsi="Times New Roman" w:cs="Times New Roman"/>
-          <w:color w:val="000000" w:themeColor="text1"/>
-          <w:sz w:val="26"/>
-          <w:szCs w:val="26"/>
-        </w:rPr>
-        <w:t>chức</w:t>
-      </w:r>
-      <w:proofErr w:type="spellEnd"/>
-      <w:r>
-        <w:rPr>
-          <w:rFonts w:ascii="Times New Roman" w:hAnsi="Times New Roman" w:cs="Times New Roman"/>
-          <w:color w:val="000000" w:themeColor="text1"/>
-          <w:sz w:val="26"/>
-          <w:szCs w:val="26"/>
-        </w:rPr>
-        <w:t xml:space="preserve"> </w:t>
-      </w:r>
-      <w:proofErr w:type="spellStart"/>
-      <w:r>
-        <w:rPr>
-          <w:rFonts w:ascii="Times New Roman" w:hAnsi="Times New Roman" w:cs="Times New Roman"/>
-          <w:color w:val="000000" w:themeColor="text1"/>
-          <w:sz w:val="26"/>
-          <w:szCs w:val="26"/>
-        </w:rPr>
-        <w:t>danh</w:t>
-      </w:r>
-      <w:proofErr w:type="spellEnd"/>
-      <w:r>
-        <w:rPr>
-          <w:rFonts w:ascii="Times New Roman" w:hAnsi="Times New Roman" w:cs="Times New Roman"/>
-          <w:color w:val="000000" w:themeColor="text1"/>
-          <w:sz w:val="26"/>
-          <w:szCs w:val="26"/>
-        </w:rPr>
-        <w:t xml:space="preserve">: </w:t>
-      </w:r>
-      <w:proofErr w:type="spellStart"/>
-      <w:r>
-        <w:rPr>
-          <w:rFonts w:ascii="Times New Roman" w:hAnsi="Times New Roman" w:cs="Times New Roman"/>
-          <w:color w:val="000000" w:themeColor="text1"/>
-          <w:sz w:val="26"/>
-          <w:szCs w:val="26"/>
-        </w:rPr>
-        <w:t>Giám</w:t>
-      </w:r>
-      <w:proofErr w:type="spellEnd"/>
-      <w:r>
-        <w:rPr>
-          <w:rFonts w:ascii="Times New Roman" w:hAnsi="Times New Roman" w:cs="Times New Roman"/>
-          <w:color w:val="000000" w:themeColor="text1"/>
-          <w:sz w:val="26"/>
-          <w:szCs w:val="26"/>
-        </w:rPr>
-        <w:t xml:space="preserve"> </w:t>
-      </w:r>
-      <w:proofErr w:type="spellStart"/>
-      <w:r>
-        <w:rPr>
-          <w:rFonts w:ascii="Times New Roman" w:hAnsi="Times New Roman" w:cs="Times New Roman"/>
-          <w:color w:val="000000" w:themeColor="text1"/>
-          <w:sz w:val="26"/>
-          <w:szCs w:val="26"/>
-        </w:rPr>
-        <w:t>đốc</w:t>
-      </w:r>
-      <w:proofErr w:type="spellEnd"/>
+        <w:t>Giám đốc</w:t>
+      </w:r>
     </w:p>
     <w:p>
       <w:pPr>
@@ -5327,6 +2442,7 @@
           <w:szCs w:val="26"/>
           <w:lang w:val="vi-VN"/>
         </w:rPr>
+        <w:lastRenderedPageBreak/>
         <w:t xml:space="preserve">Địa chỉ liên lạc: </w:t>
       </w:r>
     </w:p>
@@ -5349,7 +2465,6 @@
           <w:szCs w:val="26"/>
           <w:lang w:val="vi-VN"/>
         </w:rPr>
-        <w:lastRenderedPageBreak/>
         <w:t>Số nhà/phòng, ngách/hẻm, ngõ/kiệt, đường/phố/đại lộ, tổ/xóm/ấp/thôn</w:t>
       </w:r>
       <w:r>
@@ -5889,19 +3004,11 @@
           <w:rFonts w:ascii="Times New Roman" w:hAnsi="Times New Roman"/>
         </w:rPr>
       </w:pPr>
-      <w:proofErr w:type="spellStart"/>
-      <w:r>
-        <w:rPr>
-          <w:rFonts w:ascii="Times New Roman" w:hAnsi="Times New Roman"/>
-        </w:rPr>
-        <w:t>Chương</w:t>
-      </w:r>
-      <w:proofErr w:type="spellEnd"/>
-      <w:r>
-        <w:rPr>
-          <w:rFonts w:ascii="Times New Roman" w:hAnsi="Times New Roman"/>
-        </w:rPr>
-        <w:t xml:space="preserve"> II</w:t>
+      <w:r>
+        <w:rPr>
+          <w:rFonts w:ascii="Times New Roman" w:hAnsi="Times New Roman"/>
+        </w:rPr>
+        <w:t>Chương II</w:t>
       </w:r>
     </w:p>
     <w:p>
@@ -5936,330 +3043,387 @@
           <w:rFonts w:ascii="Times New Roman" w:hAnsi="Times New Roman"/>
         </w:rPr>
       </w:pPr>
-      <w:proofErr w:type="spellStart"/>
-      <w:r>
-        <w:rPr>
-          <w:rFonts w:ascii="Times New Roman" w:hAnsi="Times New Roman"/>
-        </w:rPr>
-        <w:t>Điều</w:t>
-      </w:r>
-      <w:proofErr w:type="spellEnd"/>
-      <w:r>
-        <w:rPr>
-          <w:rFonts w:ascii="Times New Roman" w:hAnsi="Times New Roman"/>
+      <w:r>
+        <w:rPr>
+          <w:rFonts w:ascii="Times New Roman" w:hAnsi="Times New Roman"/>
+        </w:rPr>
+        <w:t xml:space="preserve">Điều </w:t>
+      </w:r>
+      <w:r>
+        <w:rPr>
+          <w:rFonts w:ascii="Times New Roman" w:hAnsi="Times New Roman"/>
+        </w:rPr>
+        <w:t>6</w:t>
+      </w:r>
+      <w:r>
+        <w:rPr>
+          <w:rFonts w:ascii="Times New Roman" w:hAnsi="Times New Roman"/>
+        </w:rPr>
+        <w:t>. Vốn điều lệ</w:t>
+      </w:r>
+      <w:r>
+        <w:rPr>
+          <w:rFonts w:ascii="Times New Roman" w:hAnsi="Times New Roman"/>
+        </w:rPr>
+        <w:t>, chủ sở hữu công ty</w:t>
+      </w:r>
+    </w:p>
+    <w:p>
+      <w:pPr>
+        <w:spacing w:line="240" w:lineRule="auto"/>
+        <w:ind w:firstLine="360"/>
+        <w:rPr>
+          <w:sz w:val="26"/>
+          <w:szCs w:val="26"/>
+          <w:lang w:val="vi-VN"/>
+        </w:rPr>
+      </w:pPr>
+      <w:r>
+        <w:rPr>
+          <w:color w:val="000000"/>
+          <w:sz w:val="26"/>
+          <w:szCs w:val="26"/>
+          <w:lang w:val="vi-VN"/>
+        </w:rPr>
+        <w:t xml:space="preserve">1. </w:t>
+      </w:r>
+      <w:r>
+        <w:rPr>
+          <w:sz w:val="26"/>
+          <w:szCs w:val="26"/>
+          <w:lang w:val="vi-VN"/>
+        </w:rPr>
+        <w:t>Vốn điều lệ của công ty là:</w:t>
+      </w:r>
+      <w:r>
+        <w:rPr>
+          <w:sz w:val="26"/>
+          <w:szCs w:val="26"/>
+          <w:lang w:val="vi-VN"/>
         </w:rPr>
         <w:t xml:space="preserve"> </w:t>
       </w:r>
       <w:r>
         <w:rPr>
-          <w:rFonts w:ascii="Times New Roman" w:hAnsi="Times New Roman"/>
-        </w:rPr>
-        <w:t>6</w:t>
-      </w:r>
-      <w:r>
-        <w:rPr>
-          <w:rFonts w:ascii="Times New Roman" w:hAnsi="Times New Roman"/>
-        </w:rPr>
-        <w:t xml:space="preserve">. </w:t>
-      </w:r>
-      <w:proofErr w:type="spellStart"/>
-      <w:r>
-        <w:rPr>
-          <w:rFonts w:ascii="Times New Roman" w:hAnsi="Times New Roman"/>
-        </w:rPr>
-        <w:t>Vốn</w:t>
-      </w:r>
-      <w:proofErr w:type="spellEnd"/>
-      <w:r>
-        <w:rPr>
-          <w:rFonts w:ascii="Times New Roman" w:hAnsi="Times New Roman"/>
+          <w:sz w:val="26"/>
+          <w:szCs w:val="26"/>
+        </w:rPr>
+        <w:t>1.000.000.000</w:t>
+      </w:r>
+      <w:r>
+        <w:rPr>
+          <w:sz w:val="26"/>
+          <w:szCs w:val="26"/>
+        </w:rPr>
+        <w:t xml:space="preserve"> (viết bằng chữ: </w:t>
+      </w:r>
+      <w:r>
+        <w:rPr>
+          <w:sz w:val="26"/>
+          <w:szCs w:val="26"/>
+        </w:rPr>
+        <w:t>Một tỷ đồng</w:t>
+      </w:r>
+      <w:r>
+        <w:rPr>
+          <w:sz w:val="26"/>
+          <w:szCs w:val="26"/>
+        </w:rPr>
+        <w:t>)</w:t>
+      </w:r>
+      <w:r>
+        <w:rPr>
+          <w:sz w:val="26"/>
+          <w:szCs w:val="26"/>
+          <w:lang w:val="vi-VN"/>
+        </w:rPr>
+        <w:t xml:space="preserve">, </w:t>
+      </w:r>
+      <w:r>
+        <w:rPr>
+          <w:sz w:val="26"/>
+          <w:szCs w:val="26"/>
+          <w:lang w:val="vi-VN"/>
+        </w:rPr>
+        <w:t xml:space="preserve">trong đó </w:t>
+      </w:r>
+      <w:r>
+        <w:rPr>
+          <w:sz w:val="26"/>
+          <w:szCs w:val="26"/>
+          <w:lang w:val="vi-VN"/>
+        </w:rPr>
+        <w:t>bao gồm:</w:t>
+      </w:r>
+    </w:p>
+    <w:p>
+      <w:pPr>
+        <w:tabs>
+          <w:tab w:val="right" w:leader="dot" w:pos="8472"/>
+        </w:tabs>
+        <w:spacing w:line="240" w:lineRule="auto"/>
+        <w:ind w:firstLine="360"/>
+        <w:jc w:val="left"/>
+        <w:rPr>
+          <w:sz w:val="26"/>
+          <w:szCs w:val="26"/>
+          <w:lang w:val="vi-VN"/>
+        </w:rPr>
+      </w:pPr>
+      <w:r>
+        <w:rPr>
+          <w:sz w:val="26"/>
+          <w:szCs w:val="26"/>
+          <w:lang w:val="vi-VN"/>
+        </w:rPr>
+        <w:t xml:space="preserve">- Tiền </w:t>
+      </w:r>
+      <w:r>
+        <w:rPr>
+          <w:sz w:val="26"/>
+          <w:szCs w:val="26"/>
+          <w:lang w:val="vi-VN"/>
+        </w:rPr>
+        <w:t>Việt Nam:</w:t>
+      </w:r>
+      <w:r>
+        <w:rPr>
+          <w:b/>
+          <w:sz w:val="26"/>
+          <w:szCs w:val="26"/>
+          <w:lang w:val="vi-VN"/>
         </w:rPr>
         <w:t xml:space="preserve"> </w:t>
       </w:r>
-      <w:proofErr w:type="spellStart"/>
-      <w:r>
-        <w:rPr>
-          <w:rFonts w:ascii="Times New Roman" w:hAnsi="Times New Roman"/>
-        </w:rPr>
-        <w:t>điều</w:t>
-      </w:r>
-      <w:proofErr w:type="spellEnd"/>
-      <w:r>
-        <w:rPr>
-          <w:rFonts w:ascii="Times New Roman" w:hAnsi="Times New Roman"/>
+      <w:r>
+        <w:rPr>
+          <w:b/>
+          <w:sz w:val="26"/>
+          <w:szCs w:val="26"/>
+          <w:lang w:val="vi-VN"/>
         </w:rPr>
         <w:t xml:space="preserve"> </w:t>
       </w:r>
-      <w:proofErr w:type="spellStart"/>
-      <w:r>
-        <w:rPr>
-          <w:rFonts w:ascii="Times New Roman" w:hAnsi="Times New Roman"/>
-        </w:rPr>
-        <w:t>lệ</w:t>
-      </w:r>
-      <w:proofErr w:type="spellEnd"/>
-      <w:r>
-        <w:rPr>
-          <w:rFonts w:ascii="Times New Roman" w:hAnsi="Times New Roman"/>
-        </w:rPr>
-        <w:t xml:space="preserve">, </w:t>
-      </w:r>
-      <w:proofErr w:type="spellStart"/>
-      <w:r>
-        <w:rPr>
-          <w:rFonts w:ascii="Times New Roman" w:hAnsi="Times New Roman"/>
-        </w:rPr>
-        <w:t>chủ</w:t>
-      </w:r>
-      <w:proofErr w:type="spellEnd"/>
-      <w:r>
-        <w:rPr>
-          <w:rFonts w:ascii="Times New Roman" w:hAnsi="Times New Roman"/>
+      <w:r>
+        <w:rPr>
+          <w:sz w:val="26"/>
+          <w:szCs w:val="26"/>
+          <w:lang w:val="vi-VN"/>
+        </w:rPr>
+        <w:t>1.000.000.000</w:t>
+      </w:r>
+      <w:r>
+        <w:rPr>
+          <w:sz w:val="26"/>
+          <w:szCs w:val="26"/>
+          <w:lang w:val="vi-VN"/>
+        </w:rPr>
+        <w:t xml:space="preserve"> (viết bằng chữ: </w:t>
+      </w:r>
+      <w:r>
+        <w:rPr>
+          <w:sz w:val="26"/>
+          <w:szCs w:val="26"/>
+          <w:lang w:val="vi-VN"/>
+        </w:rPr>
+        <w:t>Một tỷ đồng</w:t>
+      </w:r>
+      <w:r>
+        <w:rPr>
+          <w:sz w:val="26"/>
+          <w:szCs w:val="26"/>
+          <w:lang w:val="vi-VN"/>
+        </w:rPr>
+        <w:t>)</w:t>
+      </w:r>
+    </w:p>
+    <w:p>
+      <w:pPr>
+        <w:tabs>
+          <w:tab w:val="right" w:leader="dot" w:pos="8472"/>
+        </w:tabs>
+        <w:spacing w:line="240" w:lineRule="auto"/>
+        <w:ind w:firstLine="360"/>
+        <w:rPr>
+          <w:rFonts w:eastAsia="Times New Roman"/>
+          <w:sz w:val="26"/>
+          <w:szCs w:val="26"/>
+          <w:lang w:val="vi-VN" w:eastAsia="zh-CN"/>
+        </w:rPr>
+      </w:pPr>
+      <w:r>
+        <w:rPr>
+          <w:sz w:val="26"/>
+          <w:szCs w:val="26"/>
+        </w:rPr>
+        <w:t>-</w:t>
+      </w:r>
+      <w:r>
+        <w:rPr>
+          <w:sz w:val="26"/>
+          <w:szCs w:val="26"/>
+          <w:lang w:val="vi-VN"/>
+        </w:rPr>
+        <w:t xml:space="preserve"> Ngoại tệ</w:t>
+      </w:r>
+      <w:r>
+        <w:rPr>
+          <w:sz w:val="26"/>
+          <w:szCs w:val="26"/>
+        </w:rPr>
+        <w:t xml:space="preserve"> tự do chuyển đổi</w:t>
+      </w:r>
+      <w:r>
+        <w:rPr>
+          <w:sz w:val="26"/>
+          <w:szCs w:val="26"/>
+          <w:lang w:val="vi-VN"/>
+        </w:rPr>
+        <w:t xml:space="preserve">: </w:t>
+      </w:r>
+    </w:p>
+    <w:p>
+      <w:pPr>
+        <w:tabs>
+          <w:tab w:val="right" w:leader="dot" w:pos="8472"/>
+        </w:tabs>
+        <w:spacing w:line="240" w:lineRule="auto"/>
+        <w:ind w:firstLine="360"/>
+        <w:rPr>
+          <w:rFonts w:eastAsia="Times New Roman"/>
+          <w:sz w:val="26"/>
+          <w:szCs w:val="26"/>
+          <w:lang w:val="vi-VN" w:eastAsia="zh-CN"/>
+        </w:rPr>
+      </w:pPr>
+      <w:r>
+        <w:rPr>
+          <w:rFonts w:eastAsia="Times New Roman"/>
+          <w:sz w:val="26"/>
+          <w:szCs w:val="26"/>
+          <w:lang w:val="vi-VN" w:eastAsia="zh-CN"/>
+        </w:rPr>
+        <w:t>-</w:t>
+      </w:r>
+      <w:r>
+        <w:rPr>
+          <w:rFonts w:eastAsia="Times New Roman"/>
+          <w:sz w:val="26"/>
+          <w:szCs w:val="26"/>
+          <w:lang w:val="vi-VN" w:eastAsia="zh-CN"/>
+        </w:rPr>
+        <w:t xml:space="preserve"> Vàng: </w:t>
+      </w:r>
+    </w:p>
+    <w:p>
+      <w:pPr>
+        <w:tabs>
+          <w:tab w:val="right" w:leader="dot" w:pos="8472"/>
+        </w:tabs>
+        <w:spacing w:line="240" w:lineRule="auto"/>
+        <w:ind w:firstLine="360"/>
+        <w:rPr>
+          <w:rFonts w:eastAsia="Times New Roman"/>
+          <w:sz w:val="26"/>
+          <w:szCs w:val="26"/>
+          <w:lang w:val="vi-VN" w:eastAsia="zh-CN"/>
+        </w:rPr>
+      </w:pPr>
+      <w:r>
+        <w:rPr>
+          <w:sz w:val="26"/>
+          <w:szCs w:val="26"/>
+          <w:lang w:val="vi-VN"/>
+        </w:rPr>
+        <w:t>- Tài sản</w:t>
+      </w:r>
+      <w:r>
+        <w:rPr>
+          <w:sz w:val="26"/>
+          <w:szCs w:val="26"/>
+          <w:lang w:val="vi-VN"/>
+        </w:rPr>
+        <w:t xml:space="preserve"> khác</w:t>
+      </w:r>
+      <w:r>
+        <w:rPr>
+          <w:sz w:val="26"/>
+          <w:szCs w:val="26"/>
+          <w:lang w:val="vi-VN"/>
+        </w:rPr>
+        <w:t xml:space="preserve">: </w:t>
+      </w:r>
+      <w:r>
+        <w:rPr>
+          <w:sz w:val="26"/>
+          <w:szCs w:val="26"/>
+          <w:lang w:val="vi-VN"/>
         </w:rPr>
         <w:t xml:space="preserve"> </w:t>
       </w:r>
-      <w:proofErr w:type="spellStart"/>
-      <w:r>
-        <w:rPr>
-          <w:rFonts w:ascii="Times New Roman" w:hAnsi="Times New Roman"/>
-        </w:rPr>
-        <w:t>sở</w:t>
-      </w:r>
-      <w:proofErr w:type="spellEnd"/>
-      <w:r>
-        <w:rPr>
-          <w:rFonts w:ascii="Times New Roman" w:hAnsi="Times New Roman"/>
-        </w:rPr>
-        <w:t xml:space="preserve"> </w:t>
-      </w:r>
-      <w:proofErr w:type="spellStart"/>
-      <w:r>
-        <w:rPr>
-          <w:rFonts w:ascii="Times New Roman" w:hAnsi="Times New Roman"/>
-        </w:rPr>
-        <w:t>hữu</w:t>
-      </w:r>
-      <w:proofErr w:type="spellEnd"/>
-      <w:r>
-        <w:rPr>
-          <w:rFonts w:ascii="Times New Roman" w:hAnsi="Times New Roman"/>
-        </w:rPr>
-        <w:t xml:space="preserve"> </w:t>
-      </w:r>
-      <w:proofErr w:type="spellStart"/>
-      <w:r>
-        <w:rPr>
-          <w:rFonts w:ascii="Times New Roman" w:hAnsi="Times New Roman"/>
-        </w:rPr>
-        <w:t>công</w:t>
-      </w:r>
-      <w:proofErr w:type="spellEnd"/>
-      <w:r>
-        <w:rPr>
-          <w:rFonts w:ascii="Times New Roman" w:hAnsi="Times New Roman"/>
-        </w:rPr>
-        <w:t xml:space="preserve"> ty</w:t>
-      </w:r>
-    </w:p>
-    <w:p>
-      <w:pPr>
-        <w:spacing w:line="240" w:lineRule="auto"/>
-        <w:ind w:firstLine="360"/>
-        <w:rPr>
-          <w:sz w:val="26"/>
-          <w:szCs w:val="26"/>
-          <w:lang w:val="vi-VN"/>
-        </w:rPr>
-      </w:pPr>
-      <w:r>
+    </w:p>
+    <w:p>
+      <w:pPr>
+        <w:tabs>
+          <w:tab w:val="right" w:leader="dot" w:pos="8472"/>
+        </w:tabs>
+        <w:spacing w:line="240" w:lineRule="auto"/>
+        <w:ind w:firstLine="360"/>
+        <w:rPr>
+          <w:sz w:val="26"/>
+          <w:szCs w:val="26"/>
+          <w:lang w:val="vi-VN"/>
+        </w:rPr>
+      </w:pPr>
+    </w:p>
+    <w:p>
+      <w:pPr>
+        <w:spacing w:line="240" w:lineRule="auto"/>
+        <w:ind w:firstLine="360"/>
         <w:rPr>
           <w:color w:val="000000"/>
           <w:sz w:val="26"/>
           <w:szCs w:val="26"/>
           <w:lang w:val="vi-VN"/>
         </w:rPr>
-        <w:t xml:space="preserve">1. </w:t>
-      </w:r>
-      <w:r>
-        <w:rPr>
-          <w:sz w:val="26"/>
-          <w:szCs w:val="26"/>
-          <w:lang w:val="vi-VN"/>
-        </w:rPr>
-        <w:t>Vốn điều lệ của công ty là:</w:t>
-      </w:r>
-      <w:r>
-        <w:rPr>
-          <w:sz w:val="26"/>
-          <w:szCs w:val="26"/>
-          <w:lang w:val="vi-VN"/>
-        </w:rPr>
-        <w:t xml:space="preserve"> </w:t>
-      </w:r>
-      <w:r>
-        <w:rPr>
-          <w:sz w:val="26"/>
-          <w:szCs w:val="26"/>
-        </w:rPr>
-        <w:t>1.000.000.000</w:t>
-      </w:r>
-      <w:r>
-        <w:rPr>
-          <w:sz w:val="26"/>
-          <w:szCs w:val="26"/>
-        </w:rPr>
-        <w:t xml:space="preserve"> (</w:t>
-      </w:r>
-      <w:proofErr w:type="spellStart"/>
-      <w:r>
-        <w:rPr>
-          <w:sz w:val="26"/>
-          <w:szCs w:val="26"/>
-        </w:rPr>
-        <w:t>viết</w:t>
-      </w:r>
-      <w:proofErr w:type="spellEnd"/>
-      <w:r>
-        <w:rPr>
-          <w:sz w:val="26"/>
-          <w:szCs w:val="26"/>
-        </w:rPr>
-        <w:t xml:space="preserve"> </w:t>
-      </w:r>
-      <w:proofErr w:type="spellStart"/>
-      <w:r>
-        <w:rPr>
-          <w:sz w:val="26"/>
-          <w:szCs w:val="26"/>
-        </w:rPr>
-        <w:t>bằng</w:t>
-      </w:r>
-      <w:proofErr w:type="spellEnd"/>
-      <w:r>
-        <w:rPr>
-          <w:sz w:val="26"/>
-          <w:szCs w:val="26"/>
-        </w:rPr>
-        <w:t xml:space="preserve"> </w:t>
-      </w:r>
-      <w:proofErr w:type="spellStart"/>
-      <w:r>
-        <w:rPr>
-          <w:sz w:val="26"/>
-          <w:szCs w:val="26"/>
-        </w:rPr>
-        <w:t>chữ</w:t>
-      </w:r>
-      <w:proofErr w:type="spellEnd"/>
-      <w:r>
-        <w:rPr>
-          <w:sz w:val="26"/>
-          <w:szCs w:val="26"/>
-        </w:rPr>
-        <w:t xml:space="preserve">: </w:t>
-      </w:r>
-      <w:proofErr w:type="spellStart"/>
-      <w:r>
-        <w:rPr>
-          <w:sz w:val="26"/>
-          <w:szCs w:val="26"/>
-        </w:rPr>
-        <w:t>Một</w:t>
-      </w:r>
-      <w:proofErr w:type="spellEnd"/>
-      <w:r>
-        <w:rPr>
-          <w:sz w:val="26"/>
-          <w:szCs w:val="26"/>
-        </w:rPr>
-        <w:t xml:space="preserve"> </w:t>
-      </w:r>
-      <w:proofErr w:type="spellStart"/>
-      <w:r>
-        <w:rPr>
-          <w:sz w:val="26"/>
-          <w:szCs w:val="26"/>
-        </w:rPr>
-        <w:t>tỷ</w:t>
-      </w:r>
-      <w:proofErr w:type="spellEnd"/>
-      <w:r>
-        <w:rPr>
-          <w:sz w:val="26"/>
-          <w:szCs w:val="26"/>
-        </w:rPr>
-        <w:t xml:space="preserve"> </w:t>
-      </w:r>
-      <w:proofErr w:type="spellStart"/>
-      <w:r>
-        <w:rPr>
-          <w:sz w:val="26"/>
-          <w:szCs w:val="26"/>
-        </w:rPr>
-        <w:t>đồng</w:t>
-      </w:r>
-      <w:proofErr w:type="spellEnd"/>
-      <w:r>
-        <w:rPr>
-          <w:sz w:val="26"/>
-          <w:szCs w:val="26"/>
-        </w:rPr>
-        <w:t>)</w:t>
-      </w:r>
-      <w:r>
-        <w:rPr>
-          <w:sz w:val="26"/>
-          <w:szCs w:val="26"/>
-          <w:lang w:val="vi-VN"/>
-        </w:rPr>
-        <w:t xml:space="preserve">, </w:t>
-      </w:r>
-      <w:r>
-        <w:rPr>
-          <w:sz w:val="26"/>
-          <w:szCs w:val="26"/>
-          <w:lang w:val="vi-VN"/>
-        </w:rPr>
-        <w:t xml:space="preserve">trong đó </w:t>
-      </w:r>
-      <w:r>
-        <w:rPr>
-          <w:sz w:val="26"/>
-          <w:szCs w:val="26"/>
-          <w:lang w:val="vi-VN"/>
-        </w:rPr>
-        <w:t>bao gồm:</w:t>
-      </w:r>
-    </w:p>
-    <w:p>
-      <w:pPr>
-        <w:tabs>
-          <w:tab w:val="right" w:leader="dot" w:pos="8472"/>
-        </w:tabs>
-        <w:spacing w:line="240" w:lineRule="auto"/>
-        <w:ind w:firstLine="360"/>
-        <w:jc w:val="left"/>
-        <w:rPr>
-          <w:sz w:val="26"/>
-          <w:szCs w:val="26"/>
-          <w:lang w:val="vi-VN"/>
-        </w:rPr>
-      </w:pPr>
-      <w:r>
-        <w:rPr>
-          <w:sz w:val="26"/>
-          <w:szCs w:val="26"/>
-          <w:lang w:val="vi-VN"/>
-        </w:rPr>
-        <w:t xml:space="preserve">- Tiền </w:t>
-      </w:r>
-      <w:r>
-        <w:rPr>
-          <w:sz w:val="26"/>
-          <w:szCs w:val="26"/>
-          <w:lang w:val="vi-VN"/>
-        </w:rPr>
-        <w:t>Việt Nam:</w:t>
+      </w:pPr>
+      <w:r>
+        <w:rPr>
+          <w:color w:val="000000"/>
+          <w:sz w:val="26"/>
+          <w:szCs w:val="26"/>
+          <w:lang w:val="vi-VN"/>
+        </w:rPr>
+        <w:t xml:space="preserve">2. </w:t>
+      </w:r>
+      <w:r>
+        <w:rPr>
+          <w:color w:val="000000"/>
+          <w:sz w:val="26"/>
+          <w:szCs w:val="26"/>
+          <w:lang w:val="vi-VN"/>
+        </w:rPr>
+        <w:t>Thông tin về chủ sở hữu công ty:</w:t>
+      </w:r>
+    </w:p>
+    <w:p>
+      <w:pPr>
+        <w:spacing w:line="240" w:lineRule="auto"/>
+        <w:ind w:firstLine="360"/>
+        <w:rPr>
+          <w:sz w:val="26"/>
+          <w:szCs w:val="26"/>
+          <w:lang w:val="vi-VN"/>
+        </w:rPr>
+      </w:pPr>
+      <w:r>
+        <w:rPr>
+          <w:sz w:val="26"/>
+          <w:szCs w:val="26"/>
+          <w:lang w:val="vi-VN"/>
+        </w:rPr>
+        <w:lastRenderedPageBreak/>
+        <w:t xml:space="preserve">Họ và tên: </w:t>
       </w:r>
       <w:r>
         <w:rPr>
@@ -6268,285 +3432,6 @@
           <w:szCs w:val="26"/>
           <w:lang w:val="vi-VN"/>
         </w:rPr>
-        <w:t xml:space="preserve"> </w:t>
-      </w:r>
-      <w:r>
-        <w:rPr>
-          <w:b/>
-          <w:sz w:val="26"/>
-          <w:szCs w:val="26"/>
-          <w:lang w:val="vi-VN"/>
-        </w:rPr>
-        <w:t xml:space="preserve"> </w:t>
-      </w:r>
-      <w:r>
-        <w:rPr>
-          <w:sz w:val="26"/>
-          <w:szCs w:val="26"/>
-          <w:lang w:val="vi-VN"/>
-        </w:rPr>
-        <w:t>1.000.000.000</w:t>
-      </w:r>
-      <w:r>
-        <w:rPr>
-          <w:sz w:val="26"/>
-          <w:szCs w:val="26"/>
-          <w:lang w:val="vi-VN"/>
-        </w:rPr>
-        <w:t xml:space="preserve"> (viết bằng chữ: </w:t>
-      </w:r>
-      <w:r>
-        <w:rPr>
-          <w:sz w:val="26"/>
-          <w:szCs w:val="26"/>
-          <w:lang w:val="vi-VN"/>
-        </w:rPr>
-        <w:t>Một tỷ đồng</w:t>
-      </w:r>
-      <w:r>
-        <w:rPr>
-          <w:sz w:val="26"/>
-          <w:szCs w:val="26"/>
-          <w:lang w:val="vi-VN"/>
-        </w:rPr>
-        <w:t>)</w:t>
-      </w:r>
-    </w:p>
-    <w:p>
-      <w:pPr>
-        <w:tabs>
-          <w:tab w:val="right" w:leader="dot" w:pos="8472"/>
-        </w:tabs>
-        <w:spacing w:line="240" w:lineRule="auto"/>
-        <w:ind w:firstLine="360"/>
-        <w:rPr>
-          <w:rFonts w:eastAsia="Times New Roman"/>
-          <w:sz w:val="26"/>
-          <w:szCs w:val="26"/>
-          <w:lang w:val="vi-VN" w:eastAsia="zh-CN"/>
-        </w:rPr>
-      </w:pPr>
-      <w:r>
-        <w:rPr>
-          <w:sz w:val="26"/>
-          <w:szCs w:val="26"/>
-        </w:rPr>
-        <w:t>-</w:t>
-      </w:r>
-      <w:r>
-        <w:rPr>
-          <w:sz w:val="26"/>
-          <w:szCs w:val="26"/>
-          <w:lang w:val="vi-VN"/>
-        </w:rPr>
-        <w:t xml:space="preserve"> Ngoại tệ</w:t>
-      </w:r>
-      <w:r>
-        <w:rPr>
-          <w:sz w:val="26"/>
-          <w:szCs w:val="26"/>
-        </w:rPr>
-        <w:t xml:space="preserve"> </w:t>
-      </w:r>
-      <w:proofErr w:type="spellStart"/>
-      <w:r>
-        <w:rPr>
-          <w:sz w:val="26"/>
-          <w:szCs w:val="26"/>
-        </w:rPr>
-        <w:t>tự</w:t>
-      </w:r>
-      <w:proofErr w:type="spellEnd"/>
-      <w:r>
-        <w:rPr>
-          <w:sz w:val="26"/>
-          <w:szCs w:val="26"/>
-        </w:rPr>
-        <w:t xml:space="preserve"> do </w:t>
-      </w:r>
-      <w:proofErr w:type="spellStart"/>
-      <w:r>
-        <w:rPr>
-          <w:sz w:val="26"/>
-          <w:szCs w:val="26"/>
-        </w:rPr>
-        <w:t>chuyển</w:t>
-      </w:r>
-      <w:proofErr w:type="spellEnd"/>
-      <w:r>
-        <w:rPr>
-          <w:sz w:val="26"/>
-          <w:szCs w:val="26"/>
-        </w:rPr>
-        <w:t xml:space="preserve"> </w:t>
-      </w:r>
-      <w:proofErr w:type="spellStart"/>
-      <w:r>
-        <w:rPr>
-          <w:sz w:val="26"/>
-          <w:szCs w:val="26"/>
-        </w:rPr>
-        <w:t>đổi</w:t>
-      </w:r>
-      <w:proofErr w:type="spellEnd"/>
-      <w:r>
-        <w:rPr>
-          <w:sz w:val="26"/>
-          <w:szCs w:val="26"/>
-          <w:lang w:val="vi-VN"/>
-        </w:rPr>
-        <w:t xml:space="preserve">: </w:t>
-      </w:r>
-    </w:p>
-    <w:p>
-      <w:pPr>
-        <w:tabs>
-          <w:tab w:val="right" w:leader="dot" w:pos="8472"/>
-        </w:tabs>
-        <w:spacing w:line="240" w:lineRule="auto"/>
-        <w:ind w:firstLine="360"/>
-        <w:rPr>
-          <w:rFonts w:eastAsia="Times New Roman"/>
-          <w:sz w:val="26"/>
-          <w:szCs w:val="26"/>
-          <w:lang w:val="vi-VN" w:eastAsia="zh-CN"/>
-        </w:rPr>
-      </w:pPr>
-      <w:r>
-        <w:rPr>
-          <w:rFonts w:eastAsia="Times New Roman"/>
-          <w:sz w:val="26"/>
-          <w:szCs w:val="26"/>
-          <w:lang w:val="vi-VN" w:eastAsia="zh-CN"/>
-        </w:rPr>
-        <w:t>-</w:t>
-      </w:r>
-      <w:r>
-        <w:rPr>
-          <w:rFonts w:eastAsia="Times New Roman"/>
-          <w:sz w:val="26"/>
-          <w:szCs w:val="26"/>
-          <w:lang w:val="vi-VN" w:eastAsia="zh-CN"/>
-        </w:rPr>
-        <w:t xml:space="preserve"> Vàng: </w:t>
-      </w:r>
-    </w:p>
-    <w:p>
-      <w:pPr>
-        <w:tabs>
-          <w:tab w:val="right" w:leader="dot" w:pos="8472"/>
-        </w:tabs>
-        <w:spacing w:line="240" w:lineRule="auto"/>
-        <w:ind w:firstLine="360"/>
-        <w:rPr>
-          <w:rFonts w:eastAsia="Times New Roman"/>
-          <w:sz w:val="26"/>
-          <w:szCs w:val="26"/>
-          <w:lang w:val="vi-VN" w:eastAsia="zh-CN"/>
-        </w:rPr>
-      </w:pPr>
-      <w:r>
-        <w:rPr>
-          <w:sz w:val="26"/>
-          <w:szCs w:val="26"/>
-          <w:lang w:val="vi-VN"/>
-        </w:rPr>
-        <w:t>- Tài sản</w:t>
-      </w:r>
-      <w:r>
-        <w:rPr>
-          <w:sz w:val="26"/>
-          <w:szCs w:val="26"/>
-          <w:lang w:val="vi-VN"/>
-        </w:rPr>
-        <w:t xml:space="preserve"> khác</w:t>
-      </w:r>
-      <w:r>
-        <w:rPr>
-          <w:sz w:val="26"/>
-          <w:szCs w:val="26"/>
-          <w:lang w:val="vi-VN"/>
-        </w:rPr>
-        <w:t xml:space="preserve">: </w:t>
-      </w:r>
-      <w:r>
-        <w:rPr>
-          <w:sz w:val="26"/>
-          <w:szCs w:val="26"/>
-          <w:lang w:val="vi-VN"/>
-        </w:rPr>
-        <w:t xml:space="preserve"> </w:t>
-      </w:r>
-    </w:p>
-    <w:p>
-      <w:pPr>
-        <w:tabs>
-          <w:tab w:val="right" w:leader="dot" w:pos="8472"/>
-        </w:tabs>
-        <w:spacing w:line="240" w:lineRule="auto"/>
-        <w:ind w:firstLine="360"/>
-        <w:rPr>
-          <w:sz w:val="26"/>
-          <w:szCs w:val="26"/>
-          <w:lang w:val="vi-VN"/>
-        </w:rPr>
-      </w:pPr>
-    </w:p>
-    <w:p>
-      <w:pPr>
-        <w:spacing w:line="240" w:lineRule="auto"/>
-        <w:ind w:firstLine="360"/>
-        <w:rPr>
-          <w:color w:val="000000"/>
-          <w:sz w:val="26"/>
-          <w:szCs w:val="26"/>
-          <w:lang w:val="vi-VN"/>
-        </w:rPr>
-      </w:pPr>
-      <w:r>
-        <w:rPr>
-          <w:color w:val="000000"/>
-          <w:sz w:val="26"/>
-          <w:szCs w:val="26"/>
-          <w:lang w:val="vi-VN"/>
-        </w:rPr>
-        <w:t xml:space="preserve">2. </w:t>
-      </w:r>
-      <w:r>
-        <w:rPr>
-          <w:color w:val="000000"/>
-          <w:sz w:val="26"/>
-          <w:szCs w:val="26"/>
-          <w:lang w:val="vi-VN"/>
-        </w:rPr>
-        <w:t>Thông tin về chủ sở hữu công ty:</w:t>
-      </w:r>
-    </w:p>
-    <w:p>
-      <w:pPr>
-        <w:spacing w:line="240" w:lineRule="auto"/>
-        <w:ind w:firstLine="360"/>
-        <w:rPr>
-          <w:sz w:val="26"/>
-          <w:szCs w:val="26"/>
-          <w:lang w:val="vi-VN"/>
-        </w:rPr>
-      </w:pPr>
-      <w:r>
-        <w:rPr>
-          <w:sz w:val="26"/>
-          <w:szCs w:val="26"/>
-          <w:lang w:val="vi-VN"/>
-        </w:rPr>
-        <w:t xml:space="preserve">Họ và tên: </w:t>
-      </w:r>
-      <w:r>
-        <w:rPr>
-          <w:b/>
-          <w:sz w:val="26"/>
-          <w:szCs w:val="26"/>
-          <w:lang w:val="vi-VN"/>
-        </w:rPr>
         <w:t>NGUYỄN VĂN ĐƯỢC</w:t>
       </w:r>
       <w:r>
@@ -6575,7 +3460,6 @@
           <w:szCs w:val="26"/>
           <w:lang w:val="vi-VN"/>
         </w:rPr>
-        <w:lastRenderedPageBreak/>
         <w:t xml:space="preserve">Ngày, tháng, năm sinh: </w:t>
       </w:r>
       <w:r>
@@ -7034,23 +3918,7 @@
           <w:sz w:val="26"/>
           <w:szCs w:val="26"/>
         </w:rPr>
-        <w:t xml:space="preserve">Quốc </w:t>
-      </w:r>
-      <w:proofErr w:type="spellStart"/>
-      <w:r>
-        <w:rPr>
-          <w:sz w:val="26"/>
-          <w:szCs w:val="26"/>
-        </w:rPr>
-        <w:t>gia</w:t>
-      </w:r>
-      <w:proofErr w:type="spellEnd"/>
-      <w:r>
-        <w:rPr>
-          <w:sz w:val="26"/>
-          <w:szCs w:val="26"/>
-        </w:rPr>
-        <w:t xml:space="preserve">: </w:t>
+        <w:t xml:space="preserve">Quốc gia: </w:t>
       </w:r>
       <w:r>
         <w:rPr>
@@ -7083,89 +3951,11 @@
           <w:rFonts w:ascii="Times New Roman" w:hAnsi="Times New Roman"/>
         </w:rPr>
       </w:pPr>
-      <w:proofErr w:type="spellStart"/>
-      <w:r>
-        <w:rPr>
-          <w:rFonts w:ascii="Times New Roman" w:hAnsi="Times New Roman"/>
-        </w:rPr>
-        <w:t>Điều</w:t>
-      </w:r>
-      <w:proofErr w:type="spellEnd"/>
-      <w:r>
-        <w:rPr>
-          <w:rFonts w:ascii="Times New Roman" w:hAnsi="Times New Roman"/>
-        </w:rPr>
-        <w:t xml:space="preserve"> 7. </w:t>
-      </w:r>
-      <w:proofErr w:type="spellStart"/>
-      <w:r>
-        <w:rPr>
-          <w:rFonts w:ascii="Times New Roman" w:hAnsi="Times New Roman"/>
-        </w:rPr>
-        <w:t>Góp</w:t>
-      </w:r>
-      <w:proofErr w:type="spellEnd"/>
-      <w:r>
-        <w:rPr>
-          <w:rFonts w:ascii="Times New Roman" w:hAnsi="Times New Roman"/>
-        </w:rPr>
-        <w:t xml:space="preserve"> </w:t>
-      </w:r>
-      <w:proofErr w:type="spellStart"/>
-      <w:r>
-        <w:rPr>
-          <w:rFonts w:ascii="Times New Roman" w:hAnsi="Times New Roman"/>
-        </w:rPr>
-        <w:t>vốn</w:t>
-      </w:r>
-      <w:proofErr w:type="spellEnd"/>
-      <w:r>
-        <w:rPr>
-          <w:rFonts w:ascii="Times New Roman" w:hAnsi="Times New Roman"/>
-        </w:rPr>
-        <w:t xml:space="preserve"> </w:t>
-      </w:r>
-      <w:proofErr w:type="spellStart"/>
-      <w:r>
-        <w:rPr>
-          <w:rFonts w:ascii="Times New Roman" w:hAnsi="Times New Roman"/>
-        </w:rPr>
-        <w:t>thành</w:t>
-      </w:r>
-      <w:proofErr w:type="spellEnd"/>
-      <w:r>
-        <w:rPr>
-          <w:rFonts w:ascii="Times New Roman" w:hAnsi="Times New Roman"/>
-        </w:rPr>
-        <w:t xml:space="preserve"> </w:t>
-      </w:r>
-      <w:proofErr w:type="spellStart"/>
-      <w:r>
-        <w:rPr>
-          <w:rFonts w:ascii="Times New Roman" w:hAnsi="Times New Roman"/>
-        </w:rPr>
-        <w:t>lập</w:t>
-      </w:r>
-      <w:proofErr w:type="spellEnd"/>
-      <w:r>
-        <w:rPr>
-          <w:rFonts w:ascii="Times New Roman" w:hAnsi="Times New Roman"/>
-        </w:rPr>
-        <w:t xml:space="preserve"> </w:t>
-      </w:r>
-      <w:proofErr w:type="spellStart"/>
-      <w:r>
-        <w:rPr>
-          <w:rFonts w:ascii="Times New Roman" w:hAnsi="Times New Roman"/>
-        </w:rPr>
-        <w:t>công</w:t>
-      </w:r>
-      <w:proofErr w:type="spellEnd"/>
-      <w:r>
-        <w:rPr>
-          <w:rFonts w:ascii="Times New Roman" w:hAnsi="Times New Roman"/>
-        </w:rPr>
-        <w:t xml:space="preserve"> ty</w:t>
+      <w:r>
+        <w:rPr>
+          <w:rFonts w:ascii="Times New Roman" w:hAnsi="Times New Roman"/>
+        </w:rPr>
+        <w:t>Điều 7. Góp vốn thành lập công ty</w:t>
       </w:r>
     </w:p>
     <w:p>
@@ -7184,673 +3974,7 @@
           <w:szCs w:val="26"/>
           <w:shd w:val="clear" w:color="auto" w:fill="FFFFFF"/>
         </w:rPr>
-        <w:t xml:space="preserve">1. </w:t>
-      </w:r>
-      <w:proofErr w:type="spellStart"/>
-      <w:r>
-        <w:rPr>
-          <w:sz w:val="26"/>
-          <w:szCs w:val="26"/>
-          <w:shd w:val="clear" w:color="auto" w:fill="FFFFFF"/>
-        </w:rPr>
-        <w:t>Vốn</w:t>
-      </w:r>
-      <w:proofErr w:type="spellEnd"/>
-      <w:r>
-        <w:rPr>
-          <w:sz w:val="26"/>
-          <w:szCs w:val="26"/>
-          <w:shd w:val="clear" w:color="auto" w:fill="FFFFFF"/>
-        </w:rPr>
-        <w:t xml:space="preserve"> </w:t>
-      </w:r>
-      <w:proofErr w:type="spellStart"/>
-      <w:r>
-        <w:rPr>
-          <w:sz w:val="26"/>
-          <w:szCs w:val="26"/>
-          <w:shd w:val="clear" w:color="auto" w:fill="FFFFFF"/>
-        </w:rPr>
-        <w:t>điều</w:t>
-      </w:r>
-      <w:proofErr w:type="spellEnd"/>
-      <w:r>
-        <w:rPr>
-          <w:sz w:val="26"/>
-          <w:szCs w:val="26"/>
-          <w:shd w:val="clear" w:color="auto" w:fill="FFFFFF"/>
-        </w:rPr>
-        <w:t xml:space="preserve"> </w:t>
-      </w:r>
-      <w:proofErr w:type="spellStart"/>
-      <w:r>
-        <w:rPr>
-          <w:sz w:val="26"/>
-          <w:szCs w:val="26"/>
-          <w:shd w:val="clear" w:color="auto" w:fill="FFFFFF"/>
-        </w:rPr>
-        <w:t>lệ</w:t>
-      </w:r>
-      <w:proofErr w:type="spellEnd"/>
-      <w:r>
-        <w:rPr>
-          <w:sz w:val="26"/>
-          <w:szCs w:val="26"/>
-          <w:shd w:val="clear" w:color="auto" w:fill="FFFFFF"/>
-        </w:rPr>
-        <w:t xml:space="preserve"> </w:t>
-      </w:r>
-      <w:proofErr w:type="spellStart"/>
-      <w:r>
-        <w:rPr>
-          <w:sz w:val="26"/>
-          <w:szCs w:val="26"/>
-          <w:shd w:val="clear" w:color="auto" w:fill="FFFFFF"/>
-        </w:rPr>
-        <w:t>của</w:t>
-      </w:r>
-      <w:proofErr w:type="spellEnd"/>
-      <w:r>
-        <w:rPr>
-          <w:sz w:val="26"/>
-          <w:szCs w:val="26"/>
-          <w:shd w:val="clear" w:color="auto" w:fill="FFFFFF"/>
-        </w:rPr>
-        <w:t xml:space="preserve"> </w:t>
-      </w:r>
-      <w:proofErr w:type="spellStart"/>
-      <w:r>
-        <w:rPr>
-          <w:sz w:val="26"/>
-          <w:szCs w:val="26"/>
-          <w:shd w:val="clear" w:color="auto" w:fill="FFFFFF"/>
-        </w:rPr>
-        <w:t>công</w:t>
-      </w:r>
-      <w:proofErr w:type="spellEnd"/>
-      <w:r>
-        <w:rPr>
-          <w:sz w:val="26"/>
-          <w:szCs w:val="26"/>
-          <w:shd w:val="clear" w:color="auto" w:fill="FFFFFF"/>
-        </w:rPr>
-        <w:t xml:space="preserve"> ty </w:t>
-      </w:r>
-      <w:proofErr w:type="spellStart"/>
-      <w:r>
-        <w:rPr>
-          <w:sz w:val="26"/>
-          <w:szCs w:val="26"/>
-          <w:shd w:val="clear" w:color="auto" w:fill="FFFFFF"/>
-        </w:rPr>
-        <w:t>trách</w:t>
-      </w:r>
-      <w:proofErr w:type="spellEnd"/>
-      <w:r>
-        <w:rPr>
-          <w:sz w:val="26"/>
-          <w:szCs w:val="26"/>
-          <w:shd w:val="clear" w:color="auto" w:fill="FFFFFF"/>
-        </w:rPr>
-        <w:t xml:space="preserve"> </w:t>
-      </w:r>
-      <w:proofErr w:type="spellStart"/>
-      <w:r>
-        <w:rPr>
-          <w:sz w:val="26"/>
-          <w:szCs w:val="26"/>
-          <w:shd w:val="clear" w:color="auto" w:fill="FFFFFF"/>
-        </w:rPr>
-        <w:t>nhiệm</w:t>
-      </w:r>
-      <w:proofErr w:type="spellEnd"/>
-      <w:r>
-        <w:rPr>
-          <w:sz w:val="26"/>
-          <w:szCs w:val="26"/>
-          <w:shd w:val="clear" w:color="auto" w:fill="FFFFFF"/>
-        </w:rPr>
-        <w:t xml:space="preserve"> </w:t>
-      </w:r>
-      <w:proofErr w:type="spellStart"/>
-      <w:r>
-        <w:rPr>
-          <w:sz w:val="26"/>
-          <w:szCs w:val="26"/>
-          <w:shd w:val="clear" w:color="auto" w:fill="FFFFFF"/>
-        </w:rPr>
-        <w:t>hữu</w:t>
-      </w:r>
-      <w:proofErr w:type="spellEnd"/>
-      <w:r>
-        <w:rPr>
-          <w:sz w:val="26"/>
-          <w:szCs w:val="26"/>
-          <w:shd w:val="clear" w:color="auto" w:fill="FFFFFF"/>
-        </w:rPr>
-        <w:t xml:space="preserve"> </w:t>
-      </w:r>
-      <w:proofErr w:type="spellStart"/>
-      <w:r>
-        <w:rPr>
-          <w:sz w:val="26"/>
-          <w:szCs w:val="26"/>
-          <w:shd w:val="clear" w:color="auto" w:fill="FFFFFF"/>
-        </w:rPr>
-        <w:t>hạn</w:t>
-      </w:r>
-      <w:proofErr w:type="spellEnd"/>
-      <w:r>
-        <w:rPr>
-          <w:sz w:val="26"/>
-          <w:szCs w:val="26"/>
-          <w:shd w:val="clear" w:color="auto" w:fill="FFFFFF"/>
-        </w:rPr>
-        <w:t xml:space="preserve"> </w:t>
-      </w:r>
-      <w:proofErr w:type="spellStart"/>
-      <w:r>
-        <w:rPr>
-          <w:sz w:val="26"/>
-          <w:szCs w:val="26"/>
-          <w:shd w:val="clear" w:color="auto" w:fill="FFFFFF"/>
-        </w:rPr>
-        <w:t>một</w:t>
-      </w:r>
-      <w:proofErr w:type="spellEnd"/>
-      <w:r>
-        <w:rPr>
-          <w:sz w:val="26"/>
-          <w:szCs w:val="26"/>
-          <w:shd w:val="clear" w:color="auto" w:fill="FFFFFF"/>
-        </w:rPr>
-        <w:t xml:space="preserve"> </w:t>
-      </w:r>
-      <w:proofErr w:type="spellStart"/>
-      <w:r>
-        <w:rPr>
-          <w:sz w:val="26"/>
-          <w:szCs w:val="26"/>
-          <w:shd w:val="clear" w:color="auto" w:fill="FFFFFF"/>
-        </w:rPr>
-        <w:t>thành</w:t>
-      </w:r>
-      <w:proofErr w:type="spellEnd"/>
-      <w:r>
-        <w:rPr>
-          <w:sz w:val="26"/>
-          <w:szCs w:val="26"/>
-          <w:shd w:val="clear" w:color="auto" w:fill="FFFFFF"/>
-        </w:rPr>
-        <w:t xml:space="preserve"> </w:t>
-      </w:r>
-      <w:proofErr w:type="spellStart"/>
-      <w:r>
-        <w:rPr>
-          <w:sz w:val="26"/>
-          <w:szCs w:val="26"/>
-          <w:shd w:val="clear" w:color="auto" w:fill="FFFFFF"/>
-        </w:rPr>
-        <w:t>viên</w:t>
-      </w:r>
-      <w:proofErr w:type="spellEnd"/>
-      <w:r>
-        <w:rPr>
-          <w:sz w:val="26"/>
-          <w:szCs w:val="26"/>
-          <w:shd w:val="clear" w:color="auto" w:fill="FFFFFF"/>
-        </w:rPr>
-        <w:t xml:space="preserve"> </w:t>
-      </w:r>
-      <w:proofErr w:type="spellStart"/>
-      <w:r>
-        <w:rPr>
-          <w:sz w:val="26"/>
-          <w:szCs w:val="26"/>
-          <w:shd w:val="clear" w:color="auto" w:fill="FFFFFF"/>
-        </w:rPr>
-        <w:t>khi</w:t>
-      </w:r>
-      <w:proofErr w:type="spellEnd"/>
-      <w:r>
-        <w:rPr>
-          <w:sz w:val="26"/>
-          <w:szCs w:val="26"/>
-          <w:shd w:val="clear" w:color="auto" w:fill="FFFFFF"/>
-        </w:rPr>
-        <w:t> </w:t>
-      </w:r>
-      <w:proofErr w:type="spellStart"/>
-      <w:r>
-        <w:rPr>
-          <w:sz w:val="26"/>
-          <w:szCs w:val="26"/>
-          <w:shd w:val="clear" w:color="auto" w:fill="FFFFFF"/>
-        </w:rPr>
-        <w:t>đăng</w:t>
-      </w:r>
-      <w:proofErr w:type="spellEnd"/>
-      <w:r>
-        <w:rPr>
-          <w:sz w:val="26"/>
-          <w:szCs w:val="26"/>
-          <w:shd w:val="clear" w:color="auto" w:fill="FFFFFF"/>
-        </w:rPr>
-        <w:t xml:space="preserve"> </w:t>
-      </w:r>
-      <w:proofErr w:type="spellStart"/>
-      <w:r>
-        <w:rPr>
-          <w:sz w:val="26"/>
-          <w:szCs w:val="26"/>
-          <w:shd w:val="clear" w:color="auto" w:fill="FFFFFF"/>
-        </w:rPr>
-        <w:t>ký</w:t>
-      </w:r>
-      <w:proofErr w:type="spellEnd"/>
-      <w:r>
-        <w:rPr>
-          <w:sz w:val="26"/>
-          <w:szCs w:val="26"/>
-          <w:shd w:val="clear" w:color="auto" w:fill="FFFFFF"/>
-        </w:rPr>
-        <w:t xml:space="preserve"> </w:t>
-      </w:r>
-      <w:proofErr w:type="spellStart"/>
-      <w:r>
-        <w:rPr>
-          <w:sz w:val="26"/>
-          <w:szCs w:val="26"/>
-          <w:shd w:val="clear" w:color="auto" w:fill="FFFFFF"/>
-        </w:rPr>
-        <w:t>thành</w:t>
-      </w:r>
-      <w:proofErr w:type="spellEnd"/>
-      <w:r>
-        <w:rPr>
-          <w:sz w:val="26"/>
-          <w:szCs w:val="26"/>
-          <w:shd w:val="clear" w:color="auto" w:fill="FFFFFF"/>
-        </w:rPr>
-        <w:t xml:space="preserve"> </w:t>
-      </w:r>
-      <w:proofErr w:type="spellStart"/>
-      <w:r>
-        <w:rPr>
-          <w:sz w:val="26"/>
-          <w:szCs w:val="26"/>
-          <w:shd w:val="clear" w:color="auto" w:fill="FFFFFF"/>
-        </w:rPr>
-        <w:t>lập</w:t>
-      </w:r>
-      <w:proofErr w:type="spellEnd"/>
-      <w:r>
-        <w:rPr>
-          <w:sz w:val="26"/>
-          <w:szCs w:val="26"/>
-          <w:shd w:val="clear" w:color="auto" w:fill="FFFFFF"/>
-        </w:rPr>
-        <w:t> </w:t>
-      </w:r>
-      <w:proofErr w:type="spellStart"/>
-      <w:r>
-        <w:rPr>
-          <w:sz w:val="26"/>
-          <w:szCs w:val="26"/>
-          <w:shd w:val="clear" w:color="auto" w:fill="FFFFFF"/>
-        </w:rPr>
-        <w:t>doanh</w:t>
-      </w:r>
-      <w:proofErr w:type="spellEnd"/>
-      <w:r>
-        <w:rPr>
-          <w:sz w:val="26"/>
-          <w:szCs w:val="26"/>
-          <w:shd w:val="clear" w:color="auto" w:fill="FFFFFF"/>
-        </w:rPr>
-        <w:t xml:space="preserve"> </w:t>
-      </w:r>
-      <w:proofErr w:type="spellStart"/>
-      <w:r>
-        <w:rPr>
-          <w:sz w:val="26"/>
-          <w:szCs w:val="26"/>
-          <w:shd w:val="clear" w:color="auto" w:fill="FFFFFF"/>
-        </w:rPr>
-        <w:t>nghiệp</w:t>
-      </w:r>
-      <w:proofErr w:type="spellEnd"/>
-      <w:r>
-        <w:rPr>
-          <w:sz w:val="26"/>
-          <w:szCs w:val="26"/>
-          <w:shd w:val="clear" w:color="auto" w:fill="FFFFFF"/>
-        </w:rPr>
-        <w:t xml:space="preserve"> </w:t>
-      </w:r>
-      <w:proofErr w:type="spellStart"/>
-      <w:r>
-        <w:rPr>
-          <w:sz w:val="26"/>
-          <w:szCs w:val="26"/>
-          <w:shd w:val="clear" w:color="auto" w:fill="FFFFFF"/>
-        </w:rPr>
-        <w:t>là</w:t>
-      </w:r>
-      <w:proofErr w:type="spellEnd"/>
-      <w:r>
-        <w:rPr>
-          <w:sz w:val="26"/>
-          <w:szCs w:val="26"/>
-          <w:shd w:val="clear" w:color="auto" w:fill="FFFFFF"/>
-        </w:rPr>
-        <w:t xml:space="preserve"> </w:t>
-      </w:r>
-      <w:proofErr w:type="spellStart"/>
-      <w:r>
-        <w:rPr>
-          <w:sz w:val="26"/>
-          <w:szCs w:val="26"/>
-          <w:shd w:val="clear" w:color="auto" w:fill="FFFFFF"/>
-        </w:rPr>
-        <w:t>tổng</w:t>
-      </w:r>
-      <w:proofErr w:type="spellEnd"/>
-      <w:r>
-        <w:rPr>
-          <w:sz w:val="26"/>
-          <w:szCs w:val="26"/>
-          <w:shd w:val="clear" w:color="auto" w:fill="FFFFFF"/>
-        </w:rPr>
-        <w:t xml:space="preserve"> </w:t>
-      </w:r>
-      <w:proofErr w:type="spellStart"/>
-      <w:r>
-        <w:rPr>
-          <w:sz w:val="26"/>
-          <w:szCs w:val="26"/>
-          <w:shd w:val="clear" w:color="auto" w:fill="FFFFFF"/>
-        </w:rPr>
-        <w:t>giá</w:t>
-      </w:r>
-      <w:proofErr w:type="spellEnd"/>
-      <w:r>
-        <w:rPr>
-          <w:sz w:val="26"/>
-          <w:szCs w:val="26"/>
-          <w:shd w:val="clear" w:color="auto" w:fill="FFFFFF"/>
-        </w:rPr>
-        <w:t xml:space="preserve"> </w:t>
-      </w:r>
-      <w:proofErr w:type="spellStart"/>
-      <w:r>
-        <w:rPr>
-          <w:sz w:val="26"/>
-          <w:szCs w:val="26"/>
-          <w:shd w:val="clear" w:color="auto" w:fill="FFFFFF"/>
-        </w:rPr>
-        <w:t>trị</w:t>
-      </w:r>
-      <w:proofErr w:type="spellEnd"/>
-      <w:r>
-        <w:rPr>
-          <w:sz w:val="26"/>
-          <w:szCs w:val="26"/>
-          <w:shd w:val="clear" w:color="auto" w:fill="FFFFFF"/>
-        </w:rPr>
-        <w:t xml:space="preserve"> </w:t>
-      </w:r>
-      <w:proofErr w:type="spellStart"/>
-      <w:r>
-        <w:rPr>
-          <w:sz w:val="26"/>
-          <w:szCs w:val="26"/>
-          <w:shd w:val="clear" w:color="auto" w:fill="FFFFFF"/>
-        </w:rPr>
-        <w:t>tài</w:t>
-      </w:r>
-      <w:proofErr w:type="spellEnd"/>
-      <w:r>
-        <w:rPr>
-          <w:sz w:val="26"/>
-          <w:szCs w:val="26"/>
-          <w:shd w:val="clear" w:color="auto" w:fill="FFFFFF"/>
-        </w:rPr>
-        <w:t xml:space="preserve"> </w:t>
-      </w:r>
-      <w:proofErr w:type="spellStart"/>
-      <w:r>
-        <w:rPr>
-          <w:sz w:val="26"/>
-          <w:szCs w:val="26"/>
-          <w:shd w:val="clear" w:color="auto" w:fill="FFFFFF"/>
-        </w:rPr>
-        <w:t>sản</w:t>
-      </w:r>
-      <w:proofErr w:type="spellEnd"/>
-      <w:r>
-        <w:rPr>
-          <w:sz w:val="26"/>
-          <w:szCs w:val="26"/>
-          <w:shd w:val="clear" w:color="auto" w:fill="FFFFFF"/>
-        </w:rPr>
-        <w:t xml:space="preserve"> do </w:t>
-      </w:r>
-      <w:proofErr w:type="spellStart"/>
-      <w:r>
-        <w:rPr>
-          <w:sz w:val="26"/>
-          <w:szCs w:val="26"/>
-          <w:shd w:val="clear" w:color="auto" w:fill="FFFFFF"/>
-        </w:rPr>
-        <w:t>chủ</w:t>
-      </w:r>
-      <w:proofErr w:type="spellEnd"/>
-      <w:r>
-        <w:rPr>
-          <w:sz w:val="26"/>
-          <w:szCs w:val="26"/>
-          <w:shd w:val="clear" w:color="auto" w:fill="FFFFFF"/>
-        </w:rPr>
-        <w:t xml:space="preserve"> </w:t>
-      </w:r>
-      <w:proofErr w:type="spellStart"/>
-      <w:r>
-        <w:rPr>
-          <w:sz w:val="26"/>
-          <w:szCs w:val="26"/>
-          <w:shd w:val="clear" w:color="auto" w:fill="FFFFFF"/>
-        </w:rPr>
-        <w:t>sở</w:t>
-      </w:r>
-      <w:proofErr w:type="spellEnd"/>
-      <w:r>
-        <w:rPr>
-          <w:sz w:val="26"/>
-          <w:szCs w:val="26"/>
-          <w:shd w:val="clear" w:color="auto" w:fill="FFFFFF"/>
-        </w:rPr>
-        <w:t xml:space="preserve"> </w:t>
-      </w:r>
-      <w:proofErr w:type="spellStart"/>
-      <w:r>
-        <w:rPr>
-          <w:sz w:val="26"/>
-          <w:szCs w:val="26"/>
-          <w:shd w:val="clear" w:color="auto" w:fill="FFFFFF"/>
-        </w:rPr>
-        <w:t>hữu</w:t>
-      </w:r>
-      <w:proofErr w:type="spellEnd"/>
-      <w:r>
-        <w:rPr>
-          <w:sz w:val="26"/>
-          <w:szCs w:val="26"/>
-          <w:shd w:val="clear" w:color="auto" w:fill="FFFFFF"/>
-        </w:rPr>
-        <w:t xml:space="preserve"> </w:t>
-      </w:r>
-      <w:proofErr w:type="spellStart"/>
-      <w:r>
-        <w:rPr>
-          <w:sz w:val="26"/>
-          <w:szCs w:val="26"/>
-          <w:shd w:val="clear" w:color="auto" w:fill="FFFFFF"/>
-        </w:rPr>
-        <w:t>công</w:t>
-      </w:r>
-      <w:proofErr w:type="spellEnd"/>
-      <w:r>
-        <w:rPr>
-          <w:sz w:val="26"/>
-          <w:szCs w:val="26"/>
-          <w:shd w:val="clear" w:color="auto" w:fill="FFFFFF"/>
-        </w:rPr>
-        <w:t xml:space="preserve"> ty cam </w:t>
-      </w:r>
-      <w:proofErr w:type="spellStart"/>
-      <w:r>
-        <w:rPr>
-          <w:sz w:val="26"/>
-          <w:szCs w:val="26"/>
-          <w:shd w:val="clear" w:color="auto" w:fill="FFFFFF"/>
-        </w:rPr>
-        <w:t>kết</w:t>
-      </w:r>
-      <w:proofErr w:type="spellEnd"/>
-      <w:r>
-        <w:rPr>
-          <w:sz w:val="26"/>
-          <w:szCs w:val="26"/>
-          <w:shd w:val="clear" w:color="auto" w:fill="FFFFFF"/>
-        </w:rPr>
-        <w:t xml:space="preserve"> </w:t>
-      </w:r>
-      <w:proofErr w:type="spellStart"/>
-      <w:r>
-        <w:rPr>
-          <w:sz w:val="26"/>
-          <w:szCs w:val="26"/>
-          <w:shd w:val="clear" w:color="auto" w:fill="FFFFFF"/>
-        </w:rPr>
-        <w:t>góp</w:t>
-      </w:r>
-      <w:proofErr w:type="spellEnd"/>
-      <w:r>
-        <w:rPr>
-          <w:sz w:val="26"/>
-          <w:szCs w:val="26"/>
-          <w:shd w:val="clear" w:color="auto" w:fill="FFFFFF"/>
-        </w:rPr>
-        <w:t xml:space="preserve"> </w:t>
-      </w:r>
-      <w:proofErr w:type="spellStart"/>
-      <w:r>
-        <w:rPr>
-          <w:sz w:val="26"/>
-          <w:szCs w:val="26"/>
-          <w:shd w:val="clear" w:color="auto" w:fill="FFFFFF"/>
-        </w:rPr>
-        <w:t>và</w:t>
-      </w:r>
-      <w:proofErr w:type="spellEnd"/>
-      <w:r>
-        <w:rPr>
-          <w:sz w:val="26"/>
-          <w:szCs w:val="26"/>
-          <w:shd w:val="clear" w:color="auto" w:fill="FFFFFF"/>
-        </w:rPr>
-        <w:t xml:space="preserve"> </w:t>
-      </w:r>
-      <w:proofErr w:type="spellStart"/>
-      <w:r>
-        <w:rPr>
-          <w:sz w:val="26"/>
-          <w:szCs w:val="26"/>
-          <w:shd w:val="clear" w:color="auto" w:fill="FFFFFF"/>
-        </w:rPr>
-        <w:t>ghi</w:t>
-      </w:r>
-      <w:proofErr w:type="spellEnd"/>
-      <w:r>
-        <w:rPr>
-          <w:sz w:val="26"/>
-          <w:szCs w:val="26"/>
-          <w:shd w:val="clear" w:color="auto" w:fill="FFFFFF"/>
-        </w:rPr>
-        <w:t xml:space="preserve"> </w:t>
-      </w:r>
-      <w:proofErr w:type="spellStart"/>
-      <w:r>
-        <w:rPr>
-          <w:sz w:val="26"/>
-          <w:szCs w:val="26"/>
-          <w:shd w:val="clear" w:color="auto" w:fill="FFFFFF"/>
-        </w:rPr>
-        <w:t>trong</w:t>
-      </w:r>
-      <w:proofErr w:type="spellEnd"/>
-      <w:r>
-        <w:rPr>
-          <w:sz w:val="26"/>
-          <w:szCs w:val="26"/>
-          <w:shd w:val="clear" w:color="auto" w:fill="FFFFFF"/>
-        </w:rPr>
-        <w:t xml:space="preserve"> </w:t>
-      </w:r>
-      <w:proofErr w:type="spellStart"/>
-      <w:r>
-        <w:rPr>
-          <w:sz w:val="26"/>
-          <w:szCs w:val="26"/>
-          <w:shd w:val="clear" w:color="auto" w:fill="FFFFFF"/>
-        </w:rPr>
-        <w:t>Điều</w:t>
-      </w:r>
-      <w:proofErr w:type="spellEnd"/>
-      <w:r>
-        <w:rPr>
-          <w:sz w:val="26"/>
-          <w:szCs w:val="26"/>
-          <w:shd w:val="clear" w:color="auto" w:fill="FFFFFF"/>
-        </w:rPr>
-        <w:t xml:space="preserve"> </w:t>
-      </w:r>
-      <w:proofErr w:type="spellStart"/>
-      <w:r>
-        <w:rPr>
-          <w:sz w:val="26"/>
-          <w:szCs w:val="26"/>
-          <w:shd w:val="clear" w:color="auto" w:fill="FFFFFF"/>
-        </w:rPr>
-        <w:t>lệ</w:t>
-      </w:r>
-      <w:proofErr w:type="spellEnd"/>
-      <w:r>
-        <w:rPr>
-          <w:sz w:val="26"/>
-          <w:szCs w:val="26"/>
-          <w:shd w:val="clear" w:color="auto" w:fill="FFFFFF"/>
-        </w:rPr>
-        <w:t xml:space="preserve"> </w:t>
-      </w:r>
-      <w:proofErr w:type="spellStart"/>
-      <w:r>
-        <w:rPr>
-          <w:sz w:val="26"/>
-          <w:szCs w:val="26"/>
-          <w:shd w:val="clear" w:color="auto" w:fill="FFFFFF"/>
-        </w:rPr>
-        <w:t>công</w:t>
-      </w:r>
-      <w:proofErr w:type="spellEnd"/>
-      <w:r>
-        <w:rPr>
-          <w:sz w:val="26"/>
-          <w:szCs w:val="26"/>
-          <w:shd w:val="clear" w:color="auto" w:fill="FFFFFF"/>
-        </w:rPr>
-        <w:t xml:space="preserve"> ty.</w:t>
+        <w:t>1. Vốn điều lệ của công ty trách nhiệm hữu hạn một thành viên khi đăng ký thành lập doanh nghiệp là tổng giá trị tài sản do chủ sở hữu công ty cam kết góp và ghi trong Điều lệ công ty.</w:t>
       </w:r>
     </w:p>
     <w:p>
@@ -7952,19 +4076,11 @@
           <w:rFonts w:ascii="Times New Roman" w:hAnsi="Times New Roman"/>
         </w:rPr>
       </w:pPr>
-      <w:proofErr w:type="spellStart"/>
-      <w:r>
-        <w:rPr>
-          <w:rFonts w:ascii="Times New Roman" w:hAnsi="Times New Roman"/>
-        </w:rPr>
-        <w:t>Điều</w:t>
-      </w:r>
-      <w:proofErr w:type="spellEnd"/>
-      <w:r>
-        <w:rPr>
-          <w:rFonts w:ascii="Times New Roman" w:hAnsi="Times New Roman"/>
-        </w:rPr>
-        <w:t xml:space="preserve"> </w:t>
+      <w:r>
+        <w:rPr>
+          <w:rFonts w:ascii="Times New Roman" w:hAnsi="Times New Roman"/>
+        </w:rPr>
+        <w:t xml:space="preserve">Điều </w:t>
       </w:r>
       <w:r>
         <w:rPr>
@@ -7978,117 +4094,17 @@
         </w:rPr>
         <w:t xml:space="preserve">. Quyền </w:t>
       </w:r>
-      <w:proofErr w:type="spellStart"/>
-      <w:r>
-        <w:rPr>
-          <w:rFonts w:ascii="Times New Roman" w:hAnsi="Times New Roman"/>
-        </w:rPr>
-        <w:t>và</w:t>
-      </w:r>
-      <w:proofErr w:type="spellEnd"/>
-      <w:r>
-        <w:rPr>
-          <w:rFonts w:ascii="Times New Roman" w:hAnsi="Times New Roman"/>
-        </w:rPr>
-        <w:t xml:space="preserve"> </w:t>
-      </w:r>
-      <w:proofErr w:type="spellStart"/>
-      <w:r>
-        <w:rPr>
-          <w:rFonts w:ascii="Times New Roman" w:hAnsi="Times New Roman"/>
-        </w:rPr>
-        <w:t>nghĩa</w:t>
-      </w:r>
-      <w:proofErr w:type="spellEnd"/>
-      <w:r>
-        <w:rPr>
-          <w:rFonts w:ascii="Times New Roman" w:hAnsi="Times New Roman"/>
-        </w:rPr>
-        <w:t xml:space="preserve"> </w:t>
-      </w:r>
-      <w:proofErr w:type="spellStart"/>
-      <w:r>
-        <w:rPr>
-          <w:rFonts w:ascii="Times New Roman" w:hAnsi="Times New Roman"/>
-        </w:rPr>
-        <w:t>vụ</w:t>
-      </w:r>
-      <w:proofErr w:type="spellEnd"/>
-      <w:r>
-        <w:rPr>
-          <w:rFonts w:ascii="Times New Roman" w:hAnsi="Times New Roman"/>
-        </w:rPr>
-        <w:t xml:space="preserve"> </w:t>
-      </w:r>
-      <w:proofErr w:type="spellStart"/>
-      <w:r>
-        <w:rPr>
-          <w:rFonts w:ascii="Times New Roman" w:hAnsi="Times New Roman"/>
-        </w:rPr>
-        <w:t>của</w:t>
-      </w:r>
-      <w:proofErr w:type="spellEnd"/>
-      <w:r>
-        <w:rPr>
-          <w:rFonts w:ascii="Times New Roman" w:hAnsi="Times New Roman"/>
-        </w:rPr>
-        <w:t xml:space="preserve"> </w:t>
-      </w:r>
-      <w:proofErr w:type="spellStart"/>
-      <w:r>
-        <w:rPr>
-          <w:rFonts w:ascii="Times New Roman" w:hAnsi="Times New Roman"/>
-        </w:rPr>
-        <w:t>chủ</w:t>
-      </w:r>
-      <w:proofErr w:type="spellEnd"/>
-      <w:r>
-        <w:rPr>
-          <w:rFonts w:ascii="Times New Roman" w:hAnsi="Times New Roman"/>
-        </w:rPr>
-        <w:t xml:space="preserve"> </w:t>
-      </w:r>
-      <w:proofErr w:type="spellStart"/>
-      <w:r>
-        <w:rPr>
-          <w:rFonts w:ascii="Times New Roman" w:hAnsi="Times New Roman"/>
-        </w:rPr>
-        <w:t>sở</w:t>
-      </w:r>
-      <w:proofErr w:type="spellEnd"/>
-      <w:r>
-        <w:rPr>
-          <w:rFonts w:ascii="Times New Roman" w:hAnsi="Times New Roman"/>
-        </w:rPr>
-        <w:t xml:space="preserve"> </w:t>
-      </w:r>
-      <w:proofErr w:type="spellStart"/>
-      <w:r>
-        <w:rPr>
-          <w:rFonts w:ascii="Times New Roman" w:hAnsi="Times New Roman"/>
-        </w:rPr>
-        <w:t>hữu</w:t>
-      </w:r>
-      <w:proofErr w:type="spellEnd"/>
-      <w:r>
-        <w:rPr>
-          <w:rFonts w:ascii="Times New Roman" w:hAnsi="Times New Roman"/>
-        </w:rPr>
-        <w:t xml:space="preserve"> </w:t>
-      </w:r>
-      <w:proofErr w:type="spellStart"/>
-      <w:r>
-        <w:rPr>
-          <w:rFonts w:ascii="Times New Roman" w:hAnsi="Times New Roman"/>
-        </w:rPr>
-        <w:t>công</w:t>
-      </w:r>
-      <w:proofErr w:type="spellEnd"/>
-      <w:r>
-        <w:rPr>
-          <w:rFonts w:ascii="Times New Roman" w:hAnsi="Times New Roman"/>
-        </w:rPr>
-        <w:t xml:space="preserve"> ty</w:t>
+      <w:r>
+        <w:rPr>
+          <w:rFonts w:ascii="Times New Roman" w:hAnsi="Times New Roman"/>
+        </w:rPr>
+        <w:t xml:space="preserve">và nghĩa vụ </w:t>
+      </w:r>
+      <w:r>
+        <w:rPr>
+          <w:rFonts w:ascii="Times New Roman" w:hAnsi="Times New Roman"/>
+        </w:rPr>
+        <w:t>của chủ sở hữu công ty</w:t>
       </w:r>
     </w:p>
     <w:bookmarkEnd w:id="2"/>
@@ -8620,19 +4636,11 @@
           <w:rFonts w:ascii="Times New Roman" w:hAnsi="Times New Roman"/>
         </w:rPr>
       </w:pPr>
-      <w:proofErr w:type="spellStart"/>
-      <w:r>
-        <w:rPr>
-          <w:rFonts w:ascii="Times New Roman" w:hAnsi="Times New Roman"/>
-        </w:rPr>
-        <w:t>Chương</w:t>
-      </w:r>
-      <w:proofErr w:type="spellEnd"/>
-      <w:r>
-        <w:rPr>
-          <w:rFonts w:ascii="Times New Roman" w:hAnsi="Times New Roman"/>
-        </w:rPr>
-        <w:t xml:space="preserve"> III</w:t>
+      <w:r>
+        <w:rPr>
+          <w:rFonts w:ascii="Times New Roman" w:hAnsi="Times New Roman"/>
+        </w:rPr>
+        <w:t>Chương III</w:t>
       </w:r>
     </w:p>
     <w:p>
@@ -8667,608 +4675,344 @@
           <w:rFonts w:ascii="Times New Roman" w:hAnsi="Times New Roman"/>
         </w:rPr>
       </w:pPr>
-      <w:proofErr w:type="spellStart"/>
       <w:r>
         <w:rPr>
           <w:rFonts w:ascii="Times New Roman" w:hAnsi="Times New Roman"/>
         </w:rPr>
         <w:lastRenderedPageBreak/>
-        <w:t>Điều</w:t>
-      </w:r>
-      <w:proofErr w:type="spellEnd"/>
-      <w:r>
-        <w:rPr>
-          <w:rFonts w:ascii="Times New Roman" w:hAnsi="Times New Roman"/>
+        <w:t xml:space="preserve">Điều </w:t>
+      </w:r>
+      <w:r>
+        <w:rPr>
+          <w:rFonts w:ascii="Times New Roman" w:hAnsi="Times New Roman"/>
+        </w:rPr>
+        <w:t>9</w:t>
+      </w:r>
+      <w:r>
+        <w:rPr>
+          <w:rFonts w:ascii="Times New Roman" w:hAnsi="Times New Roman"/>
+        </w:rPr>
+        <w:t>. Cơ cấu tổ chức quản lý</w:t>
+      </w:r>
+    </w:p>
+    <w:p>
+      <w:pPr>
+        <w:spacing w:line="240" w:lineRule="auto"/>
+        <w:ind w:firstLine="360"/>
+        <w:rPr>
+          <w:bCs/>
+          <w:sz w:val="26"/>
+          <w:szCs w:val="26"/>
+          <w:lang w:val="vi-VN"/>
+        </w:rPr>
+      </w:pPr>
+      <w:bookmarkStart w:id="4" w:name="_Hlk60645860"/>
+      <w:r>
+        <w:rPr>
+          <w:color w:val="000000"/>
+          <w:sz w:val="26"/>
+          <w:szCs w:val="26"/>
+          <w:lang w:val="vi-VN"/>
+        </w:rPr>
+        <w:t>1</w:t>
+      </w:r>
+      <w:r>
+        <w:rPr>
+          <w:bCs/>
+          <w:sz w:val="26"/>
+          <w:szCs w:val="26"/>
+          <w:lang w:val="vi-VN"/>
+        </w:rPr>
+        <w:t>. Công ty có Chủ tịch công ty, Giám đốc</w:t>
+      </w:r>
+      <w:r>
+        <w:rPr>
+          <w:bCs/>
+          <w:sz w:val="26"/>
+          <w:szCs w:val="26"/>
+        </w:rPr>
+        <w:t xml:space="preserve"> (hoặc Tổng giám đốc)</w:t>
+      </w:r>
+      <w:r>
+        <w:rPr>
+          <w:bCs/>
+          <w:sz w:val="26"/>
+          <w:szCs w:val="26"/>
+          <w:lang w:val="vi-VN"/>
+        </w:rPr>
+        <w:t>.</w:t>
+      </w:r>
+    </w:p>
+    <w:p>
+      <w:pPr>
+        <w:spacing w:line="240" w:lineRule="auto"/>
+        <w:ind w:firstLine="360"/>
+        <w:rPr>
+          <w:bCs/>
+          <w:sz w:val="26"/>
+          <w:szCs w:val="26"/>
+          <w:lang w:val="vi-VN"/>
+        </w:rPr>
+      </w:pPr>
+      <w:r>
+        <w:rPr>
+          <w:bCs/>
+          <w:sz w:val="26"/>
+          <w:szCs w:val="26"/>
+          <w:lang w:val="vi-VN"/>
+        </w:rPr>
+        <w:t>2. Chủ sở hữu công ty là Chủ tịch công ty và có thể kiêm hoặc thuê người khác làm Giám đốc</w:t>
+      </w:r>
+      <w:r>
+        <w:rPr>
+          <w:bCs/>
+          <w:sz w:val="26"/>
+          <w:szCs w:val="26"/>
+          <w:lang w:val="vi-VN"/>
         </w:rPr>
         <w:t xml:space="preserve"> </w:t>
       </w:r>
       <w:r>
         <w:rPr>
-          <w:rFonts w:ascii="Times New Roman" w:hAnsi="Times New Roman"/>
-        </w:rPr>
-        <w:t>9</w:t>
-      </w:r>
-      <w:r>
-        <w:rPr>
-          <w:rFonts w:ascii="Times New Roman" w:hAnsi="Times New Roman"/>
-        </w:rPr>
-        <w:t xml:space="preserve">. </w:t>
-      </w:r>
-      <w:proofErr w:type="spellStart"/>
-      <w:r>
-        <w:rPr>
-          <w:rFonts w:ascii="Times New Roman" w:hAnsi="Times New Roman"/>
-        </w:rPr>
-        <w:t>Cơ</w:t>
-      </w:r>
-      <w:proofErr w:type="spellEnd"/>
-      <w:r>
-        <w:rPr>
-          <w:rFonts w:ascii="Times New Roman" w:hAnsi="Times New Roman"/>
+          <w:sz w:val="26"/>
+          <w:szCs w:val="26"/>
+          <w:lang w:val="vi-VN"/>
+        </w:rPr>
+        <w:t>(hoặc Tổng giám đốc)</w:t>
+      </w:r>
+      <w:r>
+        <w:rPr>
+          <w:bCs/>
+          <w:sz w:val="26"/>
+          <w:szCs w:val="26"/>
+          <w:lang w:val="vi-VN"/>
+        </w:rPr>
+        <w:t>.</w:t>
+      </w:r>
+    </w:p>
+    <w:p>
+      <w:pPr>
+        <w:spacing w:line="240" w:lineRule="auto"/>
+        <w:ind w:firstLine="360"/>
+        <w:rPr>
+          <w:bCs/>
+          <w:sz w:val="26"/>
+          <w:szCs w:val="26"/>
+          <w:lang w:val="vi-VN"/>
+        </w:rPr>
+      </w:pPr>
+      <w:r>
+        <w:rPr>
+          <w:bCs/>
+          <w:sz w:val="26"/>
+          <w:szCs w:val="26"/>
+          <w:lang w:val="vi-VN"/>
+        </w:rPr>
+        <w:t>3. Quyền, nghĩa</w:t>
+      </w:r>
+      <w:r>
+        <w:rPr>
+          <w:bCs/>
+          <w:sz w:val="26"/>
+          <w:szCs w:val="26"/>
+          <w:lang w:val="vi-VN"/>
         </w:rPr>
         <w:t xml:space="preserve"> </w:t>
       </w:r>
-      <w:proofErr w:type="spellStart"/>
-      <w:r>
-        <w:rPr>
-          <w:rFonts w:ascii="Times New Roman" w:hAnsi="Times New Roman"/>
-        </w:rPr>
-        <w:t>cấu</w:t>
-      </w:r>
-      <w:proofErr w:type="spellEnd"/>
-      <w:r>
-        <w:rPr>
-          <w:rFonts w:ascii="Times New Roman" w:hAnsi="Times New Roman"/>
-        </w:rPr>
-        <w:t xml:space="preserve"> </w:t>
-      </w:r>
-      <w:proofErr w:type="spellStart"/>
-      <w:r>
-        <w:rPr>
-          <w:rFonts w:ascii="Times New Roman" w:hAnsi="Times New Roman"/>
-        </w:rPr>
-        <w:t>tổ</w:t>
-      </w:r>
-      <w:proofErr w:type="spellEnd"/>
-      <w:r>
-        <w:rPr>
-          <w:rFonts w:ascii="Times New Roman" w:hAnsi="Times New Roman"/>
-        </w:rPr>
-        <w:t xml:space="preserve"> </w:t>
-      </w:r>
-      <w:proofErr w:type="spellStart"/>
-      <w:r>
-        <w:rPr>
-          <w:rFonts w:ascii="Times New Roman" w:hAnsi="Times New Roman"/>
-        </w:rPr>
-        <w:t>chức</w:t>
-      </w:r>
-      <w:proofErr w:type="spellEnd"/>
-      <w:r>
-        <w:rPr>
-          <w:rFonts w:ascii="Times New Roman" w:hAnsi="Times New Roman"/>
-        </w:rPr>
-        <w:t xml:space="preserve"> </w:t>
-      </w:r>
-      <w:proofErr w:type="spellStart"/>
-      <w:r>
-        <w:rPr>
-          <w:rFonts w:ascii="Times New Roman" w:hAnsi="Times New Roman"/>
-        </w:rPr>
-        <w:t>quản</w:t>
-      </w:r>
-      <w:proofErr w:type="spellEnd"/>
-      <w:r>
-        <w:rPr>
-          <w:rFonts w:ascii="Times New Roman" w:hAnsi="Times New Roman"/>
-        </w:rPr>
-        <w:t xml:space="preserve"> </w:t>
-      </w:r>
-      <w:proofErr w:type="spellStart"/>
-      <w:r>
-        <w:rPr>
-          <w:rFonts w:ascii="Times New Roman" w:hAnsi="Times New Roman"/>
-        </w:rPr>
-        <w:t>lý</w:t>
-      </w:r>
-      <w:proofErr w:type="spellEnd"/>
-    </w:p>
-    <w:p>
-      <w:pPr>
-        <w:spacing w:line="240" w:lineRule="auto"/>
-        <w:ind w:firstLine="360"/>
-        <w:rPr>
-          <w:bCs/>
-          <w:sz w:val="26"/>
-          <w:szCs w:val="26"/>
-          <w:lang w:val="vi-VN"/>
-        </w:rPr>
-      </w:pPr>
-      <w:bookmarkStart w:id="4" w:name="_Hlk60645860"/>
-      <w:r>
-        <w:rPr>
-          <w:color w:val="000000"/>
-          <w:sz w:val="26"/>
-          <w:szCs w:val="26"/>
-          <w:lang w:val="vi-VN"/>
+      <w:r>
+        <w:rPr>
+          <w:bCs/>
+          <w:sz w:val="26"/>
+          <w:szCs w:val="26"/>
+          <w:lang w:val="vi-VN"/>
+        </w:rPr>
+        <w:t xml:space="preserve">vụ của Giám đốc </w:t>
+      </w:r>
+      <w:r>
+        <w:rPr>
+          <w:bCs/>
+          <w:sz w:val="26"/>
+          <w:szCs w:val="26"/>
+          <w:lang w:val="vi-VN"/>
+        </w:rPr>
+        <w:t xml:space="preserve">(hoặc Tổng giám đốc) </w:t>
+      </w:r>
+      <w:r>
+        <w:rPr>
+          <w:bCs/>
+          <w:sz w:val="26"/>
+          <w:szCs w:val="26"/>
+          <w:lang w:val="vi-VN"/>
+        </w:rPr>
+        <w:t>được quy định tại Điều lệ công ty và hợp đồng lao động.</w:t>
+      </w:r>
+    </w:p>
+    <w:p>
+      <w:pPr>
+        <w:spacing w:line="240" w:lineRule="auto"/>
+        <w:ind w:firstLine="360"/>
+        <w:rPr>
+          <w:bCs/>
+          <w:sz w:val="26"/>
+          <w:szCs w:val="26"/>
+          <w:lang w:val="vi-VN"/>
+        </w:rPr>
+      </w:pPr>
+    </w:p>
+    <w:p>
+      <w:pPr>
+        <w:pStyle w:val="Heading3"/>
+        <w:ind w:firstLine="360"/>
+        <w:rPr>
+          <w:rFonts w:ascii="Times New Roman" w:hAnsi="Times New Roman"/>
+        </w:rPr>
+      </w:pPr>
+      <w:r>
+        <w:rPr>
+          <w:rFonts w:ascii="Times New Roman" w:hAnsi="Times New Roman"/>
+        </w:rPr>
+        <w:t>Điều 1</w:t>
+      </w:r>
+      <w:r>
+        <w:rPr>
+          <w:rFonts w:ascii="Times New Roman" w:hAnsi="Times New Roman"/>
+        </w:rPr>
+        <w:t>0</w:t>
+      </w:r>
+      <w:r>
+        <w:rPr>
+          <w:rFonts w:ascii="Times New Roman" w:hAnsi="Times New Roman"/>
+        </w:rPr>
+        <w:t>. Chủ tịch công ty</w:t>
+      </w:r>
+    </w:p>
+    <w:p>
+      <w:pPr>
+        <w:spacing w:line="240" w:lineRule="auto"/>
+        <w:ind w:firstLine="360"/>
+        <w:rPr>
+          <w:bCs/>
+          <w:sz w:val="26"/>
+          <w:szCs w:val="26"/>
+          <w:lang w:val="vi-VN"/>
+        </w:rPr>
+      </w:pPr>
+      <w:r>
+        <w:rPr>
+          <w:bCs/>
+          <w:sz w:val="26"/>
+          <w:szCs w:val="26"/>
+          <w:lang w:val="vi-VN"/>
+        </w:rPr>
+        <w:t>1. Chủ tịch công ty nhân danh chủ sở hữu công ty thực hiện quyền và nghĩa vụ của chủ sở hữu công ty; nhân danh công ty thực hiện quyền và nghĩa vụ của công ty, trừ quyền và nghĩa vụ của Giám đốc</w:t>
+      </w:r>
+      <w:r>
+        <w:rPr>
+          <w:bCs/>
+          <w:sz w:val="26"/>
+          <w:szCs w:val="26"/>
+          <w:lang w:val="vi-VN"/>
+        </w:rPr>
+        <w:t xml:space="preserve"> (hoặc Tổng giám đốc)</w:t>
+      </w:r>
+      <w:r>
+        <w:rPr>
+          <w:bCs/>
+          <w:sz w:val="26"/>
+          <w:szCs w:val="26"/>
+          <w:lang w:val="vi-VN"/>
+        </w:rPr>
+        <w:t>; chịu trách nhiệm trước pháp luật và chủ sở hữu công ty về việc thực hiện quyền và nghĩa vụ được giao theo quy định của Điều lệ công ty, Luật Doanh nghiệp và quy định khác của pháp luật có liên quan.</w:t>
+      </w:r>
+    </w:p>
+    <w:p>
+      <w:pPr>
+        <w:spacing w:line="240" w:lineRule="auto"/>
+        <w:ind w:firstLine="360"/>
+        <w:rPr>
+          <w:bCs/>
+          <w:sz w:val="26"/>
+          <w:szCs w:val="26"/>
+          <w:lang w:val="vi-VN"/>
+        </w:rPr>
+      </w:pPr>
+      <w:r>
+        <w:rPr>
+          <w:bCs/>
+          <w:sz w:val="26"/>
+          <w:szCs w:val="26"/>
+          <w:lang w:val="vi-VN"/>
+        </w:rPr>
+        <w:t>2. Quyền, nghĩa vụ và chế độ làm việc của Chủ tịch công ty được thực hiện theo quy định tại Điều lệ công ty, Luật Doanh nghiệp và quy định khác của pháp luật có liên quan.</w:t>
+      </w:r>
+    </w:p>
+    <w:p>
+      <w:pPr>
+        <w:spacing w:line="240" w:lineRule="auto"/>
+        <w:ind w:firstLine="360"/>
+        <w:rPr>
+          <w:bCs/>
+          <w:sz w:val="26"/>
+          <w:szCs w:val="26"/>
+          <w:lang w:val="vi-VN"/>
+        </w:rPr>
+      </w:pPr>
+      <w:r>
+        <w:rPr>
+          <w:bCs/>
+          <w:sz w:val="26"/>
+          <w:szCs w:val="26"/>
+          <w:lang w:val="vi-VN"/>
+        </w:rPr>
+        <w:t>3. Quyết định của Chủ tịch công ty về thực hiện quyền và nghĩa vụ của chủ sở hữu công ty có hiệu lực kể từ ngày được chủ sở hữu công ty phê duyệt.</w:t>
+      </w:r>
+    </w:p>
+    <w:p>
+      <w:pPr>
+        <w:spacing w:line="240" w:lineRule="auto"/>
+        <w:ind w:firstLine="360"/>
+        <w:rPr>
+          <w:bCs/>
+          <w:sz w:val="26"/>
+          <w:szCs w:val="26"/>
+          <w:lang w:val="vi-VN"/>
+        </w:rPr>
+      </w:pPr>
+    </w:p>
+    <w:p>
+      <w:pPr>
+        <w:pStyle w:val="Heading3"/>
+        <w:ind w:firstLine="360"/>
+        <w:rPr>
+          <w:rFonts w:ascii="Times New Roman" w:hAnsi="Times New Roman"/>
+          <w:lang w:val="vi-VN"/>
+        </w:rPr>
+      </w:pPr>
+      <w:r>
+        <w:rPr>
+          <w:rFonts w:ascii="Times New Roman" w:hAnsi="Times New Roman"/>
+          <w:lang w:val="vi-VN"/>
+        </w:rPr>
+        <w:t>Điều 1</w:t>
+      </w:r>
+      <w:r>
+        <w:rPr>
+          <w:rFonts w:ascii="Times New Roman" w:hAnsi="Times New Roman"/>
         </w:rPr>
         <w:t>1</w:t>
       </w:r>
       <w:r>
         <w:rPr>
-          <w:bCs/>
-          <w:sz w:val="26"/>
-          <w:szCs w:val="26"/>
-          <w:lang w:val="vi-VN"/>
-        </w:rPr>
-        <w:t>. Công ty có Chủ tịch công ty, Giám đốc</w:t>
-      </w:r>
-      <w:r>
-        <w:rPr>
-          <w:bCs/>
-          <w:sz w:val="26"/>
-          <w:szCs w:val="26"/>
-        </w:rPr>
-        <w:t xml:space="preserve"> (</w:t>
-      </w:r>
-      <w:proofErr w:type="spellStart"/>
-      <w:r>
-        <w:rPr>
-          <w:bCs/>
-          <w:sz w:val="26"/>
-          <w:szCs w:val="26"/>
-        </w:rPr>
-        <w:t>hoặc</w:t>
-      </w:r>
-      <w:proofErr w:type="spellEnd"/>
-      <w:r>
-        <w:rPr>
-          <w:bCs/>
-          <w:sz w:val="26"/>
-          <w:szCs w:val="26"/>
-        </w:rPr>
-        <w:t xml:space="preserve"> </w:t>
-      </w:r>
-      <w:proofErr w:type="spellStart"/>
-      <w:r>
-        <w:rPr>
-          <w:bCs/>
-          <w:sz w:val="26"/>
-          <w:szCs w:val="26"/>
-        </w:rPr>
-        <w:t>Tổng</w:t>
-      </w:r>
-      <w:proofErr w:type="spellEnd"/>
-      <w:r>
-        <w:rPr>
-          <w:bCs/>
-          <w:sz w:val="26"/>
-          <w:szCs w:val="26"/>
-        </w:rPr>
-        <w:t xml:space="preserve"> </w:t>
-      </w:r>
-      <w:proofErr w:type="spellStart"/>
-      <w:r>
-        <w:rPr>
-          <w:bCs/>
-          <w:sz w:val="26"/>
-          <w:szCs w:val="26"/>
-        </w:rPr>
-        <w:t>giám</w:t>
-      </w:r>
-      <w:proofErr w:type="spellEnd"/>
-      <w:r>
-        <w:rPr>
-          <w:bCs/>
-          <w:sz w:val="26"/>
-          <w:szCs w:val="26"/>
-        </w:rPr>
-        <w:t xml:space="preserve"> </w:t>
-      </w:r>
-      <w:proofErr w:type="spellStart"/>
-      <w:r>
-        <w:rPr>
-          <w:bCs/>
-          <w:sz w:val="26"/>
-          <w:szCs w:val="26"/>
-        </w:rPr>
-        <w:t>đốc</w:t>
-      </w:r>
-      <w:proofErr w:type="spellEnd"/>
-      <w:r>
-        <w:rPr>
-          <w:bCs/>
-          <w:sz w:val="26"/>
-          <w:szCs w:val="26"/>
-        </w:rPr>
-        <w:t>)</w:t>
-      </w:r>
-      <w:r>
-        <w:rPr>
-          <w:bCs/>
-          <w:sz w:val="26"/>
-          <w:szCs w:val="26"/>
-          <w:lang w:val="vi-VN"/>
-        </w:rPr>
-        <w:t>.</w:t>
-      </w:r>
-    </w:p>
-    <w:p>
-      <w:pPr>
-        <w:spacing w:line="240" w:lineRule="auto"/>
-        <w:ind w:firstLine="360"/>
-        <w:rPr>
-          <w:bCs/>
-          <w:sz w:val="26"/>
-          <w:szCs w:val="26"/>
-          <w:lang w:val="vi-VN"/>
-        </w:rPr>
-      </w:pPr>
-      <w:r>
-        <w:rPr>
-          <w:bCs/>
-          <w:sz w:val="26"/>
-          <w:szCs w:val="26"/>
-          <w:lang w:val="vi-VN"/>
-        </w:rPr>
-        <w:t>2. Chủ sở hữu công ty là Chủ tịch công ty và có thể kiêm hoặc thuê người khác làm Giám đốc</w:t>
-      </w:r>
-      <w:r>
-        <w:rPr>
-          <w:bCs/>
-          <w:sz w:val="26"/>
-          <w:szCs w:val="26"/>
-          <w:lang w:val="vi-VN"/>
-        </w:rPr>
-        <w:t xml:space="preserve"> </w:t>
-      </w:r>
-      <w:r>
-        <w:rPr>
-          <w:sz w:val="26"/>
-          <w:szCs w:val="26"/>
-          <w:lang w:val="vi-VN"/>
+          <w:rFonts w:ascii="Times New Roman" w:hAnsi="Times New Roman"/>
+          <w:lang w:val="vi-VN"/>
+        </w:rPr>
+        <w:t xml:space="preserve">. Giám đốc </w:t>
+      </w:r>
+      <w:r>
+        <w:rPr>
+          <w:rFonts w:ascii="Times New Roman" w:hAnsi="Times New Roman"/>
         </w:rPr>
         <w:t>(hoặc Tổng giám đốc)</w:t>
-      </w:r>
-      <w:r>
-        <w:rPr>
-          <w:bCs/>
-          <w:sz w:val="26"/>
-          <w:szCs w:val="26"/>
-          <w:lang w:val="vi-VN"/>
-        </w:rPr>
-        <w:t>.</w:t>
-      </w:r>
-    </w:p>
-    <w:p>
-      <w:pPr>
-        <w:spacing w:line="240" w:lineRule="auto"/>
-        <w:ind w:firstLine="360"/>
-        <w:rPr>
-          <w:bCs/>
-          <w:sz w:val="26"/>
-          <w:szCs w:val="26"/>
-          <w:lang w:val="vi-VN"/>
-        </w:rPr>
-      </w:pPr>
-      <w:r>
-        <w:rPr>
-          <w:bCs/>
-          <w:sz w:val="26"/>
-          <w:szCs w:val="26"/>
-          <w:lang w:val="vi-VN"/>
-        </w:rPr>
-        <w:t>3. Quyền, nghĩa</w:t>
-      </w:r>
-      <w:r>
-        <w:rPr>
-          <w:bCs/>
-          <w:sz w:val="26"/>
-          <w:szCs w:val="26"/>
-          <w:lang w:val="vi-VN"/>
-        </w:rPr>
-        <w:t xml:space="preserve"> </w:t>
-      </w:r>
-      <w:r>
-        <w:rPr>
-          <w:bCs/>
-          <w:sz w:val="26"/>
-          <w:szCs w:val="26"/>
-          <w:lang w:val="vi-VN"/>
-        </w:rPr>
-        <w:t xml:space="preserve">vụ của Giám đốc </w:t>
-      </w:r>
-      <w:r>
-        <w:rPr>
-          <w:bCs/>
-          <w:sz w:val="26"/>
-          <w:szCs w:val="26"/>
-          <w:lang w:val="vi-VN"/>
-        </w:rPr>
-        <w:t xml:space="preserve">(hoặc Tổng giám đốc) </w:t>
-      </w:r>
-      <w:r>
-        <w:rPr>
-          <w:bCs/>
-          <w:sz w:val="26"/>
-          <w:szCs w:val="26"/>
-          <w:lang w:val="vi-VN"/>
-        </w:rPr>
-        <w:t>được quy định tại Điều lệ công ty và hợp đồng lao động.</w:t>
-      </w:r>
-    </w:p>
-    <w:p>
-      <w:pPr>
-        <w:spacing w:line="240" w:lineRule="auto"/>
-        <w:ind w:firstLine="360"/>
-        <w:rPr>
-          <w:bCs/>
-          <w:sz w:val="26"/>
-          <w:szCs w:val="26"/>
-          <w:lang w:val="vi-VN"/>
-        </w:rPr>
-      </w:pPr>
-    </w:p>
-    <w:p>
-      <w:pPr>
-        <w:pStyle w:val="Heading3"/>
-        <w:ind w:firstLine="360"/>
-        <w:rPr>
-          <w:rFonts w:ascii="Times New Roman" w:hAnsi="Times New Roman"/>
-        </w:rPr>
-      </w:pPr>
-      <w:proofErr w:type="spellStart"/>
-      <w:r>
-        <w:rPr>
-          <w:rFonts w:ascii="Times New Roman" w:hAnsi="Times New Roman"/>
-        </w:rPr>
-        <w:t>Điều</w:t>
-      </w:r>
-      <w:proofErr w:type="spellEnd"/>
-      <w:r>
-        <w:rPr>
-          <w:rFonts w:ascii="Times New Roman" w:hAnsi="Times New Roman"/>
-        </w:rPr>
-        <w:t xml:space="preserve"> 1</w:t>
-      </w:r>
-      <w:r>
-        <w:rPr>
-          <w:rFonts w:ascii="Times New Roman" w:hAnsi="Times New Roman"/>
-        </w:rPr>
-        <w:t>0</w:t>
-      </w:r>
-      <w:r>
-        <w:rPr>
-          <w:rFonts w:ascii="Times New Roman" w:hAnsi="Times New Roman"/>
-        </w:rPr>
-        <w:t xml:space="preserve">. </w:t>
-      </w:r>
-      <w:proofErr w:type="spellStart"/>
-      <w:r>
-        <w:rPr>
-          <w:rFonts w:ascii="Times New Roman" w:hAnsi="Times New Roman"/>
-        </w:rPr>
-        <w:t>Chủ</w:t>
-      </w:r>
-      <w:proofErr w:type="spellEnd"/>
-      <w:r>
-        <w:rPr>
-          <w:rFonts w:ascii="Times New Roman" w:hAnsi="Times New Roman"/>
-        </w:rPr>
-        <w:t xml:space="preserve"> </w:t>
-      </w:r>
-      <w:proofErr w:type="spellStart"/>
-      <w:r>
-        <w:rPr>
-          <w:rFonts w:ascii="Times New Roman" w:hAnsi="Times New Roman"/>
-        </w:rPr>
-        <w:t>tịch</w:t>
-      </w:r>
-      <w:proofErr w:type="spellEnd"/>
-      <w:r>
-        <w:rPr>
-          <w:rFonts w:ascii="Times New Roman" w:hAnsi="Times New Roman"/>
-        </w:rPr>
-        <w:t xml:space="preserve"> </w:t>
-      </w:r>
-      <w:proofErr w:type="spellStart"/>
-      <w:r>
-        <w:rPr>
-          <w:rFonts w:ascii="Times New Roman" w:hAnsi="Times New Roman"/>
-        </w:rPr>
-        <w:t>công</w:t>
-      </w:r>
-      <w:proofErr w:type="spellEnd"/>
-      <w:r>
-        <w:rPr>
-          <w:rFonts w:ascii="Times New Roman" w:hAnsi="Times New Roman"/>
-        </w:rPr>
-        <w:t xml:space="preserve"> ty</w:t>
-      </w:r>
-    </w:p>
-    <w:p>
-      <w:pPr>
-        <w:spacing w:line="240" w:lineRule="auto"/>
-        <w:ind w:firstLine="360"/>
-        <w:rPr>
-          <w:bCs/>
-          <w:sz w:val="26"/>
-          <w:szCs w:val="26"/>
-          <w:lang w:val="vi-VN"/>
-        </w:rPr>
-      </w:pPr>
-      <w:r>
-        <w:rPr>
-          <w:bCs/>
-          <w:sz w:val="26"/>
-          <w:szCs w:val="26"/>
-          <w:lang w:val="vi-VN"/>
-        </w:rPr>
-        <w:t>1. Chủ tịch công ty nhân danh chủ sở hữu công ty thực hiện quyền và nghĩa vụ của chủ sở hữu công ty; nhân danh công ty thực hiện quyền và nghĩa vụ của công ty, trừ quyền và nghĩa vụ của Giám đốc</w:t>
-      </w:r>
-      <w:r>
-        <w:rPr>
-          <w:bCs/>
-          <w:sz w:val="26"/>
-          <w:szCs w:val="26"/>
-          <w:lang w:val="vi-VN"/>
-        </w:rPr>
-        <w:t xml:space="preserve"> (hoặc Tổng giám đốc)</w:t>
-      </w:r>
-      <w:r>
-        <w:rPr>
-          <w:bCs/>
-          <w:sz w:val="26"/>
-          <w:szCs w:val="26"/>
-          <w:lang w:val="vi-VN"/>
-        </w:rPr>
-        <w:t>; chịu trách nhiệm trước pháp luật và chủ sở hữu công ty về việc thực hiện quyền và nghĩa vụ được giao theo quy định của Điều lệ công ty, Luật Doanh nghiệp và quy định khác của pháp luật có liên quan.</w:t>
-      </w:r>
-    </w:p>
-    <w:p>
-      <w:pPr>
-        <w:spacing w:line="240" w:lineRule="auto"/>
-        <w:ind w:firstLine="360"/>
-        <w:rPr>
-          <w:bCs/>
-          <w:sz w:val="26"/>
-          <w:szCs w:val="26"/>
-          <w:lang w:val="vi-VN"/>
-        </w:rPr>
-      </w:pPr>
-      <w:r>
-        <w:rPr>
-          <w:bCs/>
-          <w:sz w:val="26"/>
-          <w:szCs w:val="26"/>
-          <w:lang w:val="vi-VN"/>
-        </w:rPr>
-        <w:t>2. Quyền, nghĩa vụ và chế độ làm việc của Chủ tịch công ty được thực hiện theo quy định tại Điều lệ công ty, Luật Doanh nghiệp và quy định khác của pháp luật có liên quan.</w:t>
-      </w:r>
-    </w:p>
-    <w:p>
-      <w:pPr>
-        <w:spacing w:line="240" w:lineRule="auto"/>
-        <w:ind w:firstLine="360"/>
-        <w:rPr>
-          <w:bCs/>
-          <w:sz w:val="26"/>
-          <w:szCs w:val="26"/>
-          <w:lang w:val="vi-VN"/>
-        </w:rPr>
-      </w:pPr>
-      <w:r>
-        <w:rPr>
-          <w:bCs/>
-          <w:sz w:val="26"/>
-          <w:szCs w:val="26"/>
-          <w:lang w:val="vi-VN"/>
-        </w:rPr>
-        <w:t>3. Quyết định của Chủ tịch công ty về thực hiện quyền và nghĩa vụ của chủ sở hữu công ty có hiệu lực kể từ ngày được chủ sở hữu công ty phê duyệt.</w:t>
-      </w:r>
-    </w:p>
-    <w:p>
-      <w:pPr>
-        <w:spacing w:line="240" w:lineRule="auto"/>
-        <w:ind w:firstLine="360"/>
-        <w:rPr>
-          <w:bCs/>
-          <w:sz w:val="26"/>
-          <w:szCs w:val="26"/>
-          <w:lang w:val="vi-VN"/>
-        </w:rPr>
-      </w:pPr>
-    </w:p>
-    <w:p>
-      <w:pPr>
-        <w:pStyle w:val="Heading3"/>
-        <w:ind w:firstLine="360"/>
-        <w:rPr>
-          <w:rFonts w:ascii="Times New Roman" w:hAnsi="Times New Roman"/>
-          <w:lang w:val="vi-VN"/>
-        </w:rPr>
-      </w:pPr>
-      <w:r>
-        <w:rPr>
-          <w:rFonts w:ascii="Times New Roman" w:hAnsi="Times New Roman"/>
-          <w:lang w:val="vi-VN"/>
-        </w:rPr>
-        <w:t>Điều 1</w:t>
-      </w:r>
-      <w:r>
-        <w:rPr>
-          <w:rFonts w:ascii="Times New Roman" w:hAnsi="Times New Roman"/>
-        </w:rPr>
-        <w:t>1</w:t>
-      </w:r>
-      <w:r>
-        <w:rPr>
-          <w:rFonts w:ascii="Times New Roman" w:hAnsi="Times New Roman"/>
-          <w:lang w:val="vi-VN"/>
-        </w:rPr>
-        <w:t xml:space="preserve">. Giám đốc </w:t>
-      </w:r>
-      <w:r>
-        <w:rPr>
-          <w:rFonts w:ascii="Times New Roman" w:hAnsi="Times New Roman"/>
-        </w:rPr>
-        <w:t>(</w:t>
-      </w:r>
-      <w:proofErr w:type="spellStart"/>
-      <w:r>
-        <w:rPr>
-          <w:rFonts w:ascii="Times New Roman" w:hAnsi="Times New Roman"/>
-        </w:rPr>
-        <w:t>hoặc</w:t>
-      </w:r>
-      <w:proofErr w:type="spellEnd"/>
-      <w:r>
-        <w:rPr>
-          <w:rFonts w:ascii="Times New Roman" w:hAnsi="Times New Roman"/>
-        </w:rPr>
-        <w:t xml:space="preserve"> </w:t>
-      </w:r>
-      <w:proofErr w:type="spellStart"/>
-      <w:r>
-        <w:rPr>
-          <w:rFonts w:ascii="Times New Roman" w:hAnsi="Times New Roman"/>
-        </w:rPr>
-        <w:t>Tổng</w:t>
-      </w:r>
-      <w:proofErr w:type="spellEnd"/>
-      <w:r>
-        <w:rPr>
-          <w:rFonts w:ascii="Times New Roman" w:hAnsi="Times New Roman"/>
-        </w:rPr>
-        <w:t xml:space="preserve"> </w:t>
-      </w:r>
-      <w:proofErr w:type="spellStart"/>
-      <w:r>
-        <w:rPr>
-          <w:rFonts w:ascii="Times New Roman" w:hAnsi="Times New Roman"/>
-        </w:rPr>
-        <w:t>giám</w:t>
-      </w:r>
-      <w:proofErr w:type="spellEnd"/>
-      <w:r>
-        <w:rPr>
-          <w:rFonts w:ascii="Times New Roman" w:hAnsi="Times New Roman"/>
-        </w:rPr>
-        <w:t xml:space="preserve"> </w:t>
-      </w:r>
-      <w:proofErr w:type="spellStart"/>
-      <w:r>
-        <w:rPr>
-          <w:rFonts w:ascii="Times New Roman" w:hAnsi="Times New Roman"/>
-        </w:rPr>
-        <w:t>đốc</w:t>
-      </w:r>
-      <w:proofErr w:type="spellEnd"/>
-      <w:r>
-        <w:rPr>
-          <w:rFonts w:ascii="Times New Roman" w:hAnsi="Times New Roman"/>
-        </w:rPr>
-        <w:t>)</w:t>
       </w:r>
     </w:p>
     <w:p>
@@ -9790,19 +5534,11 @@
           <w:rFonts w:ascii="Times New Roman" w:hAnsi="Times New Roman"/>
         </w:rPr>
       </w:pPr>
-      <w:proofErr w:type="spellStart"/>
-      <w:r>
-        <w:rPr>
-          <w:rFonts w:ascii="Times New Roman" w:hAnsi="Times New Roman"/>
-        </w:rPr>
-        <w:t>Điều</w:t>
-      </w:r>
-      <w:proofErr w:type="spellEnd"/>
-      <w:r>
-        <w:rPr>
-          <w:rFonts w:ascii="Times New Roman" w:hAnsi="Times New Roman"/>
-        </w:rPr>
-        <w:t xml:space="preserve"> 1</w:t>
+      <w:r>
+        <w:rPr>
+          <w:rFonts w:ascii="Times New Roman" w:hAnsi="Times New Roman"/>
+        </w:rPr>
+        <w:t>Điều 1</w:t>
       </w:r>
       <w:r>
         <w:rPr>
@@ -9823,277 +5559,102 @@
         </w:rPr>
         <w:t>T</w:t>
       </w:r>
-      <w:proofErr w:type="spellStart"/>
-      <w:r>
-        <w:rPr>
-          <w:rFonts w:ascii="Times New Roman" w:hAnsi="Times New Roman"/>
-        </w:rPr>
-        <w:t>iền</w:t>
-      </w:r>
-      <w:proofErr w:type="spellEnd"/>
-      <w:r>
-        <w:rPr>
-          <w:rFonts w:ascii="Times New Roman" w:hAnsi="Times New Roman"/>
+      <w:r>
+        <w:rPr>
+          <w:rFonts w:ascii="Times New Roman" w:hAnsi="Times New Roman"/>
+        </w:rPr>
+        <w:t>iền lương</w:t>
+      </w:r>
+      <w:r>
+        <w:rPr>
+          <w:rFonts w:ascii="Times New Roman" w:hAnsi="Times New Roman"/>
+          <w:lang w:val="vi-VN"/>
+        </w:rPr>
+        <w:t xml:space="preserve">, </w:t>
+      </w:r>
+      <w:r>
+        <w:rPr>
+          <w:rFonts w:ascii="Times New Roman" w:hAnsi="Times New Roman"/>
+        </w:rPr>
+        <w:t>thù la</w:t>
+      </w:r>
+      <w:r>
+        <w:rPr>
+          <w:rFonts w:ascii="Times New Roman" w:hAnsi="Times New Roman"/>
+          <w:lang w:val="vi-VN"/>
+        </w:rPr>
+        <w:t>o, thưởng</w:t>
+      </w:r>
+      <w:r>
+        <w:rPr>
+          <w:rFonts w:ascii="Times New Roman" w:hAnsi="Times New Roman"/>
+        </w:rPr>
+        <w:t xml:space="preserve"> và lợi ích khác của người quản lý công ty </w:t>
+      </w:r>
+    </w:p>
+    <w:p>
+      <w:pPr>
+        <w:spacing w:line="240" w:lineRule="auto"/>
+        <w:ind w:firstLine="360"/>
+        <w:rPr>
+          <w:color w:val="000000"/>
+          <w:sz w:val="26"/>
+          <w:szCs w:val="26"/>
+          <w:lang w:val="vi-VN"/>
+        </w:rPr>
+      </w:pPr>
+      <w:r>
+        <w:rPr>
+          <w:color w:val="000000"/>
+          <w:sz w:val="26"/>
+          <w:szCs w:val="26"/>
+          <w:lang w:val="vi-VN"/>
+        </w:rPr>
+        <w:t xml:space="preserve">1. Người quản lý công ty được hưởng </w:t>
+      </w:r>
+      <w:r>
+        <w:rPr>
+          <w:color w:val="000000"/>
+          <w:sz w:val="26"/>
+          <w:szCs w:val="26"/>
+          <w:lang w:val="vi-VN"/>
+        </w:rPr>
+        <w:t>tiền lương</w:t>
+      </w:r>
+      <w:r>
+        <w:rPr>
+          <w:color w:val="000000"/>
+          <w:sz w:val="26"/>
+          <w:szCs w:val="26"/>
+        </w:rPr>
+        <w:t>,</w:t>
+      </w:r>
+      <w:r>
+        <w:rPr>
+          <w:color w:val="000000"/>
+          <w:sz w:val="26"/>
+          <w:szCs w:val="26"/>
+          <w:lang w:val="vi-VN"/>
         </w:rPr>
         <w:t xml:space="preserve"> </w:t>
       </w:r>
-      <w:proofErr w:type="spellStart"/>
-      <w:r>
-        <w:rPr>
-          <w:rFonts w:ascii="Times New Roman" w:hAnsi="Times New Roman"/>
-        </w:rPr>
-        <w:t>lương</w:t>
-      </w:r>
-      <w:proofErr w:type="spellEnd"/>
-      <w:r>
-        <w:rPr>
-          <w:rFonts w:ascii="Times New Roman" w:hAnsi="Times New Roman"/>
-          <w:lang w:val="vi-VN"/>
-        </w:rPr>
-        <w:t xml:space="preserve">, </w:t>
-      </w:r>
-      <w:proofErr w:type="spellStart"/>
-      <w:r>
-        <w:rPr>
-          <w:rFonts w:ascii="Times New Roman" w:hAnsi="Times New Roman"/>
-        </w:rPr>
-        <w:t>thù</w:t>
-      </w:r>
-      <w:proofErr w:type="spellEnd"/>
-      <w:r>
-        <w:rPr>
-          <w:rFonts w:ascii="Times New Roman" w:hAnsi="Times New Roman"/>
-        </w:rPr>
-        <w:t xml:space="preserve"> </w:t>
-      </w:r>
-      <w:proofErr w:type="spellStart"/>
-      <w:r>
-        <w:rPr>
-          <w:rFonts w:ascii="Times New Roman" w:hAnsi="Times New Roman"/>
-        </w:rPr>
-        <w:t>la</w:t>
-      </w:r>
-      <w:r>
-        <w:rPr>
-          <w:rFonts w:ascii="Times New Roman" w:hAnsi="Times New Roman"/>
-          <w:lang w:val="vi-VN"/>
-        </w:rPr>
-        <w:t>o</w:t>
-      </w:r>
-      <w:proofErr w:type="spellEnd"/>
-      <w:r>
-        <w:rPr>
-          <w:rFonts w:ascii="Times New Roman" w:hAnsi="Times New Roman"/>
-          <w:lang w:val="vi-VN"/>
+      <w:r>
+        <w:rPr>
+          <w:color w:val="000000"/>
+          <w:sz w:val="26"/>
+          <w:szCs w:val="26"/>
+          <w:lang w:val="vi-VN"/>
+        </w:rPr>
+        <w:t>thù lao</w:t>
+      </w:r>
+      <w:r>
+        <w:rPr>
+          <w:color w:val="000000"/>
+          <w:sz w:val="26"/>
+          <w:szCs w:val="26"/>
         </w:rPr>
         <w:t>, thưởng</w:t>
       </w:r>
-      <w:r>
-        <w:rPr>
-          <w:rFonts w:ascii="Times New Roman" w:hAnsi="Times New Roman"/>
-        </w:rPr>
-        <w:t xml:space="preserve"> </w:t>
-      </w:r>
-      <w:proofErr w:type="spellStart"/>
-      <w:r>
-        <w:rPr>
-          <w:rFonts w:ascii="Times New Roman" w:hAnsi="Times New Roman"/>
-        </w:rPr>
-        <w:t>và</w:t>
-      </w:r>
-      <w:proofErr w:type="spellEnd"/>
-      <w:r>
-        <w:rPr>
-          <w:rFonts w:ascii="Times New Roman" w:hAnsi="Times New Roman"/>
-        </w:rPr>
-        <w:t xml:space="preserve"> </w:t>
-      </w:r>
-      <w:proofErr w:type="spellStart"/>
-      <w:r>
-        <w:rPr>
-          <w:rFonts w:ascii="Times New Roman" w:hAnsi="Times New Roman"/>
-        </w:rPr>
-        <w:t>lợi</w:t>
-      </w:r>
-      <w:proofErr w:type="spellEnd"/>
-      <w:r>
-        <w:rPr>
-          <w:rFonts w:ascii="Times New Roman" w:hAnsi="Times New Roman"/>
-        </w:rPr>
-        <w:t xml:space="preserve"> </w:t>
-      </w:r>
-      <w:proofErr w:type="spellStart"/>
-      <w:r>
-        <w:rPr>
-          <w:rFonts w:ascii="Times New Roman" w:hAnsi="Times New Roman"/>
-        </w:rPr>
-        <w:t>ích</w:t>
-      </w:r>
-      <w:proofErr w:type="spellEnd"/>
-      <w:r>
-        <w:rPr>
-          <w:rFonts w:ascii="Times New Roman" w:hAnsi="Times New Roman"/>
-        </w:rPr>
-        <w:t xml:space="preserve"> </w:t>
-      </w:r>
-      <w:proofErr w:type="spellStart"/>
-      <w:r>
-        <w:rPr>
-          <w:rFonts w:ascii="Times New Roman" w:hAnsi="Times New Roman"/>
-        </w:rPr>
-        <w:t>khác</w:t>
-      </w:r>
-      <w:proofErr w:type="spellEnd"/>
-      <w:r>
-        <w:rPr>
-          <w:rFonts w:ascii="Times New Roman" w:hAnsi="Times New Roman"/>
-        </w:rPr>
-        <w:t xml:space="preserve"> </w:t>
-      </w:r>
-      <w:proofErr w:type="spellStart"/>
-      <w:r>
-        <w:rPr>
-          <w:rFonts w:ascii="Times New Roman" w:hAnsi="Times New Roman"/>
-        </w:rPr>
-        <w:t>của</w:t>
-      </w:r>
-      <w:proofErr w:type="spellEnd"/>
-      <w:r>
-        <w:rPr>
-          <w:rFonts w:ascii="Times New Roman" w:hAnsi="Times New Roman"/>
-        </w:rPr>
-        <w:t xml:space="preserve"> </w:t>
-      </w:r>
-      <w:proofErr w:type="spellStart"/>
-      <w:r>
-        <w:rPr>
-          <w:rFonts w:ascii="Times New Roman" w:hAnsi="Times New Roman"/>
-        </w:rPr>
-        <w:t>người</w:t>
-      </w:r>
-      <w:proofErr w:type="spellEnd"/>
-      <w:r>
-        <w:rPr>
-          <w:rFonts w:ascii="Times New Roman" w:hAnsi="Times New Roman"/>
-        </w:rPr>
-        <w:t xml:space="preserve"> </w:t>
-      </w:r>
-      <w:proofErr w:type="spellStart"/>
-      <w:r>
-        <w:rPr>
-          <w:rFonts w:ascii="Times New Roman" w:hAnsi="Times New Roman"/>
-        </w:rPr>
-        <w:t>quản</w:t>
-      </w:r>
-      <w:proofErr w:type="spellEnd"/>
-      <w:r>
-        <w:rPr>
-          <w:rFonts w:ascii="Times New Roman" w:hAnsi="Times New Roman"/>
-        </w:rPr>
-        <w:t> </w:t>
-      </w:r>
-      <w:proofErr w:type="spellStart"/>
-      <w:r>
-        <w:rPr>
-          <w:rFonts w:ascii="Times New Roman" w:hAnsi="Times New Roman"/>
-        </w:rPr>
-        <w:t>lý</w:t>
-      </w:r>
-      <w:proofErr w:type="spellEnd"/>
-      <w:r>
-        <w:rPr>
-          <w:rFonts w:ascii="Times New Roman" w:hAnsi="Times New Roman"/>
-        </w:rPr>
-        <w:t xml:space="preserve"> </w:t>
-      </w:r>
-      <w:proofErr w:type="spellStart"/>
-      <w:r>
-        <w:rPr>
-          <w:rFonts w:ascii="Times New Roman" w:hAnsi="Times New Roman"/>
-        </w:rPr>
-        <w:t>công</w:t>
-      </w:r>
-      <w:proofErr w:type="spellEnd"/>
-      <w:r>
-        <w:rPr>
-          <w:rFonts w:ascii="Times New Roman" w:hAnsi="Times New Roman"/>
-        </w:rPr>
-        <w:t xml:space="preserve"> ty </w:t>
-      </w:r>
-    </w:p>
-    <w:p>
-      <w:pPr>
-        <w:spacing w:line="240" w:lineRule="auto"/>
-        <w:ind w:firstLine="360"/>
-        <w:rPr>
-          <w:color w:val="000000"/>
-          <w:sz w:val="26"/>
-          <w:szCs w:val="26"/>
-          <w:lang w:val="vi-VN"/>
-        </w:rPr>
-      </w:pPr>
-      <w:r>
-        <w:rPr>
-          <w:color w:val="000000"/>
-          <w:sz w:val="26"/>
-          <w:szCs w:val="26"/>
-          <w:lang w:val="vi-VN"/>
-        </w:rPr>
-        <w:t xml:space="preserve">1. Người quản lý công ty được hưởng </w:t>
-      </w:r>
-      <w:r>
-        <w:rPr>
-          <w:color w:val="000000"/>
-          <w:sz w:val="26"/>
-          <w:szCs w:val="26"/>
-          <w:lang w:val="vi-VN"/>
-        </w:rPr>
-        <w:t>tiền lương</w:t>
-      </w:r>
-      <w:r>
-        <w:rPr>
-          <w:color w:val="000000"/>
-          <w:sz w:val="26"/>
-          <w:szCs w:val="26"/>
-        </w:rPr>
-        <w:t>,</w:t>
-      </w:r>
-      <w:r>
-        <w:rPr>
-          <w:color w:val="000000"/>
-          <w:sz w:val="26"/>
-          <w:szCs w:val="26"/>
-          <w:lang w:val="vi-VN"/>
-        </w:rPr>
-        <w:t xml:space="preserve"> </w:t>
-      </w:r>
-      <w:r>
-        <w:rPr>
-          <w:color w:val="000000"/>
-          <w:sz w:val="26"/>
-          <w:szCs w:val="26"/>
-          <w:lang w:val="vi-VN"/>
-        </w:rPr>
-        <w:t>thù lao</w:t>
-      </w:r>
-      <w:r>
-        <w:rPr>
-          <w:color w:val="000000"/>
-          <w:sz w:val="26"/>
-          <w:szCs w:val="26"/>
-        </w:rPr>
-        <w:t xml:space="preserve">, </w:t>
-      </w:r>
-      <w:proofErr w:type="spellStart"/>
-      <w:r>
-        <w:rPr>
-          <w:color w:val="000000"/>
-          <w:sz w:val="26"/>
-          <w:szCs w:val="26"/>
-        </w:rPr>
-        <w:t>thưởng</w:t>
-      </w:r>
-      <w:proofErr w:type="spellEnd"/>
       <w:r>
         <w:rPr>
           <w:color w:val="000000"/>
@@ -10361,134 +5922,33 @@
           <w:rFonts w:ascii="Times New Roman" w:hAnsi="Times New Roman"/>
         </w:rPr>
       </w:pPr>
-      <w:proofErr w:type="spellStart"/>
       <w:r>
         <w:rPr>
           <w:rFonts w:ascii="Times New Roman" w:hAnsi="Times New Roman"/>
           <w:color w:val="000000"/>
         </w:rPr>
-        <w:t>Điều</w:t>
-      </w:r>
-      <w:proofErr w:type="spellEnd"/>
+        <w:t>Điều 1</w:t>
+      </w:r>
       <w:r>
         <w:rPr>
           <w:rFonts w:ascii="Times New Roman" w:hAnsi="Times New Roman"/>
           <w:color w:val="000000"/>
         </w:rPr>
-        <w:t xml:space="preserve"> 1</w:t>
+        <w:t>3</w:t>
       </w:r>
       <w:r>
         <w:rPr>
           <w:rFonts w:ascii="Times New Roman" w:hAnsi="Times New Roman"/>
           <w:color w:val="000000"/>
         </w:rPr>
-        <w:t>3</w:t>
-      </w:r>
-      <w:r>
-        <w:rPr>
-          <w:rFonts w:ascii="Times New Roman" w:hAnsi="Times New Roman"/>
-          <w:color w:val="000000"/>
-        </w:rPr>
         <w:t xml:space="preserve">. </w:t>
       </w:r>
       <w:r>
         <w:rPr>
           <w:rFonts w:ascii="Times New Roman" w:hAnsi="Times New Roman"/>
         </w:rPr>
-        <w:t xml:space="preserve">Nguyên </w:t>
-      </w:r>
-      <w:proofErr w:type="spellStart"/>
-      <w:r>
-        <w:rPr>
-          <w:rFonts w:ascii="Times New Roman" w:hAnsi="Times New Roman"/>
-        </w:rPr>
-        <w:t>tắc</w:t>
-      </w:r>
-      <w:proofErr w:type="spellEnd"/>
-      <w:r>
-        <w:rPr>
-          <w:rFonts w:ascii="Times New Roman" w:hAnsi="Times New Roman"/>
-        </w:rPr>
-        <w:t xml:space="preserve"> </w:t>
-      </w:r>
-      <w:proofErr w:type="spellStart"/>
-      <w:r>
-        <w:rPr>
-          <w:rFonts w:ascii="Times New Roman" w:hAnsi="Times New Roman"/>
-        </w:rPr>
-        <w:t>giải</w:t>
-      </w:r>
-      <w:proofErr w:type="spellEnd"/>
-      <w:r>
-        <w:rPr>
-          <w:rFonts w:ascii="Times New Roman" w:hAnsi="Times New Roman"/>
-        </w:rPr>
-        <w:t xml:space="preserve"> </w:t>
-      </w:r>
-      <w:proofErr w:type="spellStart"/>
-      <w:r>
-        <w:rPr>
-          <w:rFonts w:ascii="Times New Roman" w:hAnsi="Times New Roman"/>
-        </w:rPr>
-        <w:t>quyết</w:t>
-      </w:r>
-      <w:proofErr w:type="spellEnd"/>
-      <w:r>
-        <w:rPr>
-          <w:rFonts w:ascii="Times New Roman" w:hAnsi="Times New Roman"/>
-        </w:rPr>
-        <w:t xml:space="preserve"> </w:t>
-      </w:r>
-      <w:proofErr w:type="spellStart"/>
-      <w:r>
-        <w:rPr>
-          <w:rFonts w:ascii="Times New Roman" w:hAnsi="Times New Roman"/>
-        </w:rPr>
-        <w:t>tranh</w:t>
-      </w:r>
-      <w:proofErr w:type="spellEnd"/>
-      <w:r>
-        <w:rPr>
-          <w:rFonts w:ascii="Times New Roman" w:hAnsi="Times New Roman"/>
-        </w:rPr>
-        <w:t xml:space="preserve"> </w:t>
-      </w:r>
-      <w:proofErr w:type="spellStart"/>
-      <w:r>
-        <w:rPr>
-          <w:rFonts w:ascii="Times New Roman" w:hAnsi="Times New Roman"/>
-        </w:rPr>
-        <w:t>chấp</w:t>
-      </w:r>
-      <w:proofErr w:type="spellEnd"/>
-      <w:r>
-        <w:rPr>
-          <w:rFonts w:ascii="Times New Roman" w:hAnsi="Times New Roman"/>
-        </w:rPr>
-        <w:t xml:space="preserve"> </w:t>
-      </w:r>
-      <w:proofErr w:type="spellStart"/>
-      <w:r>
-        <w:rPr>
-          <w:rFonts w:ascii="Times New Roman" w:hAnsi="Times New Roman"/>
-        </w:rPr>
-        <w:t>nội</w:t>
-      </w:r>
-      <w:proofErr w:type="spellEnd"/>
-      <w:r>
-        <w:rPr>
-          <w:rFonts w:ascii="Times New Roman" w:hAnsi="Times New Roman"/>
-        </w:rPr>
-        <w:t xml:space="preserve"> </w:t>
-      </w:r>
-      <w:proofErr w:type="spellStart"/>
-      <w:r>
-        <w:rPr>
-          <w:rFonts w:ascii="Times New Roman" w:hAnsi="Times New Roman"/>
-        </w:rPr>
-        <w:t>bộ</w:t>
-      </w:r>
-      <w:proofErr w:type="spellEnd"/>
+        <w:t>Nguyên tắc giải quyết tranh chấp nội bộ</w:t>
+      </w:r>
     </w:p>
     <w:p>
       <w:pPr>
@@ -10508,19 +5968,20 @@
           <w:szCs w:val="26"/>
           <w:shd w:val="clear" w:color="auto" w:fill="FFFFFF"/>
         </w:rPr>
-        <w:t xml:space="preserve">1. Các </w:t>
-      </w:r>
-      <w:proofErr w:type="spellStart"/>
-      <w:r>
+        <w:t xml:space="preserve">1. Các tranh chấp nội bộ giữa Công ty liên quan đến thành lập, hoạt động, giải thể Công ty trước hết phải được giải quyết thông qua thương lượng, hoà giải. </w:t>
+      </w:r>
+    </w:p>
+    <w:p>
+      <w:pPr>
+        <w:spacing w:line="240" w:lineRule="auto"/>
+        <w:ind w:firstLine="360"/>
         <w:rPr>
           <w:color w:val="222222"/>
           <w:sz w:val="26"/>
           <w:szCs w:val="26"/>
           <w:shd w:val="clear" w:color="auto" w:fill="FFFFFF"/>
         </w:rPr>
-        <w:t>tranh</w:t>
-      </w:r>
-      <w:proofErr w:type="spellEnd"/>
+      </w:pPr>
       <w:r>
         <w:rPr>
           <w:color w:val="222222"/>
@@ -10528,1288 +5989,7 @@
           <w:szCs w:val="26"/>
           <w:shd w:val="clear" w:color="auto" w:fill="FFFFFF"/>
         </w:rPr>
-        <w:t xml:space="preserve"> </w:t>
-      </w:r>
-      <w:proofErr w:type="spellStart"/>
-      <w:r>
-        <w:rPr>
-          <w:color w:val="222222"/>
-          <w:sz w:val="26"/>
-          <w:szCs w:val="26"/>
-          <w:shd w:val="clear" w:color="auto" w:fill="FFFFFF"/>
-        </w:rPr>
-        <w:t>chấp</w:t>
-      </w:r>
-      <w:proofErr w:type="spellEnd"/>
-      <w:r>
-        <w:rPr>
-          <w:color w:val="222222"/>
-          <w:sz w:val="26"/>
-          <w:szCs w:val="26"/>
-          <w:shd w:val="clear" w:color="auto" w:fill="FFFFFF"/>
-        </w:rPr>
-        <w:t xml:space="preserve"> </w:t>
-      </w:r>
-      <w:proofErr w:type="spellStart"/>
-      <w:r>
-        <w:rPr>
-          <w:color w:val="222222"/>
-          <w:sz w:val="26"/>
-          <w:szCs w:val="26"/>
-          <w:shd w:val="clear" w:color="auto" w:fill="FFFFFF"/>
-        </w:rPr>
-        <w:t>nội</w:t>
-      </w:r>
-      <w:proofErr w:type="spellEnd"/>
-      <w:r>
-        <w:rPr>
-          <w:color w:val="222222"/>
-          <w:sz w:val="26"/>
-          <w:szCs w:val="26"/>
-          <w:shd w:val="clear" w:color="auto" w:fill="FFFFFF"/>
-        </w:rPr>
-        <w:t xml:space="preserve"> </w:t>
-      </w:r>
-      <w:proofErr w:type="spellStart"/>
-      <w:r>
-        <w:rPr>
-          <w:color w:val="222222"/>
-          <w:sz w:val="26"/>
-          <w:szCs w:val="26"/>
-          <w:shd w:val="clear" w:color="auto" w:fill="FFFFFF"/>
-        </w:rPr>
-        <w:t>bộ</w:t>
-      </w:r>
-      <w:proofErr w:type="spellEnd"/>
-      <w:r>
-        <w:rPr>
-          <w:color w:val="222222"/>
-          <w:sz w:val="26"/>
-          <w:szCs w:val="26"/>
-          <w:shd w:val="clear" w:color="auto" w:fill="FFFFFF"/>
-        </w:rPr>
-        <w:t xml:space="preserve"> </w:t>
-      </w:r>
-      <w:proofErr w:type="spellStart"/>
-      <w:r>
-        <w:rPr>
-          <w:color w:val="222222"/>
-          <w:sz w:val="26"/>
-          <w:szCs w:val="26"/>
-          <w:shd w:val="clear" w:color="auto" w:fill="FFFFFF"/>
-        </w:rPr>
-        <w:t>giữa</w:t>
-      </w:r>
-      <w:proofErr w:type="spellEnd"/>
-      <w:r>
-        <w:rPr>
-          <w:color w:val="222222"/>
-          <w:sz w:val="26"/>
-          <w:szCs w:val="26"/>
-          <w:shd w:val="clear" w:color="auto" w:fill="FFFFFF"/>
-        </w:rPr>
-        <w:t xml:space="preserve"> Công ty </w:t>
-      </w:r>
-      <w:proofErr w:type="spellStart"/>
-      <w:r>
-        <w:rPr>
-          <w:color w:val="222222"/>
-          <w:sz w:val="26"/>
-          <w:szCs w:val="26"/>
-          <w:shd w:val="clear" w:color="auto" w:fill="FFFFFF"/>
-        </w:rPr>
-        <w:t>liên</w:t>
-      </w:r>
-      <w:proofErr w:type="spellEnd"/>
-      <w:r>
-        <w:rPr>
-          <w:color w:val="222222"/>
-          <w:sz w:val="26"/>
-          <w:szCs w:val="26"/>
-          <w:shd w:val="clear" w:color="auto" w:fill="FFFFFF"/>
-        </w:rPr>
-        <w:t xml:space="preserve"> </w:t>
-      </w:r>
-      <w:proofErr w:type="spellStart"/>
-      <w:r>
-        <w:rPr>
-          <w:color w:val="222222"/>
-          <w:sz w:val="26"/>
-          <w:szCs w:val="26"/>
-          <w:shd w:val="clear" w:color="auto" w:fill="FFFFFF"/>
-        </w:rPr>
-        <w:t>quan</w:t>
-      </w:r>
-      <w:proofErr w:type="spellEnd"/>
-      <w:r>
-        <w:rPr>
-          <w:color w:val="222222"/>
-          <w:sz w:val="26"/>
-          <w:szCs w:val="26"/>
-          <w:shd w:val="clear" w:color="auto" w:fill="FFFFFF"/>
-        </w:rPr>
-        <w:t xml:space="preserve"> </w:t>
-      </w:r>
-      <w:proofErr w:type="spellStart"/>
-      <w:r>
-        <w:rPr>
-          <w:color w:val="222222"/>
-          <w:sz w:val="26"/>
-          <w:szCs w:val="26"/>
-          <w:shd w:val="clear" w:color="auto" w:fill="FFFFFF"/>
-        </w:rPr>
-        <w:t>đến</w:t>
-      </w:r>
-      <w:proofErr w:type="spellEnd"/>
-      <w:r>
-        <w:rPr>
-          <w:color w:val="222222"/>
-          <w:sz w:val="26"/>
-          <w:szCs w:val="26"/>
-          <w:shd w:val="clear" w:color="auto" w:fill="FFFFFF"/>
-        </w:rPr>
-        <w:t xml:space="preserve"> </w:t>
-      </w:r>
-      <w:proofErr w:type="spellStart"/>
-      <w:r>
-        <w:rPr>
-          <w:color w:val="222222"/>
-          <w:sz w:val="26"/>
-          <w:szCs w:val="26"/>
-          <w:shd w:val="clear" w:color="auto" w:fill="FFFFFF"/>
-        </w:rPr>
-        <w:t>thành</w:t>
-      </w:r>
-      <w:proofErr w:type="spellEnd"/>
-      <w:r>
-        <w:rPr>
-          <w:color w:val="222222"/>
-          <w:sz w:val="26"/>
-          <w:szCs w:val="26"/>
-          <w:shd w:val="clear" w:color="auto" w:fill="FFFFFF"/>
-        </w:rPr>
-        <w:t xml:space="preserve"> </w:t>
-      </w:r>
-      <w:proofErr w:type="spellStart"/>
-      <w:r>
-        <w:rPr>
-          <w:color w:val="222222"/>
-          <w:sz w:val="26"/>
-          <w:szCs w:val="26"/>
-          <w:shd w:val="clear" w:color="auto" w:fill="FFFFFF"/>
-        </w:rPr>
-        <w:t>lập</w:t>
-      </w:r>
-      <w:proofErr w:type="spellEnd"/>
-      <w:r>
-        <w:rPr>
-          <w:color w:val="222222"/>
-          <w:sz w:val="26"/>
-          <w:szCs w:val="26"/>
-          <w:shd w:val="clear" w:color="auto" w:fill="FFFFFF"/>
-        </w:rPr>
-        <w:t xml:space="preserve">, </w:t>
-      </w:r>
-      <w:proofErr w:type="spellStart"/>
-      <w:r>
-        <w:rPr>
-          <w:color w:val="222222"/>
-          <w:sz w:val="26"/>
-          <w:szCs w:val="26"/>
-          <w:shd w:val="clear" w:color="auto" w:fill="FFFFFF"/>
-        </w:rPr>
-        <w:t>hoạt</w:t>
-      </w:r>
-      <w:proofErr w:type="spellEnd"/>
-      <w:r>
-        <w:rPr>
-          <w:color w:val="222222"/>
-          <w:sz w:val="26"/>
-          <w:szCs w:val="26"/>
-          <w:shd w:val="clear" w:color="auto" w:fill="FFFFFF"/>
-        </w:rPr>
-        <w:t xml:space="preserve"> </w:t>
-      </w:r>
-      <w:proofErr w:type="spellStart"/>
-      <w:r>
-        <w:rPr>
-          <w:color w:val="222222"/>
-          <w:sz w:val="26"/>
-          <w:szCs w:val="26"/>
-          <w:shd w:val="clear" w:color="auto" w:fill="FFFFFF"/>
-        </w:rPr>
-        <w:t>động</w:t>
-      </w:r>
-      <w:proofErr w:type="spellEnd"/>
-      <w:r>
-        <w:rPr>
-          <w:color w:val="222222"/>
-          <w:sz w:val="26"/>
-          <w:szCs w:val="26"/>
-          <w:shd w:val="clear" w:color="auto" w:fill="FFFFFF"/>
-        </w:rPr>
-        <w:t xml:space="preserve">, </w:t>
-      </w:r>
-      <w:proofErr w:type="spellStart"/>
-      <w:r>
-        <w:rPr>
-          <w:color w:val="222222"/>
-          <w:sz w:val="26"/>
-          <w:szCs w:val="26"/>
-          <w:shd w:val="clear" w:color="auto" w:fill="FFFFFF"/>
-        </w:rPr>
-        <w:t>giải</w:t>
-      </w:r>
-      <w:proofErr w:type="spellEnd"/>
-      <w:r>
-        <w:rPr>
-          <w:color w:val="222222"/>
-          <w:sz w:val="26"/>
-          <w:szCs w:val="26"/>
-          <w:shd w:val="clear" w:color="auto" w:fill="FFFFFF"/>
-        </w:rPr>
-        <w:t xml:space="preserve"> </w:t>
-      </w:r>
-      <w:proofErr w:type="spellStart"/>
-      <w:r>
-        <w:rPr>
-          <w:color w:val="222222"/>
-          <w:sz w:val="26"/>
-          <w:szCs w:val="26"/>
-          <w:shd w:val="clear" w:color="auto" w:fill="FFFFFF"/>
-        </w:rPr>
-        <w:t>thể</w:t>
-      </w:r>
-      <w:proofErr w:type="spellEnd"/>
-      <w:r>
-        <w:rPr>
-          <w:color w:val="222222"/>
-          <w:sz w:val="26"/>
-          <w:szCs w:val="26"/>
-          <w:shd w:val="clear" w:color="auto" w:fill="FFFFFF"/>
-        </w:rPr>
-        <w:t xml:space="preserve"> Công ty </w:t>
-      </w:r>
-      <w:proofErr w:type="spellStart"/>
-      <w:r>
-        <w:rPr>
-          <w:color w:val="222222"/>
-          <w:sz w:val="26"/>
-          <w:szCs w:val="26"/>
-          <w:shd w:val="clear" w:color="auto" w:fill="FFFFFF"/>
-        </w:rPr>
-        <w:t>trước</w:t>
-      </w:r>
-      <w:proofErr w:type="spellEnd"/>
-      <w:r>
-        <w:rPr>
-          <w:color w:val="222222"/>
-          <w:sz w:val="26"/>
-          <w:szCs w:val="26"/>
-          <w:shd w:val="clear" w:color="auto" w:fill="FFFFFF"/>
-        </w:rPr>
-        <w:t xml:space="preserve"> </w:t>
-      </w:r>
-      <w:proofErr w:type="spellStart"/>
-      <w:r>
-        <w:rPr>
-          <w:color w:val="222222"/>
-          <w:sz w:val="26"/>
-          <w:szCs w:val="26"/>
-          <w:shd w:val="clear" w:color="auto" w:fill="FFFFFF"/>
-        </w:rPr>
-        <w:t>hết</w:t>
-      </w:r>
-      <w:proofErr w:type="spellEnd"/>
-      <w:r>
-        <w:rPr>
-          <w:color w:val="222222"/>
-          <w:sz w:val="26"/>
-          <w:szCs w:val="26"/>
-          <w:shd w:val="clear" w:color="auto" w:fill="FFFFFF"/>
-        </w:rPr>
-        <w:t xml:space="preserve"> </w:t>
-      </w:r>
-      <w:proofErr w:type="spellStart"/>
-      <w:r>
-        <w:rPr>
-          <w:color w:val="222222"/>
-          <w:sz w:val="26"/>
-          <w:szCs w:val="26"/>
-          <w:shd w:val="clear" w:color="auto" w:fill="FFFFFF"/>
-        </w:rPr>
-        <w:t>phải</w:t>
-      </w:r>
-      <w:proofErr w:type="spellEnd"/>
-      <w:r>
-        <w:rPr>
-          <w:color w:val="222222"/>
-          <w:sz w:val="26"/>
-          <w:szCs w:val="26"/>
-          <w:shd w:val="clear" w:color="auto" w:fill="FFFFFF"/>
-        </w:rPr>
-        <w:t xml:space="preserve"> </w:t>
-      </w:r>
-      <w:proofErr w:type="spellStart"/>
-      <w:r>
-        <w:rPr>
-          <w:color w:val="222222"/>
-          <w:sz w:val="26"/>
-          <w:szCs w:val="26"/>
-          <w:shd w:val="clear" w:color="auto" w:fill="FFFFFF"/>
-        </w:rPr>
-        <w:t>được</w:t>
-      </w:r>
-      <w:proofErr w:type="spellEnd"/>
-      <w:r>
-        <w:rPr>
-          <w:color w:val="222222"/>
-          <w:sz w:val="26"/>
-          <w:szCs w:val="26"/>
-          <w:shd w:val="clear" w:color="auto" w:fill="FFFFFF"/>
-        </w:rPr>
-        <w:t xml:space="preserve"> </w:t>
-      </w:r>
-      <w:proofErr w:type="spellStart"/>
-      <w:r>
-        <w:rPr>
-          <w:color w:val="222222"/>
-          <w:sz w:val="26"/>
-          <w:szCs w:val="26"/>
-          <w:shd w:val="clear" w:color="auto" w:fill="FFFFFF"/>
-        </w:rPr>
-        <w:t>giải</w:t>
-      </w:r>
-      <w:proofErr w:type="spellEnd"/>
-      <w:r>
-        <w:rPr>
-          <w:color w:val="222222"/>
-          <w:sz w:val="26"/>
-          <w:szCs w:val="26"/>
-          <w:shd w:val="clear" w:color="auto" w:fill="FFFFFF"/>
-        </w:rPr>
-        <w:t xml:space="preserve"> </w:t>
-      </w:r>
-      <w:proofErr w:type="spellStart"/>
-      <w:r>
-        <w:rPr>
-          <w:color w:val="222222"/>
-          <w:sz w:val="26"/>
-          <w:szCs w:val="26"/>
-          <w:shd w:val="clear" w:color="auto" w:fill="FFFFFF"/>
-        </w:rPr>
-        <w:t>quyết</w:t>
-      </w:r>
-      <w:proofErr w:type="spellEnd"/>
-      <w:r>
-        <w:rPr>
-          <w:color w:val="222222"/>
-          <w:sz w:val="26"/>
-          <w:szCs w:val="26"/>
-          <w:shd w:val="clear" w:color="auto" w:fill="FFFFFF"/>
-        </w:rPr>
-        <w:t xml:space="preserve"> </w:t>
-      </w:r>
-      <w:proofErr w:type="spellStart"/>
-      <w:r>
-        <w:rPr>
-          <w:color w:val="222222"/>
-          <w:sz w:val="26"/>
-          <w:szCs w:val="26"/>
-          <w:shd w:val="clear" w:color="auto" w:fill="FFFFFF"/>
-        </w:rPr>
-        <w:t>thông</w:t>
-      </w:r>
-      <w:proofErr w:type="spellEnd"/>
-      <w:r>
-        <w:rPr>
-          <w:color w:val="222222"/>
-          <w:sz w:val="26"/>
-          <w:szCs w:val="26"/>
-          <w:shd w:val="clear" w:color="auto" w:fill="FFFFFF"/>
-        </w:rPr>
-        <w:t xml:space="preserve"> qua </w:t>
-      </w:r>
-      <w:proofErr w:type="spellStart"/>
-      <w:r>
-        <w:rPr>
-          <w:color w:val="222222"/>
-          <w:sz w:val="26"/>
-          <w:szCs w:val="26"/>
-          <w:shd w:val="clear" w:color="auto" w:fill="FFFFFF"/>
-        </w:rPr>
-        <w:t>thương</w:t>
-      </w:r>
-      <w:proofErr w:type="spellEnd"/>
-      <w:r>
-        <w:rPr>
-          <w:color w:val="222222"/>
-          <w:sz w:val="26"/>
-          <w:szCs w:val="26"/>
-          <w:shd w:val="clear" w:color="auto" w:fill="FFFFFF"/>
-        </w:rPr>
-        <w:t xml:space="preserve"> </w:t>
-      </w:r>
-      <w:proofErr w:type="spellStart"/>
-      <w:r>
-        <w:rPr>
-          <w:color w:val="222222"/>
-          <w:sz w:val="26"/>
-          <w:szCs w:val="26"/>
-          <w:shd w:val="clear" w:color="auto" w:fill="FFFFFF"/>
-        </w:rPr>
-        <w:t>lượng</w:t>
-      </w:r>
-      <w:proofErr w:type="spellEnd"/>
-      <w:r>
-        <w:rPr>
-          <w:color w:val="222222"/>
-          <w:sz w:val="26"/>
-          <w:szCs w:val="26"/>
-          <w:shd w:val="clear" w:color="auto" w:fill="FFFFFF"/>
-        </w:rPr>
-        <w:t xml:space="preserve">, </w:t>
-      </w:r>
-      <w:proofErr w:type="spellStart"/>
-      <w:r>
-        <w:rPr>
-          <w:color w:val="222222"/>
-          <w:sz w:val="26"/>
-          <w:szCs w:val="26"/>
-          <w:shd w:val="clear" w:color="auto" w:fill="FFFFFF"/>
-        </w:rPr>
-        <w:t>hoà</w:t>
-      </w:r>
-      <w:proofErr w:type="spellEnd"/>
-      <w:r>
-        <w:rPr>
-          <w:color w:val="222222"/>
-          <w:sz w:val="26"/>
-          <w:szCs w:val="26"/>
-          <w:shd w:val="clear" w:color="auto" w:fill="FFFFFF"/>
-        </w:rPr>
-        <w:t xml:space="preserve"> </w:t>
-      </w:r>
-      <w:proofErr w:type="spellStart"/>
-      <w:r>
-        <w:rPr>
-          <w:color w:val="222222"/>
-          <w:sz w:val="26"/>
-          <w:szCs w:val="26"/>
-          <w:shd w:val="clear" w:color="auto" w:fill="FFFFFF"/>
-        </w:rPr>
-        <w:t>giải</w:t>
-      </w:r>
-      <w:proofErr w:type="spellEnd"/>
-      <w:r>
-        <w:rPr>
-          <w:color w:val="222222"/>
-          <w:sz w:val="26"/>
-          <w:szCs w:val="26"/>
-          <w:shd w:val="clear" w:color="auto" w:fill="FFFFFF"/>
-        </w:rPr>
-        <w:t xml:space="preserve">. </w:t>
-      </w:r>
-    </w:p>
-    <w:p>
-      <w:pPr>
-        <w:spacing w:line="240" w:lineRule="auto"/>
-        <w:ind w:firstLine="360"/>
-        <w:rPr>
-          <w:color w:val="222222"/>
-          <w:sz w:val="26"/>
-          <w:szCs w:val="26"/>
-          <w:shd w:val="clear" w:color="auto" w:fill="FFFFFF"/>
-        </w:rPr>
-      </w:pPr>
-      <w:r>
-        <w:rPr>
-          <w:color w:val="222222"/>
-          <w:sz w:val="26"/>
-          <w:szCs w:val="26"/>
-          <w:shd w:val="clear" w:color="auto" w:fill="FFFFFF"/>
-        </w:rPr>
-        <w:t xml:space="preserve">2. Trường </w:t>
-      </w:r>
-      <w:proofErr w:type="spellStart"/>
-      <w:r>
-        <w:rPr>
-          <w:color w:val="222222"/>
-          <w:sz w:val="26"/>
-          <w:szCs w:val="26"/>
-          <w:shd w:val="clear" w:color="auto" w:fill="FFFFFF"/>
-        </w:rPr>
-        <w:t>hợp</w:t>
-      </w:r>
-      <w:proofErr w:type="spellEnd"/>
-      <w:r>
-        <w:rPr>
-          <w:color w:val="222222"/>
-          <w:sz w:val="26"/>
-          <w:szCs w:val="26"/>
-          <w:shd w:val="clear" w:color="auto" w:fill="FFFFFF"/>
-        </w:rPr>
-        <w:t xml:space="preserve"> </w:t>
-      </w:r>
-      <w:proofErr w:type="spellStart"/>
-      <w:r>
-        <w:rPr>
-          <w:color w:val="222222"/>
-          <w:sz w:val="26"/>
-          <w:szCs w:val="26"/>
-          <w:shd w:val="clear" w:color="auto" w:fill="FFFFFF"/>
-        </w:rPr>
-        <w:t>giải</w:t>
-      </w:r>
-      <w:proofErr w:type="spellEnd"/>
-      <w:r>
-        <w:rPr>
-          <w:color w:val="222222"/>
-          <w:sz w:val="26"/>
-          <w:szCs w:val="26"/>
-          <w:shd w:val="clear" w:color="auto" w:fill="FFFFFF"/>
-        </w:rPr>
-        <w:t xml:space="preserve"> </w:t>
-      </w:r>
-      <w:proofErr w:type="spellStart"/>
-      <w:r>
-        <w:rPr>
-          <w:color w:val="222222"/>
-          <w:sz w:val="26"/>
-          <w:szCs w:val="26"/>
-          <w:shd w:val="clear" w:color="auto" w:fill="FFFFFF"/>
-        </w:rPr>
-        <w:t>quyết</w:t>
-      </w:r>
-      <w:proofErr w:type="spellEnd"/>
-      <w:r>
-        <w:rPr>
-          <w:color w:val="222222"/>
-          <w:sz w:val="26"/>
-          <w:szCs w:val="26"/>
-          <w:shd w:val="clear" w:color="auto" w:fill="FFFFFF"/>
-        </w:rPr>
-        <w:t xml:space="preserve"> </w:t>
-      </w:r>
-      <w:proofErr w:type="spellStart"/>
-      <w:r>
-        <w:rPr>
-          <w:color w:val="222222"/>
-          <w:sz w:val="26"/>
-          <w:szCs w:val="26"/>
-          <w:shd w:val="clear" w:color="auto" w:fill="FFFFFF"/>
-        </w:rPr>
-        <w:t>tranh</w:t>
-      </w:r>
-      <w:proofErr w:type="spellEnd"/>
-      <w:r>
-        <w:rPr>
-          <w:color w:val="222222"/>
-          <w:sz w:val="26"/>
-          <w:szCs w:val="26"/>
-          <w:shd w:val="clear" w:color="auto" w:fill="FFFFFF"/>
-        </w:rPr>
-        <w:t xml:space="preserve"> </w:t>
-      </w:r>
-      <w:proofErr w:type="spellStart"/>
-      <w:r>
-        <w:rPr>
-          <w:color w:val="222222"/>
-          <w:sz w:val="26"/>
-          <w:szCs w:val="26"/>
-          <w:shd w:val="clear" w:color="auto" w:fill="FFFFFF"/>
-        </w:rPr>
-        <w:t>chấp</w:t>
-      </w:r>
-      <w:proofErr w:type="spellEnd"/>
-      <w:r>
-        <w:rPr>
-          <w:color w:val="222222"/>
-          <w:sz w:val="26"/>
-          <w:szCs w:val="26"/>
-          <w:shd w:val="clear" w:color="auto" w:fill="FFFFFF"/>
-        </w:rPr>
-        <w:t xml:space="preserve"> </w:t>
-      </w:r>
-      <w:proofErr w:type="spellStart"/>
-      <w:r>
-        <w:rPr>
-          <w:color w:val="222222"/>
-          <w:sz w:val="26"/>
-          <w:szCs w:val="26"/>
-          <w:shd w:val="clear" w:color="auto" w:fill="FFFFFF"/>
-        </w:rPr>
-        <w:t>nội</w:t>
-      </w:r>
-      <w:proofErr w:type="spellEnd"/>
-      <w:r>
-        <w:rPr>
-          <w:color w:val="222222"/>
-          <w:sz w:val="26"/>
-          <w:szCs w:val="26"/>
-          <w:shd w:val="clear" w:color="auto" w:fill="FFFFFF"/>
-        </w:rPr>
-        <w:t xml:space="preserve"> </w:t>
-      </w:r>
-      <w:proofErr w:type="spellStart"/>
-      <w:r>
-        <w:rPr>
-          <w:color w:val="222222"/>
-          <w:sz w:val="26"/>
-          <w:szCs w:val="26"/>
-          <w:shd w:val="clear" w:color="auto" w:fill="FFFFFF"/>
-        </w:rPr>
-        <w:t>bộ</w:t>
-      </w:r>
-      <w:proofErr w:type="spellEnd"/>
-      <w:r>
-        <w:rPr>
-          <w:color w:val="222222"/>
-          <w:sz w:val="26"/>
-          <w:szCs w:val="26"/>
-          <w:shd w:val="clear" w:color="auto" w:fill="FFFFFF"/>
-        </w:rPr>
-        <w:t xml:space="preserve"> </w:t>
-      </w:r>
-      <w:proofErr w:type="spellStart"/>
-      <w:r>
-        <w:rPr>
-          <w:color w:val="222222"/>
-          <w:sz w:val="26"/>
-          <w:szCs w:val="26"/>
-          <w:shd w:val="clear" w:color="auto" w:fill="FFFFFF"/>
-        </w:rPr>
-        <w:t>theo</w:t>
-      </w:r>
-      <w:proofErr w:type="spellEnd"/>
-      <w:r>
-        <w:rPr>
-          <w:color w:val="222222"/>
-          <w:sz w:val="26"/>
-          <w:szCs w:val="26"/>
-          <w:shd w:val="clear" w:color="auto" w:fill="FFFFFF"/>
-        </w:rPr>
-        <w:t xml:space="preserve"> </w:t>
-      </w:r>
-      <w:proofErr w:type="spellStart"/>
-      <w:r>
-        <w:rPr>
-          <w:color w:val="222222"/>
-          <w:sz w:val="26"/>
-          <w:szCs w:val="26"/>
-          <w:shd w:val="clear" w:color="auto" w:fill="FFFFFF"/>
-        </w:rPr>
-        <w:t>phương</w:t>
-      </w:r>
-      <w:proofErr w:type="spellEnd"/>
-      <w:r>
-        <w:rPr>
-          <w:color w:val="222222"/>
-          <w:sz w:val="26"/>
-          <w:szCs w:val="26"/>
-          <w:shd w:val="clear" w:color="auto" w:fill="FFFFFF"/>
-        </w:rPr>
-        <w:t xml:space="preserve"> </w:t>
-      </w:r>
-      <w:proofErr w:type="spellStart"/>
-      <w:r>
-        <w:rPr>
-          <w:color w:val="222222"/>
-          <w:sz w:val="26"/>
-          <w:szCs w:val="26"/>
-          <w:shd w:val="clear" w:color="auto" w:fill="FFFFFF"/>
-        </w:rPr>
-        <w:t>thức</w:t>
-      </w:r>
-      <w:proofErr w:type="spellEnd"/>
-      <w:r>
-        <w:rPr>
-          <w:color w:val="222222"/>
-          <w:sz w:val="26"/>
-          <w:szCs w:val="26"/>
-          <w:shd w:val="clear" w:color="auto" w:fill="FFFFFF"/>
-        </w:rPr>
-        <w:t xml:space="preserve"> </w:t>
-      </w:r>
-      <w:proofErr w:type="spellStart"/>
-      <w:r>
-        <w:rPr>
-          <w:color w:val="222222"/>
-          <w:sz w:val="26"/>
-          <w:szCs w:val="26"/>
-          <w:shd w:val="clear" w:color="auto" w:fill="FFFFFF"/>
-        </w:rPr>
-        <w:t>thương</w:t>
-      </w:r>
-      <w:proofErr w:type="spellEnd"/>
-      <w:r>
-        <w:rPr>
-          <w:color w:val="222222"/>
-          <w:sz w:val="26"/>
-          <w:szCs w:val="26"/>
-          <w:shd w:val="clear" w:color="auto" w:fill="FFFFFF"/>
-        </w:rPr>
-        <w:t xml:space="preserve"> </w:t>
-      </w:r>
-      <w:proofErr w:type="spellStart"/>
-      <w:r>
-        <w:rPr>
-          <w:color w:val="222222"/>
-          <w:sz w:val="26"/>
-          <w:szCs w:val="26"/>
-          <w:shd w:val="clear" w:color="auto" w:fill="FFFFFF"/>
-        </w:rPr>
-        <w:t>lượng</w:t>
-      </w:r>
-      <w:proofErr w:type="spellEnd"/>
-      <w:r>
-        <w:rPr>
-          <w:color w:val="222222"/>
-          <w:sz w:val="26"/>
-          <w:szCs w:val="26"/>
-          <w:shd w:val="clear" w:color="auto" w:fill="FFFFFF"/>
-        </w:rPr>
-        <w:t xml:space="preserve">, </w:t>
-      </w:r>
-      <w:proofErr w:type="spellStart"/>
-      <w:r>
-        <w:rPr>
-          <w:color w:val="222222"/>
-          <w:sz w:val="26"/>
-          <w:szCs w:val="26"/>
-          <w:shd w:val="clear" w:color="auto" w:fill="FFFFFF"/>
-        </w:rPr>
-        <w:t>hòa</w:t>
-      </w:r>
-      <w:proofErr w:type="spellEnd"/>
-      <w:r>
-        <w:rPr>
-          <w:color w:val="222222"/>
-          <w:sz w:val="26"/>
-          <w:szCs w:val="26"/>
-          <w:shd w:val="clear" w:color="auto" w:fill="FFFFFF"/>
-        </w:rPr>
-        <w:t xml:space="preserve"> </w:t>
-      </w:r>
-      <w:proofErr w:type="spellStart"/>
-      <w:r>
-        <w:rPr>
-          <w:color w:val="222222"/>
-          <w:sz w:val="26"/>
-          <w:szCs w:val="26"/>
-          <w:shd w:val="clear" w:color="auto" w:fill="FFFFFF"/>
-        </w:rPr>
-        <w:t>giải</w:t>
-      </w:r>
-      <w:proofErr w:type="spellEnd"/>
-      <w:r>
-        <w:rPr>
-          <w:color w:val="222222"/>
-          <w:sz w:val="26"/>
-          <w:szCs w:val="26"/>
-          <w:shd w:val="clear" w:color="auto" w:fill="FFFFFF"/>
-        </w:rPr>
-        <w:t xml:space="preserve"> </w:t>
-      </w:r>
-      <w:proofErr w:type="spellStart"/>
-      <w:r>
-        <w:rPr>
-          <w:color w:val="222222"/>
-          <w:sz w:val="26"/>
-          <w:szCs w:val="26"/>
-          <w:shd w:val="clear" w:color="auto" w:fill="FFFFFF"/>
-        </w:rPr>
-        <w:t>không</w:t>
-      </w:r>
-      <w:proofErr w:type="spellEnd"/>
-      <w:r>
-        <w:rPr>
-          <w:color w:val="222222"/>
-          <w:sz w:val="26"/>
-          <w:szCs w:val="26"/>
-          <w:shd w:val="clear" w:color="auto" w:fill="FFFFFF"/>
-        </w:rPr>
-        <w:t xml:space="preserve"> </w:t>
-      </w:r>
-      <w:proofErr w:type="spellStart"/>
-      <w:r>
-        <w:rPr>
-          <w:color w:val="222222"/>
-          <w:sz w:val="26"/>
-          <w:szCs w:val="26"/>
-          <w:shd w:val="clear" w:color="auto" w:fill="FFFFFF"/>
-        </w:rPr>
-        <w:t>đạt</w:t>
-      </w:r>
-      <w:proofErr w:type="spellEnd"/>
-      <w:r>
-        <w:rPr>
-          <w:color w:val="222222"/>
-          <w:sz w:val="26"/>
-          <w:szCs w:val="26"/>
-          <w:shd w:val="clear" w:color="auto" w:fill="FFFFFF"/>
-        </w:rPr>
-        <w:t xml:space="preserve"> </w:t>
-      </w:r>
-      <w:proofErr w:type="spellStart"/>
-      <w:r>
-        <w:rPr>
-          <w:color w:val="222222"/>
-          <w:sz w:val="26"/>
-          <w:szCs w:val="26"/>
-          <w:shd w:val="clear" w:color="auto" w:fill="FFFFFF"/>
-        </w:rPr>
-        <w:t>được</w:t>
-      </w:r>
-      <w:proofErr w:type="spellEnd"/>
-      <w:r>
-        <w:rPr>
-          <w:color w:val="222222"/>
-          <w:sz w:val="26"/>
-          <w:szCs w:val="26"/>
-          <w:shd w:val="clear" w:color="auto" w:fill="FFFFFF"/>
-        </w:rPr>
-        <w:t xml:space="preserve"> </w:t>
-      </w:r>
-      <w:proofErr w:type="spellStart"/>
-      <w:r>
-        <w:rPr>
-          <w:color w:val="222222"/>
-          <w:sz w:val="26"/>
-          <w:szCs w:val="26"/>
-          <w:shd w:val="clear" w:color="auto" w:fill="FFFFFF"/>
-        </w:rPr>
-        <w:t>kết</w:t>
-      </w:r>
-      <w:proofErr w:type="spellEnd"/>
-      <w:r>
-        <w:rPr>
-          <w:color w:val="222222"/>
-          <w:sz w:val="26"/>
-          <w:szCs w:val="26"/>
-          <w:shd w:val="clear" w:color="auto" w:fill="FFFFFF"/>
-        </w:rPr>
-        <w:t xml:space="preserve"> </w:t>
-      </w:r>
-      <w:proofErr w:type="spellStart"/>
-      <w:r>
-        <w:rPr>
-          <w:color w:val="222222"/>
-          <w:sz w:val="26"/>
-          <w:szCs w:val="26"/>
-          <w:shd w:val="clear" w:color="auto" w:fill="FFFFFF"/>
-        </w:rPr>
-        <w:t>quả</w:t>
-      </w:r>
-      <w:proofErr w:type="spellEnd"/>
-      <w:r>
-        <w:rPr>
-          <w:color w:val="222222"/>
-          <w:sz w:val="26"/>
-          <w:szCs w:val="26"/>
-          <w:shd w:val="clear" w:color="auto" w:fill="FFFFFF"/>
-        </w:rPr>
-        <w:t xml:space="preserve"> </w:t>
-      </w:r>
-      <w:proofErr w:type="spellStart"/>
-      <w:r>
-        <w:rPr>
-          <w:color w:val="222222"/>
-          <w:sz w:val="26"/>
-          <w:szCs w:val="26"/>
-          <w:shd w:val="clear" w:color="auto" w:fill="FFFFFF"/>
-        </w:rPr>
-        <w:t>thì</w:t>
-      </w:r>
-      <w:proofErr w:type="spellEnd"/>
-      <w:r>
-        <w:rPr>
-          <w:color w:val="222222"/>
-          <w:sz w:val="26"/>
-          <w:szCs w:val="26"/>
-          <w:shd w:val="clear" w:color="auto" w:fill="FFFFFF"/>
-        </w:rPr>
-        <w:t xml:space="preserve"> </w:t>
-      </w:r>
-      <w:proofErr w:type="spellStart"/>
-      <w:r>
-        <w:rPr>
-          <w:color w:val="222222"/>
-          <w:sz w:val="26"/>
-          <w:szCs w:val="26"/>
-          <w:shd w:val="clear" w:color="auto" w:fill="FFFFFF"/>
-        </w:rPr>
-        <w:t>bất</w:t>
-      </w:r>
-      <w:proofErr w:type="spellEnd"/>
-      <w:r>
-        <w:rPr>
-          <w:color w:val="222222"/>
-          <w:sz w:val="26"/>
-          <w:szCs w:val="26"/>
-          <w:shd w:val="clear" w:color="auto" w:fill="FFFFFF"/>
-        </w:rPr>
-        <w:t xml:space="preserve"> </w:t>
-      </w:r>
-      <w:proofErr w:type="spellStart"/>
-      <w:r>
-        <w:rPr>
-          <w:color w:val="222222"/>
-          <w:sz w:val="26"/>
-          <w:szCs w:val="26"/>
-          <w:shd w:val="clear" w:color="auto" w:fill="FFFFFF"/>
-        </w:rPr>
-        <w:t>kỳ</w:t>
-      </w:r>
-      <w:proofErr w:type="spellEnd"/>
-      <w:r>
-        <w:rPr>
-          <w:color w:val="222222"/>
-          <w:sz w:val="26"/>
-          <w:szCs w:val="26"/>
-          <w:shd w:val="clear" w:color="auto" w:fill="FFFFFF"/>
-        </w:rPr>
-        <w:t xml:space="preserve"> </w:t>
-      </w:r>
-      <w:proofErr w:type="spellStart"/>
-      <w:r>
-        <w:rPr>
-          <w:color w:val="222222"/>
-          <w:sz w:val="26"/>
-          <w:szCs w:val="26"/>
-          <w:shd w:val="clear" w:color="auto" w:fill="FFFFFF"/>
-        </w:rPr>
-        <w:t>bên</w:t>
-      </w:r>
-      <w:proofErr w:type="spellEnd"/>
-      <w:r>
-        <w:rPr>
-          <w:color w:val="222222"/>
-          <w:sz w:val="26"/>
-          <w:szCs w:val="26"/>
-          <w:shd w:val="clear" w:color="auto" w:fill="FFFFFF"/>
-        </w:rPr>
-        <w:t xml:space="preserve"> </w:t>
-      </w:r>
-      <w:proofErr w:type="spellStart"/>
-      <w:r>
-        <w:rPr>
-          <w:color w:val="222222"/>
-          <w:sz w:val="26"/>
-          <w:szCs w:val="26"/>
-          <w:shd w:val="clear" w:color="auto" w:fill="FFFFFF"/>
-        </w:rPr>
-        <w:t>nào</w:t>
-      </w:r>
-      <w:proofErr w:type="spellEnd"/>
-      <w:r>
-        <w:rPr>
-          <w:color w:val="222222"/>
-          <w:sz w:val="26"/>
-          <w:szCs w:val="26"/>
-          <w:shd w:val="clear" w:color="auto" w:fill="FFFFFF"/>
-        </w:rPr>
-        <w:t xml:space="preserve"> </w:t>
-      </w:r>
-      <w:proofErr w:type="spellStart"/>
-      <w:r>
-        <w:rPr>
-          <w:color w:val="222222"/>
-          <w:sz w:val="26"/>
-          <w:szCs w:val="26"/>
-          <w:shd w:val="clear" w:color="auto" w:fill="FFFFFF"/>
-        </w:rPr>
-        <w:t>cũng</w:t>
-      </w:r>
-      <w:proofErr w:type="spellEnd"/>
-      <w:r>
-        <w:rPr>
-          <w:color w:val="222222"/>
-          <w:sz w:val="26"/>
-          <w:szCs w:val="26"/>
-          <w:shd w:val="clear" w:color="auto" w:fill="FFFFFF"/>
-        </w:rPr>
-        <w:t xml:space="preserve"> </w:t>
-      </w:r>
-      <w:proofErr w:type="spellStart"/>
-      <w:r>
-        <w:rPr>
-          <w:color w:val="222222"/>
-          <w:sz w:val="26"/>
-          <w:szCs w:val="26"/>
-          <w:shd w:val="clear" w:color="auto" w:fill="FFFFFF"/>
-        </w:rPr>
-        <w:t>có</w:t>
-      </w:r>
-      <w:proofErr w:type="spellEnd"/>
-      <w:r>
-        <w:rPr>
-          <w:color w:val="222222"/>
-          <w:sz w:val="26"/>
-          <w:szCs w:val="26"/>
-          <w:shd w:val="clear" w:color="auto" w:fill="FFFFFF"/>
-        </w:rPr>
-        <w:t xml:space="preserve"> </w:t>
-      </w:r>
-      <w:proofErr w:type="spellStart"/>
-      <w:r>
-        <w:rPr>
-          <w:color w:val="222222"/>
-          <w:sz w:val="26"/>
-          <w:szCs w:val="26"/>
-          <w:shd w:val="clear" w:color="auto" w:fill="FFFFFF"/>
-        </w:rPr>
-        <w:t>quyền</w:t>
-      </w:r>
-      <w:proofErr w:type="spellEnd"/>
-      <w:r>
-        <w:rPr>
-          <w:color w:val="222222"/>
-          <w:sz w:val="26"/>
-          <w:szCs w:val="26"/>
-          <w:shd w:val="clear" w:color="auto" w:fill="FFFFFF"/>
-        </w:rPr>
-        <w:t xml:space="preserve"> </w:t>
-      </w:r>
-      <w:proofErr w:type="spellStart"/>
-      <w:r>
-        <w:rPr>
-          <w:color w:val="222222"/>
-          <w:sz w:val="26"/>
-          <w:szCs w:val="26"/>
-          <w:shd w:val="clear" w:color="auto" w:fill="FFFFFF"/>
-        </w:rPr>
-        <w:t>đưa</w:t>
-      </w:r>
-      <w:proofErr w:type="spellEnd"/>
-      <w:r>
-        <w:rPr>
-          <w:color w:val="222222"/>
-          <w:sz w:val="26"/>
-          <w:szCs w:val="26"/>
-          <w:shd w:val="clear" w:color="auto" w:fill="FFFFFF"/>
-        </w:rPr>
-        <w:t xml:space="preserve"> </w:t>
-      </w:r>
-      <w:proofErr w:type="spellStart"/>
-      <w:r>
-        <w:rPr>
-          <w:color w:val="222222"/>
-          <w:sz w:val="26"/>
-          <w:szCs w:val="26"/>
-          <w:shd w:val="clear" w:color="auto" w:fill="FFFFFF"/>
-        </w:rPr>
-        <w:t>tranh</w:t>
-      </w:r>
-      <w:proofErr w:type="spellEnd"/>
-      <w:r>
-        <w:rPr>
-          <w:color w:val="222222"/>
-          <w:sz w:val="26"/>
-          <w:szCs w:val="26"/>
-          <w:shd w:val="clear" w:color="auto" w:fill="FFFFFF"/>
-        </w:rPr>
-        <w:t xml:space="preserve"> </w:t>
-      </w:r>
-      <w:proofErr w:type="spellStart"/>
-      <w:r>
-        <w:rPr>
-          <w:color w:val="222222"/>
-          <w:sz w:val="26"/>
-          <w:szCs w:val="26"/>
-          <w:shd w:val="clear" w:color="auto" w:fill="FFFFFF"/>
-        </w:rPr>
-        <w:t>chấp</w:t>
-      </w:r>
-      <w:proofErr w:type="spellEnd"/>
-      <w:r>
-        <w:rPr>
-          <w:color w:val="222222"/>
-          <w:sz w:val="26"/>
-          <w:szCs w:val="26"/>
-          <w:shd w:val="clear" w:color="auto" w:fill="FFFFFF"/>
-        </w:rPr>
-        <w:t xml:space="preserve"> </w:t>
-      </w:r>
-      <w:proofErr w:type="spellStart"/>
-      <w:r>
-        <w:rPr>
-          <w:color w:val="222222"/>
-          <w:sz w:val="26"/>
-          <w:szCs w:val="26"/>
-          <w:shd w:val="clear" w:color="auto" w:fill="FFFFFF"/>
-        </w:rPr>
-        <w:t>ra</w:t>
-      </w:r>
-      <w:proofErr w:type="spellEnd"/>
-      <w:r>
-        <w:rPr>
-          <w:color w:val="222222"/>
-          <w:sz w:val="26"/>
-          <w:szCs w:val="26"/>
-          <w:shd w:val="clear" w:color="auto" w:fill="FFFFFF"/>
-        </w:rPr>
-        <w:t xml:space="preserve"> </w:t>
-      </w:r>
-      <w:proofErr w:type="spellStart"/>
-      <w:r>
-        <w:rPr>
-          <w:color w:val="222222"/>
-          <w:sz w:val="26"/>
-          <w:szCs w:val="26"/>
-          <w:shd w:val="clear" w:color="auto" w:fill="FFFFFF"/>
-        </w:rPr>
-        <w:t>Tòa</w:t>
-      </w:r>
-      <w:proofErr w:type="spellEnd"/>
-      <w:r>
-        <w:rPr>
-          <w:color w:val="222222"/>
-          <w:sz w:val="26"/>
-          <w:szCs w:val="26"/>
-          <w:shd w:val="clear" w:color="auto" w:fill="FFFFFF"/>
-        </w:rPr>
-        <w:t xml:space="preserve"> </w:t>
-      </w:r>
-      <w:proofErr w:type="spellStart"/>
-      <w:r>
-        <w:rPr>
-          <w:color w:val="222222"/>
-          <w:sz w:val="26"/>
-          <w:szCs w:val="26"/>
-          <w:shd w:val="clear" w:color="auto" w:fill="FFFFFF"/>
-        </w:rPr>
-        <w:t>án</w:t>
-      </w:r>
-      <w:proofErr w:type="spellEnd"/>
-      <w:r>
-        <w:rPr>
-          <w:color w:val="222222"/>
-          <w:sz w:val="26"/>
-          <w:szCs w:val="26"/>
-          <w:shd w:val="clear" w:color="auto" w:fill="FFFFFF"/>
-        </w:rPr>
-        <w:t xml:space="preserve"> </w:t>
-      </w:r>
-      <w:proofErr w:type="spellStart"/>
-      <w:r>
-        <w:rPr>
-          <w:color w:val="222222"/>
-          <w:sz w:val="26"/>
-          <w:szCs w:val="26"/>
-          <w:shd w:val="clear" w:color="auto" w:fill="FFFFFF"/>
-        </w:rPr>
-        <w:t>có</w:t>
-      </w:r>
-      <w:proofErr w:type="spellEnd"/>
-      <w:r>
-        <w:rPr>
-          <w:color w:val="222222"/>
-          <w:sz w:val="26"/>
-          <w:szCs w:val="26"/>
-          <w:shd w:val="clear" w:color="auto" w:fill="FFFFFF"/>
-        </w:rPr>
-        <w:t xml:space="preserve"> </w:t>
-      </w:r>
-      <w:proofErr w:type="spellStart"/>
-      <w:r>
-        <w:rPr>
-          <w:color w:val="222222"/>
-          <w:sz w:val="26"/>
-          <w:szCs w:val="26"/>
-          <w:shd w:val="clear" w:color="auto" w:fill="FFFFFF"/>
-        </w:rPr>
-        <w:t>thẩm</w:t>
-      </w:r>
-      <w:proofErr w:type="spellEnd"/>
-      <w:r>
-        <w:rPr>
-          <w:color w:val="222222"/>
-          <w:sz w:val="26"/>
-          <w:szCs w:val="26"/>
-          <w:shd w:val="clear" w:color="auto" w:fill="FFFFFF"/>
-        </w:rPr>
-        <w:t xml:space="preserve"> </w:t>
-      </w:r>
-      <w:proofErr w:type="spellStart"/>
-      <w:r>
-        <w:rPr>
-          <w:color w:val="222222"/>
-          <w:sz w:val="26"/>
-          <w:szCs w:val="26"/>
-          <w:shd w:val="clear" w:color="auto" w:fill="FFFFFF"/>
-        </w:rPr>
-        <w:t>quyền</w:t>
-      </w:r>
-      <w:proofErr w:type="spellEnd"/>
-      <w:r>
-        <w:rPr>
-          <w:color w:val="222222"/>
-          <w:sz w:val="26"/>
-          <w:szCs w:val="26"/>
-          <w:shd w:val="clear" w:color="auto" w:fill="FFFFFF"/>
-        </w:rPr>
-        <w:t xml:space="preserve"> </w:t>
-      </w:r>
-      <w:proofErr w:type="spellStart"/>
-      <w:r>
-        <w:rPr>
-          <w:color w:val="222222"/>
-          <w:sz w:val="26"/>
-          <w:szCs w:val="26"/>
-          <w:shd w:val="clear" w:color="auto" w:fill="FFFFFF"/>
-        </w:rPr>
-        <w:t>để</w:t>
-      </w:r>
-      <w:proofErr w:type="spellEnd"/>
-      <w:r>
-        <w:rPr>
-          <w:color w:val="222222"/>
-          <w:sz w:val="26"/>
-          <w:szCs w:val="26"/>
-          <w:shd w:val="clear" w:color="auto" w:fill="FFFFFF"/>
-        </w:rPr>
-        <w:t xml:space="preserve"> </w:t>
-      </w:r>
-      <w:proofErr w:type="spellStart"/>
-      <w:r>
-        <w:rPr>
-          <w:color w:val="222222"/>
-          <w:sz w:val="26"/>
-          <w:szCs w:val="26"/>
-          <w:shd w:val="clear" w:color="auto" w:fill="FFFFFF"/>
-        </w:rPr>
-        <w:t>giải</w:t>
-      </w:r>
-      <w:proofErr w:type="spellEnd"/>
-      <w:r>
-        <w:rPr>
-          <w:color w:val="222222"/>
-          <w:sz w:val="26"/>
-          <w:szCs w:val="26"/>
-          <w:shd w:val="clear" w:color="auto" w:fill="FFFFFF"/>
-        </w:rPr>
-        <w:t xml:space="preserve"> </w:t>
-      </w:r>
-      <w:proofErr w:type="spellStart"/>
-      <w:r>
-        <w:rPr>
-          <w:color w:val="222222"/>
-          <w:sz w:val="26"/>
-          <w:szCs w:val="26"/>
-          <w:shd w:val="clear" w:color="auto" w:fill="FFFFFF"/>
-        </w:rPr>
-        <w:t>quyết</w:t>
-      </w:r>
-      <w:proofErr w:type="spellEnd"/>
-      <w:r>
-        <w:rPr>
-          <w:color w:val="222222"/>
-          <w:sz w:val="26"/>
-          <w:szCs w:val="26"/>
-          <w:shd w:val="clear" w:color="auto" w:fill="FFFFFF"/>
-        </w:rPr>
-        <w:t>.</w:t>
+        <w:t>2. Trường hợp giải quyết tranh chấp nội bộ theo phương thức thương lượng, hòa giải không đạt được kết quả thì bất kỳ bên nào cũng có quyền đưa tranh chấp ra Tòa án có thẩm quyền để giải quyết.</w:t>
       </w:r>
     </w:p>
     <w:p>
@@ -11836,19 +6016,11 @@
       </w:pPr>
       <w:bookmarkStart w:id="6" w:name="_Hlk60645937"/>
       <w:bookmarkEnd w:id="4"/>
-      <w:proofErr w:type="spellStart"/>
-      <w:r>
-        <w:rPr>
-          <w:rFonts w:ascii="Times New Roman" w:hAnsi="Times New Roman"/>
-        </w:rPr>
-        <w:t>Chương</w:t>
-      </w:r>
-      <w:proofErr w:type="spellEnd"/>
-      <w:r>
-        <w:rPr>
-          <w:rFonts w:ascii="Times New Roman" w:hAnsi="Times New Roman"/>
-        </w:rPr>
-        <w:t xml:space="preserve"> </w:t>
+      <w:r>
+        <w:rPr>
+          <w:rFonts w:ascii="Times New Roman" w:hAnsi="Times New Roman"/>
+        </w:rPr>
+        <w:t xml:space="preserve">Chương </w:t>
       </w:r>
       <w:r>
         <w:rPr>
@@ -11942,44 +6114,8 @@
         <w:rPr>
           <w:rFonts w:ascii="Times New Roman" w:hAnsi="Times New Roman"/>
         </w:rPr>
-        <w:t xml:space="preserve">. </w:t>
-      </w:r>
-      <w:proofErr w:type="spellStart"/>
-      <w:r>
-        <w:rPr>
-          <w:rFonts w:ascii="Times New Roman" w:hAnsi="Times New Roman"/>
-        </w:rPr>
-        <w:t>Năm</w:t>
-      </w:r>
-      <w:proofErr w:type="spellEnd"/>
-      <w:r>
-        <w:rPr>
-          <w:rFonts w:ascii="Times New Roman" w:hAnsi="Times New Roman"/>
-        </w:rPr>
-        <w:t xml:space="preserve"> </w:t>
-      </w:r>
-      <w:proofErr w:type="spellStart"/>
-      <w:r>
-        <w:rPr>
-          <w:rFonts w:ascii="Times New Roman" w:hAnsi="Times New Roman"/>
-        </w:rPr>
-        <w:t>tài</w:t>
-      </w:r>
-      <w:proofErr w:type="spellEnd"/>
-      <w:r>
-        <w:rPr>
-          <w:rFonts w:ascii="Times New Roman" w:hAnsi="Times New Roman"/>
-        </w:rPr>
-        <w:t xml:space="preserve"> </w:t>
-      </w:r>
-      <w:proofErr w:type="spellStart"/>
-      <w:r>
-        <w:rPr>
-          <w:rFonts w:ascii="Times New Roman" w:hAnsi="Times New Roman"/>
-        </w:rPr>
-        <w:t>chính</w:t>
-      </w:r>
-      <w:proofErr w:type="spellEnd"/>
+        <w:t>. Năm tài chính</w:t>
+      </w:r>
     </w:p>
     <w:p>
       <w:pPr>
@@ -12038,19 +6174,11 @@
           <w:rFonts w:ascii="Times New Roman" w:hAnsi="Times New Roman"/>
         </w:rPr>
       </w:pPr>
-      <w:proofErr w:type="spellStart"/>
-      <w:r>
-        <w:rPr>
-          <w:rFonts w:ascii="Times New Roman" w:hAnsi="Times New Roman"/>
-        </w:rPr>
-        <w:t>Điều</w:t>
-      </w:r>
-      <w:proofErr w:type="spellEnd"/>
-      <w:r>
-        <w:rPr>
-          <w:rFonts w:ascii="Times New Roman" w:hAnsi="Times New Roman"/>
-        </w:rPr>
-        <w:t xml:space="preserve"> </w:t>
+      <w:r>
+        <w:rPr>
+          <w:rFonts w:ascii="Times New Roman" w:hAnsi="Times New Roman"/>
+        </w:rPr>
+        <w:t xml:space="preserve">Điều </w:t>
       </w:r>
       <w:r>
         <w:rPr>
@@ -12068,184 +6196,14 @@
         <w:rPr>
           <w:rFonts w:ascii="Times New Roman" w:hAnsi="Times New Roman"/>
         </w:rPr>
-        <w:t xml:space="preserve">. </w:t>
-      </w:r>
-      <w:proofErr w:type="spellStart"/>
-      <w:r>
-        <w:rPr>
-          <w:rFonts w:ascii="Times New Roman" w:hAnsi="Times New Roman"/>
-        </w:rPr>
-        <w:t>Phân</w:t>
-      </w:r>
-      <w:proofErr w:type="spellEnd"/>
-      <w:r>
-        <w:rPr>
-          <w:rFonts w:ascii="Times New Roman" w:hAnsi="Times New Roman"/>
-        </w:rPr>
-        <w:t xml:space="preserve"> </w:t>
-      </w:r>
-      <w:proofErr w:type="spellStart"/>
-      <w:r>
-        <w:rPr>
-          <w:rFonts w:ascii="Times New Roman" w:hAnsi="Times New Roman"/>
-        </w:rPr>
-        <w:t>phối</w:t>
-      </w:r>
-      <w:proofErr w:type="spellEnd"/>
-      <w:r>
-        <w:rPr>
-          <w:rFonts w:ascii="Times New Roman" w:hAnsi="Times New Roman"/>
-        </w:rPr>
-        <w:t xml:space="preserve"> </w:t>
-      </w:r>
-      <w:proofErr w:type="spellStart"/>
-      <w:r>
-        <w:rPr>
-          <w:rFonts w:ascii="Times New Roman" w:hAnsi="Times New Roman"/>
-        </w:rPr>
-        <w:t>lợi</w:t>
-      </w:r>
-      <w:proofErr w:type="spellEnd"/>
-      <w:r>
-        <w:rPr>
-          <w:rFonts w:ascii="Times New Roman" w:hAnsi="Times New Roman"/>
-        </w:rPr>
-        <w:t xml:space="preserve"> </w:t>
-      </w:r>
-      <w:proofErr w:type="spellStart"/>
-      <w:r>
-        <w:rPr>
-          <w:rFonts w:ascii="Times New Roman" w:hAnsi="Times New Roman"/>
-        </w:rPr>
-        <w:t>nhuận</w:t>
-      </w:r>
-      <w:proofErr w:type="spellEnd"/>
-      <w:r>
-        <w:rPr>
-          <w:rFonts w:ascii="Times New Roman" w:hAnsi="Times New Roman"/>
-        </w:rPr>
-        <w:t xml:space="preserve">, </w:t>
-      </w:r>
-      <w:proofErr w:type="spellStart"/>
-      <w:r>
-        <w:rPr>
-          <w:rFonts w:ascii="Times New Roman" w:hAnsi="Times New Roman"/>
-        </w:rPr>
-        <w:t>lập</w:t>
-      </w:r>
-      <w:proofErr w:type="spellEnd"/>
-      <w:r>
-        <w:rPr>
-          <w:rFonts w:ascii="Times New Roman" w:hAnsi="Times New Roman"/>
-        </w:rPr>
-        <w:t xml:space="preserve"> </w:t>
-      </w:r>
-      <w:proofErr w:type="spellStart"/>
-      <w:r>
-        <w:rPr>
-          <w:rFonts w:ascii="Times New Roman" w:hAnsi="Times New Roman"/>
-        </w:rPr>
-        <w:t>quỹ</w:t>
-      </w:r>
-      <w:proofErr w:type="spellEnd"/>
-      <w:r>
-        <w:rPr>
-          <w:rFonts w:ascii="Times New Roman" w:hAnsi="Times New Roman"/>
-        </w:rPr>
-        <w:t xml:space="preserve">, Nguyên </w:t>
-      </w:r>
-      <w:proofErr w:type="spellStart"/>
-      <w:r>
-        <w:rPr>
-          <w:rFonts w:ascii="Times New Roman" w:hAnsi="Times New Roman"/>
-        </w:rPr>
-        <w:t>tắc</w:t>
-      </w:r>
-      <w:proofErr w:type="spellEnd"/>
-      <w:r>
-        <w:rPr>
-          <w:rFonts w:ascii="Times New Roman" w:hAnsi="Times New Roman"/>
-        </w:rPr>
-        <w:t xml:space="preserve"> </w:t>
-      </w:r>
-      <w:proofErr w:type="spellStart"/>
-      <w:r>
-        <w:rPr>
-          <w:rFonts w:ascii="Times New Roman" w:hAnsi="Times New Roman"/>
-        </w:rPr>
-        <w:t>xử</w:t>
-      </w:r>
-      <w:proofErr w:type="spellEnd"/>
-      <w:r>
-        <w:rPr>
-          <w:rFonts w:ascii="Times New Roman" w:hAnsi="Times New Roman"/>
-        </w:rPr>
-        <w:t xml:space="preserve"> </w:t>
-      </w:r>
-      <w:proofErr w:type="spellStart"/>
-      <w:r>
-        <w:rPr>
-          <w:rFonts w:ascii="Times New Roman" w:hAnsi="Times New Roman"/>
-        </w:rPr>
-        <w:t>lý</w:t>
-      </w:r>
-      <w:proofErr w:type="spellEnd"/>
-      <w:r>
-        <w:rPr>
-          <w:rFonts w:ascii="Times New Roman" w:hAnsi="Times New Roman"/>
-        </w:rPr>
-        <w:t xml:space="preserve"> </w:t>
-      </w:r>
-      <w:proofErr w:type="spellStart"/>
-      <w:r>
-        <w:rPr>
-          <w:rFonts w:ascii="Times New Roman" w:hAnsi="Times New Roman"/>
-        </w:rPr>
-        <w:t>lỗ</w:t>
-      </w:r>
-      <w:proofErr w:type="spellEnd"/>
-      <w:r>
-        <w:rPr>
-          <w:rFonts w:ascii="Times New Roman" w:hAnsi="Times New Roman"/>
-        </w:rPr>
-        <w:t xml:space="preserve"> </w:t>
-      </w:r>
-      <w:proofErr w:type="spellStart"/>
-      <w:r>
-        <w:rPr>
-          <w:rFonts w:ascii="Times New Roman" w:hAnsi="Times New Roman"/>
-        </w:rPr>
-        <w:t>trong</w:t>
-      </w:r>
-      <w:proofErr w:type="spellEnd"/>
-      <w:r>
-        <w:rPr>
-          <w:rFonts w:ascii="Times New Roman" w:hAnsi="Times New Roman"/>
-        </w:rPr>
-        <w:t xml:space="preserve"> </w:t>
-      </w:r>
-      <w:proofErr w:type="spellStart"/>
-      <w:r>
-        <w:rPr>
-          <w:rFonts w:ascii="Times New Roman" w:hAnsi="Times New Roman"/>
-        </w:rPr>
-        <w:t>kinh</w:t>
-      </w:r>
-      <w:proofErr w:type="spellEnd"/>
-      <w:r>
-        <w:rPr>
-          <w:rFonts w:ascii="Times New Roman" w:hAnsi="Times New Roman"/>
-        </w:rPr>
-        <w:t xml:space="preserve"> </w:t>
-      </w:r>
-      <w:proofErr w:type="spellStart"/>
-      <w:r>
-        <w:rPr>
-          <w:rFonts w:ascii="Times New Roman" w:hAnsi="Times New Roman"/>
-        </w:rPr>
-        <w:t>doanh</w:t>
-      </w:r>
-      <w:proofErr w:type="spellEnd"/>
+        <w:t>. Phân phối lợi nhuận, lập quỹ</w:t>
+      </w:r>
+      <w:r>
+        <w:rPr>
+          <w:rFonts w:ascii="Times New Roman" w:hAnsi="Times New Roman"/>
+        </w:rPr>
+        <w:t>, Nguyên tắc xử lý lỗ trong kinh doanh</w:t>
+      </w:r>
     </w:p>
     <w:p>
       <w:pPr>
@@ -12432,19 +6390,11 @@
           <w:rFonts w:ascii="Times New Roman" w:hAnsi="Times New Roman"/>
         </w:rPr>
       </w:pPr>
-      <w:proofErr w:type="spellStart"/>
-      <w:r>
-        <w:rPr>
-          <w:rFonts w:ascii="Times New Roman" w:hAnsi="Times New Roman"/>
-        </w:rPr>
-        <w:t>Chương</w:t>
-      </w:r>
-      <w:proofErr w:type="spellEnd"/>
-      <w:r>
-        <w:rPr>
-          <w:rFonts w:ascii="Times New Roman" w:hAnsi="Times New Roman"/>
-        </w:rPr>
-        <w:t xml:space="preserve"> V</w:t>
+      <w:r>
+        <w:rPr>
+          <w:rFonts w:ascii="Times New Roman" w:hAnsi="Times New Roman"/>
+        </w:rPr>
+        <w:t>Chương V</w:t>
       </w:r>
     </w:p>
     <w:p>
@@ -12498,19 +6448,11 @@
           <w:lang w:val="nl-NL"/>
         </w:rPr>
       </w:pPr>
-      <w:proofErr w:type="spellStart"/>
-      <w:r>
-        <w:rPr>
-          <w:rFonts w:ascii="Times New Roman" w:hAnsi="Times New Roman"/>
-        </w:rPr>
-        <w:t>Điều</w:t>
-      </w:r>
-      <w:proofErr w:type="spellEnd"/>
-      <w:r>
-        <w:rPr>
-          <w:rFonts w:ascii="Times New Roman" w:hAnsi="Times New Roman"/>
-        </w:rPr>
-        <w:t xml:space="preserve"> </w:t>
+      <w:r>
+        <w:rPr>
+          <w:rFonts w:ascii="Times New Roman" w:hAnsi="Times New Roman"/>
+        </w:rPr>
+        <w:t xml:space="preserve">Điều </w:t>
       </w:r>
       <w:r>
         <w:rPr>
@@ -12528,16 +6470,8 @@
         <w:rPr>
           <w:rFonts w:ascii="Times New Roman" w:hAnsi="Times New Roman"/>
         </w:rPr>
-        <w:t xml:space="preserve">. Thành </w:t>
-      </w:r>
-      <w:proofErr w:type="spellStart"/>
-      <w:r>
-        <w:rPr>
-          <w:rFonts w:ascii="Times New Roman" w:hAnsi="Times New Roman"/>
-        </w:rPr>
-        <w:t>lập</w:t>
-      </w:r>
-      <w:proofErr w:type="spellEnd"/>
+        <w:t>. Thành lập</w:t>
+      </w:r>
       <w:r>
         <w:rPr>
           <w:rFonts w:ascii="Times New Roman" w:hAnsi="Times New Roman"/>
@@ -12651,19 +6585,11 @@
           <w:rFonts w:ascii="Times New Roman" w:hAnsi="Times New Roman"/>
         </w:rPr>
       </w:pPr>
-      <w:proofErr w:type="spellStart"/>
-      <w:r>
-        <w:rPr>
-          <w:rFonts w:ascii="Times New Roman" w:hAnsi="Times New Roman"/>
-        </w:rPr>
-        <w:t>Điều</w:t>
-      </w:r>
-      <w:proofErr w:type="spellEnd"/>
-      <w:r>
-        <w:rPr>
-          <w:rFonts w:ascii="Times New Roman" w:hAnsi="Times New Roman"/>
-        </w:rPr>
-        <w:t xml:space="preserve"> </w:t>
+      <w:r>
+        <w:rPr>
+          <w:rFonts w:ascii="Times New Roman" w:hAnsi="Times New Roman"/>
+        </w:rPr>
+        <w:t xml:space="preserve">Điều </w:t>
       </w:r>
       <w:r>
         <w:rPr>
@@ -12682,114 +6608,8 @@
         <w:rPr>
           <w:rFonts w:ascii="Times New Roman" w:hAnsi="Times New Roman"/>
         </w:rPr>
-        <w:t xml:space="preserve">Các </w:t>
-      </w:r>
-      <w:proofErr w:type="spellStart"/>
-      <w:r>
-        <w:rPr>
-          <w:rFonts w:ascii="Times New Roman" w:hAnsi="Times New Roman"/>
-        </w:rPr>
-        <w:t>trường</w:t>
-      </w:r>
-      <w:proofErr w:type="spellEnd"/>
-      <w:r>
-        <w:rPr>
-          <w:rFonts w:ascii="Times New Roman" w:hAnsi="Times New Roman"/>
-        </w:rPr>
-        <w:t xml:space="preserve"> </w:t>
-      </w:r>
-      <w:proofErr w:type="spellStart"/>
-      <w:r>
-        <w:rPr>
-          <w:rFonts w:ascii="Times New Roman" w:hAnsi="Times New Roman"/>
-        </w:rPr>
-        <w:t>hợp</w:t>
-      </w:r>
-      <w:proofErr w:type="spellEnd"/>
-      <w:r>
-        <w:rPr>
-          <w:rFonts w:ascii="Times New Roman" w:hAnsi="Times New Roman"/>
-        </w:rPr>
-        <w:t xml:space="preserve"> </w:t>
-      </w:r>
-      <w:proofErr w:type="spellStart"/>
-      <w:r>
-        <w:rPr>
-          <w:rFonts w:ascii="Times New Roman" w:hAnsi="Times New Roman"/>
-        </w:rPr>
-        <w:t>và</w:t>
-      </w:r>
-      <w:proofErr w:type="spellEnd"/>
-      <w:r>
-        <w:rPr>
-          <w:rFonts w:ascii="Times New Roman" w:hAnsi="Times New Roman"/>
-        </w:rPr>
-        <w:t xml:space="preserve"> </w:t>
-      </w:r>
-      <w:proofErr w:type="spellStart"/>
-      <w:r>
-        <w:rPr>
-          <w:rFonts w:ascii="Times New Roman" w:hAnsi="Times New Roman"/>
-        </w:rPr>
-        <w:t>điều</w:t>
-      </w:r>
-      <w:proofErr w:type="spellEnd"/>
-      <w:r>
-        <w:rPr>
-          <w:rFonts w:ascii="Times New Roman" w:hAnsi="Times New Roman"/>
-        </w:rPr>
-        <w:t xml:space="preserve"> </w:t>
-      </w:r>
-      <w:proofErr w:type="spellStart"/>
-      <w:r>
-        <w:rPr>
-          <w:rFonts w:ascii="Times New Roman" w:hAnsi="Times New Roman"/>
-        </w:rPr>
-        <w:t>kiện</w:t>
-      </w:r>
-      <w:proofErr w:type="spellEnd"/>
-      <w:r>
-        <w:rPr>
-          <w:rFonts w:ascii="Times New Roman" w:hAnsi="Times New Roman"/>
-        </w:rPr>
-        <w:t xml:space="preserve"> </w:t>
-      </w:r>
-      <w:proofErr w:type="spellStart"/>
-      <w:r>
-        <w:rPr>
-          <w:rFonts w:ascii="Times New Roman" w:hAnsi="Times New Roman"/>
-        </w:rPr>
-        <w:t>giải</w:t>
-      </w:r>
-      <w:proofErr w:type="spellEnd"/>
-      <w:r>
-        <w:rPr>
-          <w:rFonts w:ascii="Times New Roman" w:hAnsi="Times New Roman"/>
-        </w:rPr>
-        <w:t xml:space="preserve"> </w:t>
-      </w:r>
-      <w:proofErr w:type="spellStart"/>
-      <w:r>
-        <w:rPr>
-          <w:rFonts w:ascii="Times New Roman" w:hAnsi="Times New Roman"/>
-        </w:rPr>
-        <w:t>thể</w:t>
-      </w:r>
-      <w:proofErr w:type="spellEnd"/>
-      <w:r>
-        <w:rPr>
-          <w:rFonts w:ascii="Times New Roman" w:hAnsi="Times New Roman"/>
-        </w:rPr>
-        <w:t xml:space="preserve"> </w:t>
-      </w:r>
-      <w:proofErr w:type="spellStart"/>
-      <w:r>
-        <w:rPr>
-          <w:rFonts w:ascii="Times New Roman" w:hAnsi="Times New Roman"/>
-        </w:rPr>
-        <w:t>doanh</w:t>
-      </w:r>
-      <w:proofErr w:type="spellEnd"/>
+        <w:t>Các trường hợp và điều kiện giải thể doanh</w:t>
+      </w:r>
       <w:r>
         <w:rPr>
           <w:rStyle w:val="apple-converted-space"/>
@@ -12799,14 +6619,12 @@
         <w:t> </w:t>
       </w:r>
       <w:bookmarkEnd w:id="7"/>
-      <w:proofErr w:type="spellStart"/>
       <w:r>
         <w:rPr>
           <w:rFonts w:ascii="Times New Roman" w:hAnsi="Times New Roman"/>
         </w:rPr>
         <w:t>nghiệp</w:t>
       </w:r>
-      <w:proofErr w:type="spellEnd"/>
     </w:p>
     <w:p>
       <w:pPr>
@@ -12948,248 +6766,62 @@
           <w:rFonts w:ascii="Times New Roman" w:hAnsi="Times New Roman"/>
         </w:rPr>
       </w:pPr>
-      <w:proofErr w:type="spellStart"/>
-      <w:r>
-        <w:rPr>
-          <w:rFonts w:ascii="Times New Roman" w:hAnsi="Times New Roman"/>
-        </w:rPr>
-        <w:t>Điều</w:t>
-      </w:r>
-      <w:proofErr w:type="spellEnd"/>
-      <w:r>
-        <w:rPr>
-          <w:rFonts w:ascii="Times New Roman" w:hAnsi="Times New Roman"/>
+      <w:r>
+        <w:rPr>
+          <w:rFonts w:ascii="Times New Roman" w:hAnsi="Times New Roman"/>
+        </w:rPr>
+        <w:t xml:space="preserve">Điều </w:t>
+      </w:r>
+      <w:r>
+        <w:rPr>
+          <w:rFonts w:ascii="Times New Roman" w:hAnsi="Times New Roman"/>
+        </w:rPr>
+        <w:t>18</w:t>
+      </w:r>
+      <w:r>
+        <w:rPr>
+          <w:rFonts w:ascii="Times New Roman" w:hAnsi="Times New Roman"/>
+        </w:rPr>
+        <w:t>. Trình tự, thủ tục thanh lý tài sản và giải thể doanh nghiệp</w:t>
+      </w:r>
+    </w:p>
+    <w:p>
+      <w:pPr>
+        <w:spacing w:line="240" w:lineRule="auto"/>
+        <w:ind w:firstLine="360"/>
+        <w:rPr>
+          <w:sz w:val="26"/>
+          <w:szCs w:val="26"/>
+          <w:lang w:val="vi-VN"/>
+        </w:rPr>
+      </w:pPr>
+      <w:bookmarkStart w:id="8" w:name="_Hlk60645556"/>
+      <w:r>
+        <w:rPr>
+          <w:sz w:val="26"/>
+          <w:szCs w:val="26"/>
+          <w:lang w:val="vi-VN"/>
+        </w:rPr>
+        <w:t xml:space="preserve">Việc giải thể doanh nghiệp trong các trường hợp quy định </w:t>
+      </w:r>
+      <w:r>
+        <w:rPr>
+          <w:sz w:val="26"/>
+          <w:szCs w:val="26"/>
+        </w:rPr>
+        <w:t>tại</w:t>
+      </w:r>
+      <w:r>
+        <w:rPr>
+          <w:color w:val="FF0000"/>
+          <w:sz w:val="26"/>
+          <w:szCs w:val="26"/>
+          <w:lang w:val="vi-VN"/>
         </w:rPr>
         <w:t xml:space="preserve"> </w:t>
       </w:r>
       <w:r>
         <w:rPr>
-          <w:rFonts w:ascii="Times New Roman" w:hAnsi="Times New Roman"/>
-        </w:rPr>
-        <w:t>18</w:t>
-      </w:r>
-      <w:r>
-        <w:rPr>
-          <w:rFonts w:ascii="Times New Roman" w:hAnsi="Times New Roman"/>
-        </w:rPr>
-        <w:t xml:space="preserve">. </w:t>
-      </w:r>
-      <w:proofErr w:type="spellStart"/>
-      <w:r>
-        <w:rPr>
-          <w:rFonts w:ascii="Times New Roman" w:hAnsi="Times New Roman"/>
-        </w:rPr>
-        <w:t>Trình</w:t>
-      </w:r>
-      <w:proofErr w:type="spellEnd"/>
-      <w:r>
-        <w:rPr>
-          <w:rFonts w:ascii="Times New Roman" w:hAnsi="Times New Roman"/>
-        </w:rPr>
-        <w:t xml:space="preserve"> </w:t>
-      </w:r>
-      <w:proofErr w:type="spellStart"/>
-      <w:r>
-        <w:rPr>
-          <w:rFonts w:ascii="Times New Roman" w:hAnsi="Times New Roman"/>
-        </w:rPr>
-        <w:t>tự</w:t>
-      </w:r>
-      <w:proofErr w:type="spellEnd"/>
-      <w:r>
-        <w:rPr>
-          <w:rFonts w:ascii="Times New Roman" w:hAnsi="Times New Roman"/>
-        </w:rPr>
-        <w:t xml:space="preserve">, </w:t>
-      </w:r>
-      <w:proofErr w:type="spellStart"/>
-      <w:r>
-        <w:rPr>
-          <w:rFonts w:ascii="Times New Roman" w:hAnsi="Times New Roman"/>
-        </w:rPr>
-        <w:t>thủ</w:t>
-      </w:r>
-      <w:proofErr w:type="spellEnd"/>
-      <w:r>
-        <w:rPr>
-          <w:rFonts w:ascii="Times New Roman" w:hAnsi="Times New Roman"/>
-        </w:rPr>
-        <w:t xml:space="preserve"> </w:t>
-      </w:r>
-      <w:proofErr w:type="spellStart"/>
-      <w:r>
-        <w:rPr>
-          <w:rFonts w:ascii="Times New Roman" w:hAnsi="Times New Roman"/>
-        </w:rPr>
-        <w:t>tục</w:t>
-      </w:r>
-      <w:proofErr w:type="spellEnd"/>
-      <w:r>
-        <w:rPr>
-          <w:rFonts w:ascii="Times New Roman" w:hAnsi="Times New Roman"/>
-        </w:rPr>
-        <w:t xml:space="preserve"> </w:t>
-      </w:r>
-      <w:proofErr w:type="spellStart"/>
-      <w:r>
-        <w:rPr>
-          <w:rFonts w:ascii="Times New Roman" w:hAnsi="Times New Roman"/>
-        </w:rPr>
-        <w:t>thanh</w:t>
-      </w:r>
-      <w:proofErr w:type="spellEnd"/>
-      <w:r>
-        <w:rPr>
-          <w:rFonts w:ascii="Times New Roman" w:hAnsi="Times New Roman"/>
-        </w:rPr>
-        <w:t xml:space="preserve"> </w:t>
-      </w:r>
-      <w:proofErr w:type="spellStart"/>
-      <w:r>
-        <w:rPr>
-          <w:rFonts w:ascii="Times New Roman" w:hAnsi="Times New Roman"/>
-        </w:rPr>
-        <w:t>lý</w:t>
-      </w:r>
-      <w:proofErr w:type="spellEnd"/>
-      <w:r>
-        <w:rPr>
-          <w:rFonts w:ascii="Times New Roman" w:hAnsi="Times New Roman"/>
-        </w:rPr>
-        <w:t xml:space="preserve"> </w:t>
-      </w:r>
-      <w:proofErr w:type="spellStart"/>
-      <w:r>
-        <w:rPr>
-          <w:rFonts w:ascii="Times New Roman" w:hAnsi="Times New Roman"/>
-        </w:rPr>
-        <w:t>tài</w:t>
-      </w:r>
-      <w:proofErr w:type="spellEnd"/>
-      <w:r>
-        <w:rPr>
-          <w:rFonts w:ascii="Times New Roman" w:hAnsi="Times New Roman"/>
-        </w:rPr>
-        <w:t xml:space="preserve"> </w:t>
-      </w:r>
-      <w:proofErr w:type="spellStart"/>
-      <w:r>
-        <w:rPr>
-          <w:rFonts w:ascii="Times New Roman" w:hAnsi="Times New Roman"/>
-        </w:rPr>
-        <w:t>sản</w:t>
-      </w:r>
-      <w:proofErr w:type="spellEnd"/>
-      <w:r>
-        <w:rPr>
-          <w:rFonts w:ascii="Times New Roman" w:hAnsi="Times New Roman"/>
-        </w:rPr>
-        <w:t xml:space="preserve"> </w:t>
-      </w:r>
-      <w:proofErr w:type="spellStart"/>
-      <w:r>
-        <w:rPr>
-          <w:rFonts w:ascii="Times New Roman" w:hAnsi="Times New Roman"/>
-        </w:rPr>
-        <w:t>và</w:t>
-      </w:r>
-      <w:proofErr w:type="spellEnd"/>
-      <w:r>
-        <w:rPr>
-          <w:rFonts w:ascii="Times New Roman" w:hAnsi="Times New Roman"/>
-        </w:rPr>
-        <w:t xml:space="preserve"> </w:t>
-      </w:r>
-      <w:proofErr w:type="spellStart"/>
-      <w:r>
-        <w:rPr>
-          <w:rFonts w:ascii="Times New Roman" w:hAnsi="Times New Roman"/>
-        </w:rPr>
-        <w:t>giải</w:t>
-      </w:r>
-      <w:proofErr w:type="spellEnd"/>
-      <w:r>
-        <w:rPr>
-          <w:rFonts w:ascii="Times New Roman" w:hAnsi="Times New Roman"/>
-        </w:rPr>
-        <w:t xml:space="preserve"> </w:t>
-      </w:r>
-      <w:proofErr w:type="spellStart"/>
-      <w:r>
-        <w:rPr>
-          <w:rFonts w:ascii="Times New Roman" w:hAnsi="Times New Roman"/>
-        </w:rPr>
-        <w:t>thể</w:t>
-      </w:r>
-      <w:proofErr w:type="spellEnd"/>
-      <w:r>
-        <w:rPr>
-          <w:rFonts w:ascii="Times New Roman" w:hAnsi="Times New Roman"/>
-        </w:rPr>
-        <w:t xml:space="preserve"> </w:t>
-      </w:r>
-      <w:proofErr w:type="spellStart"/>
-      <w:r>
-        <w:rPr>
-          <w:rFonts w:ascii="Times New Roman" w:hAnsi="Times New Roman"/>
-        </w:rPr>
-        <w:t>doanh</w:t>
-      </w:r>
-      <w:proofErr w:type="spellEnd"/>
-      <w:r>
-        <w:rPr>
-          <w:rFonts w:ascii="Times New Roman" w:hAnsi="Times New Roman"/>
-        </w:rPr>
-        <w:t xml:space="preserve"> </w:t>
-      </w:r>
-      <w:proofErr w:type="spellStart"/>
-      <w:r>
-        <w:rPr>
-          <w:rFonts w:ascii="Times New Roman" w:hAnsi="Times New Roman"/>
-        </w:rPr>
-        <w:t>nghiệp</w:t>
-      </w:r>
-      <w:proofErr w:type="spellEnd"/>
-    </w:p>
-    <w:p>
-      <w:pPr>
-        <w:spacing w:line="240" w:lineRule="auto"/>
-        <w:ind w:firstLine="360"/>
-        <w:rPr>
-          <w:sz w:val="26"/>
-          <w:szCs w:val="26"/>
-          <w:lang w:val="vi-VN"/>
-        </w:rPr>
-      </w:pPr>
-      <w:bookmarkStart w:id="8" w:name="_Hlk60645556"/>
-      <w:r>
-        <w:rPr>
-          <w:sz w:val="26"/>
-          <w:szCs w:val="26"/>
-          <w:lang w:val="vi-VN"/>
-        </w:rPr>
-        <w:t xml:space="preserve">Việc giải thể doanh nghiệp trong các trường hợp quy định </w:t>
-      </w:r>
-      <w:proofErr w:type="spellStart"/>
-      <w:r>
-        <w:rPr>
-          <w:sz w:val="26"/>
-          <w:szCs w:val="26"/>
-        </w:rPr>
-        <w:t>tại</w:t>
-      </w:r>
-      <w:proofErr w:type="spellEnd"/>
-      <w:r>
-        <w:rPr>
-          <w:color w:val="FF0000"/>
-          <w:sz w:val="26"/>
-          <w:szCs w:val="26"/>
-          <w:lang w:val="vi-VN"/>
-        </w:rPr>
-        <w:t xml:space="preserve"> </w:t>
-      </w:r>
-      <w:r>
-        <w:rPr>
           <w:sz w:val="26"/>
           <w:szCs w:val="26"/>
           <w:lang w:val="vi-VN"/>
@@ -13538,20 +7170,12 @@
           <w:rFonts w:ascii="Times New Roman" w:hAnsi="Times New Roman"/>
         </w:rPr>
       </w:pPr>
-      <w:proofErr w:type="spellStart"/>
       <w:r>
         <w:rPr>
           <w:rFonts w:ascii="Times New Roman" w:hAnsi="Times New Roman"/>
         </w:rPr>
         <w:lastRenderedPageBreak/>
-        <w:t>Chương</w:t>
-      </w:r>
-      <w:proofErr w:type="spellEnd"/>
-      <w:r>
-        <w:rPr>
-          <w:rFonts w:ascii="Times New Roman" w:hAnsi="Times New Roman"/>
-        </w:rPr>
-        <w:t xml:space="preserve"> VI</w:t>
+        <w:t>Chương VI</w:t>
       </w:r>
     </w:p>
     <w:p>
@@ -13598,19 +7222,11 @@
           <w:rFonts w:ascii="Times New Roman" w:hAnsi="Times New Roman"/>
         </w:rPr>
       </w:pPr>
-      <w:proofErr w:type="spellStart"/>
-      <w:r>
-        <w:rPr>
-          <w:rFonts w:ascii="Times New Roman" w:hAnsi="Times New Roman"/>
-        </w:rPr>
-        <w:t>Điều</w:t>
-      </w:r>
-      <w:proofErr w:type="spellEnd"/>
-      <w:r>
-        <w:rPr>
-          <w:rFonts w:ascii="Times New Roman" w:hAnsi="Times New Roman"/>
-        </w:rPr>
-        <w:t xml:space="preserve"> </w:t>
+      <w:r>
+        <w:rPr>
+          <w:rFonts w:ascii="Times New Roman" w:hAnsi="Times New Roman"/>
+        </w:rPr>
+        <w:t xml:space="preserve">Điều </w:t>
       </w:r>
       <w:r>
         <w:rPr>
@@ -13622,58 +7238,8 @@
         <w:rPr>
           <w:rFonts w:ascii="Times New Roman" w:hAnsi="Times New Roman"/>
         </w:rPr>
-        <w:t xml:space="preserve">. Hiệu </w:t>
-      </w:r>
-      <w:proofErr w:type="spellStart"/>
-      <w:r>
-        <w:rPr>
-          <w:rFonts w:ascii="Times New Roman" w:hAnsi="Times New Roman"/>
-        </w:rPr>
-        <w:t>lực</w:t>
-      </w:r>
-      <w:proofErr w:type="spellEnd"/>
-      <w:r>
-        <w:rPr>
-          <w:rFonts w:ascii="Times New Roman" w:hAnsi="Times New Roman"/>
-        </w:rPr>
-        <w:t xml:space="preserve"> </w:t>
-      </w:r>
-      <w:proofErr w:type="spellStart"/>
-      <w:r>
-        <w:rPr>
-          <w:rFonts w:ascii="Times New Roman" w:hAnsi="Times New Roman"/>
-        </w:rPr>
-        <w:t>của</w:t>
-      </w:r>
-      <w:proofErr w:type="spellEnd"/>
-      <w:r>
-        <w:rPr>
-          <w:rFonts w:ascii="Times New Roman" w:hAnsi="Times New Roman"/>
-        </w:rPr>
-        <w:t xml:space="preserve"> </w:t>
-      </w:r>
-      <w:proofErr w:type="spellStart"/>
-      <w:r>
-        <w:rPr>
-          <w:rFonts w:ascii="Times New Roman" w:hAnsi="Times New Roman"/>
-        </w:rPr>
-        <w:t>Điều</w:t>
-      </w:r>
-      <w:proofErr w:type="spellEnd"/>
-      <w:r>
-        <w:rPr>
-          <w:rFonts w:ascii="Times New Roman" w:hAnsi="Times New Roman"/>
-        </w:rPr>
-        <w:t xml:space="preserve"> </w:t>
-      </w:r>
-      <w:proofErr w:type="spellStart"/>
-      <w:r>
-        <w:rPr>
-          <w:rFonts w:ascii="Times New Roman" w:hAnsi="Times New Roman"/>
-        </w:rPr>
-        <w:t>lệ</w:t>
-      </w:r>
-      <w:proofErr w:type="spellEnd"/>
+        <w:t>. Hiệu lực của Điều lệ</w:t>
+      </w:r>
     </w:p>
     <w:p>
       <w:pPr>
@@ -13701,19 +7267,11 @@
           <w:rFonts w:ascii="Times New Roman" w:hAnsi="Times New Roman"/>
         </w:rPr>
       </w:pPr>
-      <w:proofErr w:type="spellStart"/>
-      <w:r>
-        <w:rPr>
-          <w:rFonts w:ascii="Times New Roman" w:hAnsi="Times New Roman"/>
-        </w:rPr>
-        <w:t>Điều</w:t>
-      </w:r>
-      <w:proofErr w:type="spellEnd"/>
-      <w:r>
-        <w:rPr>
-          <w:rFonts w:ascii="Times New Roman" w:hAnsi="Times New Roman"/>
-        </w:rPr>
-        <w:t xml:space="preserve"> </w:t>
+      <w:r>
+        <w:rPr>
+          <w:rFonts w:ascii="Times New Roman" w:hAnsi="Times New Roman"/>
+        </w:rPr>
+        <w:t xml:space="preserve">Điều </w:t>
       </w:r>
       <w:r>
         <w:rPr>
@@ -13731,156 +7289,8 @@
         <w:rPr>
           <w:rFonts w:ascii="Times New Roman" w:hAnsi="Times New Roman"/>
         </w:rPr>
-        <w:t xml:space="preserve">.  </w:t>
-      </w:r>
-      <w:proofErr w:type="spellStart"/>
-      <w:r>
-        <w:rPr>
-          <w:rFonts w:ascii="Times New Roman" w:hAnsi="Times New Roman"/>
-        </w:rPr>
-        <w:t>Thể</w:t>
-      </w:r>
-      <w:proofErr w:type="spellEnd"/>
-      <w:r>
-        <w:rPr>
-          <w:rFonts w:ascii="Times New Roman" w:hAnsi="Times New Roman"/>
-        </w:rPr>
-        <w:t xml:space="preserve"> </w:t>
-      </w:r>
-      <w:proofErr w:type="spellStart"/>
-      <w:r>
-        <w:rPr>
-          <w:rFonts w:ascii="Times New Roman" w:hAnsi="Times New Roman"/>
-        </w:rPr>
-        <w:t>thức</w:t>
-      </w:r>
-      <w:proofErr w:type="spellEnd"/>
-      <w:r>
-        <w:rPr>
-          <w:rFonts w:ascii="Times New Roman" w:hAnsi="Times New Roman"/>
-        </w:rPr>
-        <w:t xml:space="preserve"> </w:t>
-      </w:r>
-      <w:proofErr w:type="spellStart"/>
-      <w:r>
-        <w:rPr>
-          <w:rFonts w:ascii="Times New Roman" w:hAnsi="Times New Roman"/>
-        </w:rPr>
-        <w:t>sửa</w:t>
-      </w:r>
-      <w:proofErr w:type="spellEnd"/>
-      <w:r>
-        <w:rPr>
-          <w:rFonts w:ascii="Times New Roman" w:hAnsi="Times New Roman"/>
-        </w:rPr>
-        <w:t xml:space="preserve"> </w:t>
-      </w:r>
-      <w:proofErr w:type="spellStart"/>
-      <w:r>
-        <w:rPr>
-          <w:rFonts w:ascii="Times New Roman" w:hAnsi="Times New Roman"/>
-        </w:rPr>
-        <w:t>đổi</w:t>
-      </w:r>
-      <w:proofErr w:type="spellEnd"/>
-      <w:r>
-        <w:rPr>
-          <w:rFonts w:ascii="Times New Roman" w:hAnsi="Times New Roman"/>
-        </w:rPr>
-        <w:t xml:space="preserve">, </w:t>
-      </w:r>
-      <w:proofErr w:type="spellStart"/>
-      <w:r>
-        <w:rPr>
-          <w:rFonts w:ascii="Times New Roman" w:hAnsi="Times New Roman"/>
-        </w:rPr>
-        <w:t>bổ</w:t>
-      </w:r>
-      <w:proofErr w:type="spellEnd"/>
-      <w:r>
-        <w:rPr>
-          <w:rFonts w:ascii="Times New Roman" w:hAnsi="Times New Roman"/>
-        </w:rPr>
-        <w:t xml:space="preserve"> sung </w:t>
-      </w:r>
-      <w:proofErr w:type="spellStart"/>
-      <w:r>
-        <w:rPr>
-          <w:rFonts w:ascii="Times New Roman" w:hAnsi="Times New Roman"/>
-        </w:rPr>
-        <w:t>các</w:t>
-      </w:r>
-      <w:proofErr w:type="spellEnd"/>
-      <w:r>
-        <w:rPr>
-          <w:rFonts w:ascii="Times New Roman" w:hAnsi="Times New Roman"/>
-        </w:rPr>
-        <w:t xml:space="preserve"> </w:t>
-      </w:r>
-      <w:proofErr w:type="spellStart"/>
-      <w:r>
-        <w:rPr>
-          <w:rFonts w:ascii="Times New Roman" w:hAnsi="Times New Roman"/>
-        </w:rPr>
-        <w:t>điều</w:t>
-      </w:r>
-      <w:proofErr w:type="spellEnd"/>
-      <w:r>
-        <w:rPr>
-          <w:rFonts w:ascii="Times New Roman" w:hAnsi="Times New Roman"/>
-        </w:rPr>
-        <w:t xml:space="preserve">, </w:t>
-      </w:r>
-      <w:proofErr w:type="spellStart"/>
-      <w:r>
-        <w:rPr>
-          <w:rFonts w:ascii="Times New Roman" w:hAnsi="Times New Roman"/>
-        </w:rPr>
-        <w:t>khoản</w:t>
-      </w:r>
-      <w:proofErr w:type="spellEnd"/>
-      <w:r>
-        <w:rPr>
-          <w:rFonts w:ascii="Times New Roman" w:hAnsi="Times New Roman"/>
-        </w:rPr>
-        <w:t xml:space="preserve"> </w:t>
-      </w:r>
-      <w:proofErr w:type="spellStart"/>
-      <w:r>
-        <w:rPr>
-          <w:rFonts w:ascii="Times New Roman" w:hAnsi="Times New Roman"/>
-        </w:rPr>
-        <w:t>của</w:t>
-      </w:r>
-      <w:proofErr w:type="spellEnd"/>
-      <w:r>
-        <w:rPr>
-          <w:rFonts w:ascii="Times New Roman" w:hAnsi="Times New Roman"/>
-        </w:rPr>
-        <w:t xml:space="preserve"> </w:t>
-      </w:r>
-      <w:proofErr w:type="spellStart"/>
-      <w:r>
-        <w:rPr>
-          <w:rFonts w:ascii="Times New Roman" w:hAnsi="Times New Roman"/>
-        </w:rPr>
-        <w:t>Điều</w:t>
-      </w:r>
-      <w:proofErr w:type="spellEnd"/>
-      <w:r>
-        <w:rPr>
-          <w:rFonts w:ascii="Times New Roman" w:hAnsi="Times New Roman"/>
-        </w:rPr>
-        <w:t xml:space="preserve"> </w:t>
-      </w:r>
-      <w:proofErr w:type="spellStart"/>
-      <w:r>
-        <w:rPr>
-          <w:rFonts w:ascii="Times New Roman" w:hAnsi="Times New Roman"/>
-        </w:rPr>
-        <w:t>lệ</w:t>
-      </w:r>
-      <w:proofErr w:type="spellEnd"/>
+        <w:t>.  Thể thức sửa đổi, bổ sung các điều, khoản của Điều lệ</w:t>
+      </w:r>
     </w:p>
     <w:p>
       <w:pPr>
@@ -14150,19 +7560,11 @@
           <w:rFonts w:ascii="Times New Roman" w:hAnsi="Times New Roman"/>
         </w:rPr>
       </w:pPr>
-      <w:proofErr w:type="spellStart"/>
-      <w:r>
-        <w:rPr>
-          <w:rFonts w:ascii="Times New Roman" w:hAnsi="Times New Roman"/>
-        </w:rPr>
-        <w:t>Điều</w:t>
-      </w:r>
-      <w:proofErr w:type="spellEnd"/>
-      <w:r>
-        <w:rPr>
-          <w:rFonts w:ascii="Times New Roman" w:hAnsi="Times New Roman"/>
-        </w:rPr>
-        <w:t xml:space="preserve"> </w:t>
+      <w:r>
+        <w:rPr>
+          <w:rFonts w:ascii="Times New Roman" w:hAnsi="Times New Roman"/>
+        </w:rPr>
+        <w:t xml:space="preserve">Điều </w:t>
       </w:r>
       <w:r>
         <w:rPr>
@@ -14181,58 +7583,8 @@
         <w:rPr>
           <w:rFonts w:ascii="Times New Roman" w:hAnsi="Times New Roman"/>
         </w:rPr>
-        <w:t xml:space="preserve">. </w:t>
-      </w:r>
-      <w:proofErr w:type="spellStart"/>
-      <w:r>
-        <w:rPr>
-          <w:rFonts w:ascii="Times New Roman" w:hAnsi="Times New Roman"/>
-        </w:rPr>
-        <w:t>Điều</w:t>
-      </w:r>
-      <w:proofErr w:type="spellEnd"/>
-      <w:r>
-        <w:rPr>
-          <w:rFonts w:ascii="Times New Roman" w:hAnsi="Times New Roman"/>
-        </w:rPr>
-        <w:t xml:space="preserve"> </w:t>
-      </w:r>
-      <w:proofErr w:type="spellStart"/>
-      <w:r>
-        <w:rPr>
-          <w:rFonts w:ascii="Times New Roman" w:hAnsi="Times New Roman"/>
-        </w:rPr>
-        <w:t>khoản</w:t>
-      </w:r>
-      <w:proofErr w:type="spellEnd"/>
-      <w:r>
-        <w:rPr>
-          <w:rFonts w:ascii="Times New Roman" w:hAnsi="Times New Roman"/>
-        </w:rPr>
-        <w:t xml:space="preserve"> </w:t>
-      </w:r>
-      <w:proofErr w:type="spellStart"/>
-      <w:r>
-        <w:rPr>
-          <w:rFonts w:ascii="Times New Roman" w:hAnsi="Times New Roman"/>
-        </w:rPr>
-        <w:t>cuối</w:t>
-      </w:r>
-      <w:proofErr w:type="spellEnd"/>
-      <w:r>
-        <w:rPr>
-          <w:rFonts w:ascii="Times New Roman" w:hAnsi="Times New Roman"/>
-        </w:rPr>
-        <w:t xml:space="preserve"> </w:t>
-      </w:r>
-      <w:proofErr w:type="spellStart"/>
-      <w:r>
-        <w:rPr>
-          <w:rFonts w:ascii="Times New Roman" w:hAnsi="Times New Roman"/>
-        </w:rPr>
-        <w:t>cùng</w:t>
-      </w:r>
-      <w:proofErr w:type="spellEnd"/>
+        <w:t>. Điều khoản cuối cùng</w:t>
+      </w:r>
     </w:p>
     <w:p>
       <w:pPr>
@@ -14785,41 +8137,13 @@
         <w:u w:val="single"/>
       </w:rPr>
     </w:pPr>
-    <w:proofErr w:type="spellStart"/>
     <w:r>
       <w:rPr>
         <w:sz w:val="16"/>
         <w:szCs w:val="16"/>
         <w:u w:val="single"/>
       </w:rPr>
-      <w:t>Điều</w:t>
-    </w:r>
-    <w:proofErr w:type="spellEnd"/>
-    <w:r>
-      <w:rPr>
-        <w:sz w:val="16"/>
-        <w:szCs w:val="16"/>
-        <w:u w:val="single"/>
-      </w:rPr>
-      <w:t xml:space="preserve"> </w:t>
-    </w:r>
-    <w:proofErr w:type="spellStart"/>
-    <w:r>
-      <w:rPr>
-        <w:sz w:val="16"/>
-        <w:szCs w:val="16"/>
-        <w:u w:val="single"/>
-      </w:rPr>
-      <w:t>lệ</w:t>
-    </w:r>
-    <w:proofErr w:type="spellEnd"/>
-    <w:r>
-      <w:rPr>
-        <w:sz w:val="16"/>
-        <w:szCs w:val="16"/>
-        <w:u w:val="single"/>
-      </w:rPr>
-      <w:t xml:space="preserve"> </w:t>
+      <w:t xml:space="preserve">Điều lệ </w:t>
     </w:r>
     <w:r>
       <w:rPr>
@@ -14843,43 +8167,7 @@
         <w:szCs w:val="16"/>
         <w:u w:val="single"/>
       </w:rPr>
-      <w:t xml:space="preserve">TNHH 1 TV </w:t>
-    </w:r>
-    <w:proofErr w:type="spellStart"/>
-    <w:r>
-      <w:rPr>
-        <w:sz w:val="16"/>
-        <w:szCs w:val="16"/>
-        <w:u w:val="single"/>
-      </w:rPr>
-      <w:t>theo</w:t>
-    </w:r>
-    <w:proofErr w:type="spellEnd"/>
-    <w:r>
-      <w:rPr>
-        <w:sz w:val="16"/>
-        <w:szCs w:val="16"/>
-        <w:u w:val="single"/>
-      </w:rPr>
-      <w:t xml:space="preserve"> LDN </w:t>
-    </w:r>
-    <w:proofErr w:type="spellStart"/>
-    <w:r>
-      <w:rPr>
-        <w:sz w:val="16"/>
-        <w:szCs w:val="16"/>
-        <w:u w:val="single"/>
-      </w:rPr>
-      <w:t>số</w:t>
-    </w:r>
-    <w:proofErr w:type="spellEnd"/>
-    <w:r>
-      <w:rPr>
-        <w:sz w:val="16"/>
-        <w:szCs w:val="16"/>
-        <w:u w:val="single"/>
-      </w:rPr>
-      <w:t xml:space="preserve"> 59/2020/QH14 (LDN 2020)</w:t>
+      <w:t>TNHH 1 TV theo LDN số 59/2020/QH14 (LDN 2020)</w:t>
     </w:r>
   </w:p>
   <w:p>
@@ -14902,41 +8190,13 @@
         <w:u w:val="single"/>
       </w:rPr>
     </w:pPr>
-    <w:proofErr w:type="spellStart"/>
     <w:r>
       <w:rPr>
         <w:sz w:val="16"/>
         <w:szCs w:val="16"/>
         <w:u w:val="single"/>
       </w:rPr>
-      <w:t>Điều</w:t>
-    </w:r>
-    <w:proofErr w:type="spellEnd"/>
-    <w:r>
-      <w:rPr>
-        <w:sz w:val="16"/>
-        <w:szCs w:val="16"/>
-        <w:u w:val="single"/>
-      </w:rPr>
-      <w:t xml:space="preserve"> </w:t>
-    </w:r>
-    <w:proofErr w:type="spellStart"/>
-    <w:r>
-      <w:rPr>
-        <w:sz w:val="16"/>
-        <w:szCs w:val="16"/>
-        <w:u w:val="single"/>
-      </w:rPr>
-      <w:t>lệ</w:t>
-    </w:r>
-    <w:proofErr w:type="spellEnd"/>
-    <w:r>
-      <w:rPr>
-        <w:sz w:val="16"/>
-        <w:szCs w:val="16"/>
-        <w:u w:val="single"/>
-      </w:rPr>
-      <w:t xml:space="preserve"> </w:t>
+      <w:t xml:space="preserve">Điều lệ </w:t>
     </w:r>
     <w:r>
       <w:rPr>
@@ -14960,43 +8220,7 @@
         <w:szCs w:val="16"/>
         <w:u w:val="single"/>
       </w:rPr>
-      <w:t xml:space="preserve">TNHH 1 TV </w:t>
-    </w:r>
-    <w:proofErr w:type="spellStart"/>
-    <w:r>
-      <w:rPr>
-        <w:sz w:val="16"/>
-        <w:szCs w:val="16"/>
-        <w:u w:val="single"/>
-      </w:rPr>
-      <w:t>theo</w:t>
-    </w:r>
-    <w:proofErr w:type="spellEnd"/>
-    <w:r>
-      <w:rPr>
-        <w:sz w:val="16"/>
-        <w:szCs w:val="16"/>
-        <w:u w:val="single"/>
-      </w:rPr>
-      <w:t xml:space="preserve"> LDN </w:t>
-    </w:r>
-    <w:proofErr w:type="spellStart"/>
-    <w:r>
-      <w:rPr>
-        <w:sz w:val="16"/>
-        <w:szCs w:val="16"/>
-        <w:u w:val="single"/>
-      </w:rPr>
-      <w:t>số</w:t>
-    </w:r>
-    <w:proofErr w:type="spellEnd"/>
-    <w:r>
-      <w:rPr>
-        <w:sz w:val="16"/>
-        <w:szCs w:val="16"/>
-        <w:u w:val="single"/>
-      </w:rPr>
-      <w:t xml:space="preserve"> 59/2020/QH14 (LDN 2020)</w:t>
+      <w:t>TNHH 1 TV theo LDN số 59/2020/QH14 (LDN 2020)</w:t>
     </w:r>
   </w:p>
   <w:p>
